--- a/Rockbasespectral_11_0.75eV/Status_10e16.docx
+++ b/Rockbasespectral_11_0.75eV/Status_10e16.docx
@@ -687,136 +687,26 @@
                 <w:lang w:val="en-US" w:eastAsia="zh-CN"/>
               </w:rPr>
             </w:pPr>
-            <w:r>
-              <w:rPr>
-                <w:rFonts w:hint="eastAsia"/>
-                <w:vertAlign w:val="baseline"/>
-                <w:lang w:val="en-US" w:eastAsia="zh-CN"/>
-              </w:rPr>
-              <w:t>▲0.9840</w:t>
-            </w:r>
-          </w:p>
-          <w:p>
-            <w:pPr>
-              <w:rPr>
-                <w:rFonts w:hint="eastAsia"/>
-                <w:vertAlign w:val="baseline"/>
-                <w:lang w:val="en-US" w:eastAsia="zh-CN"/>
-              </w:rPr>
-            </w:pPr>
-            <w:r>
-              <w:rPr>
-                <w:rFonts w:hint="eastAsia"/>
-                <w:vertAlign w:val="baseline"/>
-                <w:lang w:val="en-US" w:eastAsia="zh-CN"/>
-              </w:rPr>
-              <w:t>★0.9834</w:t>
-            </w:r>
-          </w:p>
-          <w:p>
-            <w:pPr>
-              <w:rPr>
-                <w:rFonts w:hint="default"/>
-                <w:vertAlign w:val="baseline"/>
-                <w:lang w:val="en-US" w:eastAsia="zh-CN"/>
-              </w:rPr>
-            </w:pPr>
-            <w:r>
-              <w:rPr>
-                <w:rFonts w:hint="eastAsia"/>
-                <w:vertAlign w:val="baseline"/>
-                <w:lang w:val="en-US" w:eastAsia="zh-CN"/>
-              </w:rPr>
-              <w:t>✦0.9762</w:t>
-            </w:r>
-          </w:p>
-        </w:tc>
-        <w:tc>
-          <w:tcPr>
-            <w:tcW w:w="1012" w:type="dxa"/>
-          </w:tcPr>
-          <w:p>
-            <w:pPr>
-              <w:rPr>
-                <w:rFonts w:hint="default"/>
-                <w:vertAlign w:val="baseline"/>
-                <w:lang w:val="en-US" w:eastAsia="zh-CN"/>
-              </w:rPr>
-            </w:pPr>
-            <w:r>
-              <w:rPr>
-                <w:rFonts w:hint="eastAsia"/>
-                <w:vertAlign w:val="baseline"/>
-                <w:lang w:val="en-US" w:eastAsia="zh-CN"/>
-              </w:rPr>
-              <w:t>▲0.9739</w:t>
-            </w:r>
-          </w:p>
-          <w:p>
-            <w:pPr>
-              <w:rPr>
-                <w:rFonts w:hint="eastAsia"/>
-                <w:vertAlign w:val="baseline"/>
-                <w:lang w:val="en-US" w:eastAsia="zh-CN"/>
-              </w:rPr>
-            </w:pPr>
-            <w:r>
-              <w:rPr>
-                <w:rFonts w:hint="eastAsia"/>
-                <w:vertAlign w:val="baseline"/>
-                <w:lang w:val="en-US" w:eastAsia="zh-CN"/>
-              </w:rPr>
-              <w:t>★0.9828</w:t>
-            </w:r>
-          </w:p>
-          <w:p>
-            <w:pPr>
-              <w:rPr>
-                <w:rFonts w:hint="default"/>
-                <w:vertAlign w:val="baseline"/>
-                <w:lang w:val="en-US" w:eastAsia="zh-CN"/>
-              </w:rPr>
-            </w:pPr>
-            <w:r>
-              <w:rPr>
-                <w:rFonts w:hint="eastAsia"/>
-                <w:vertAlign w:val="baseline"/>
-                <w:lang w:val="en-US" w:eastAsia="zh-CN"/>
-              </w:rPr>
-              <w:t>✦0.9064</w:t>
-            </w:r>
-          </w:p>
-          <w:p>
-            <w:pPr>
-              <w:rPr>
-                <w:rFonts w:hint="default"/>
-                <w:vertAlign w:val="baseline"/>
-                <w:lang w:val="en-US" w:eastAsia="zh-CN"/>
-              </w:rPr>
-            </w:pPr>
-          </w:p>
-        </w:tc>
-        <w:tc>
-          <w:tcPr>
-            <w:tcW w:w="1012" w:type="dxa"/>
-          </w:tcPr>
-          <w:p>
-            <w:pPr>
-              <w:rPr>
-                <w:rFonts w:hint="default"/>
-                <w:vertAlign w:val="baseline"/>
-                <w:lang w:val="en-US" w:eastAsia="zh-CN"/>
-              </w:rPr>
-            </w:pPr>
-            <w:r>
-              <w:rPr>
-                <w:rFonts w:hint="eastAsia"/>
-                <w:vertAlign w:val="baseline"/>
-                <w:lang w:val="en-US" w:eastAsia="zh-CN"/>
-              </w:rPr>
-              <w:t>▲0.9591</w:t>
-            </w:r>
-          </w:p>
+          </w:p>
+        </w:tc>
+        <w:tc>
+          <w:tcPr>
+            <w:tcW w:w="1012" w:type="dxa"/>
+          </w:tcPr>
+          <w:p>
+            <w:pPr>
+              <w:rPr>
+                <w:rFonts w:hint="default"/>
+                <w:vertAlign w:val="baseline"/>
+                <w:lang w:val="en-US" w:eastAsia="zh-CN"/>
+              </w:rPr>
+            </w:pPr>
+          </w:p>
+        </w:tc>
+        <w:tc>
+          <w:tcPr>
+            <w:tcW w:w="1012" w:type="dxa"/>
+          </w:tcPr>
           <w:p>
             <w:pPr>
               <w:rPr>
@@ -825,287 +715,76 @@
                 <w:lang w:val="en-US" w:eastAsia="zh-CN"/>
               </w:rPr>
             </w:pPr>
-            <w:r>
-              <w:rPr>
-                <w:rFonts w:hint="eastAsia"/>
-                <w:vertAlign w:val="baseline"/>
-                <w:lang w:val="en-US" w:eastAsia="zh-CN"/>
-              </w:rPr>
-              <w:t>★0.9760</w:t>
-            </w:r>
-          </w:p>
-          <w:p>
-            <w:pPr>
-              <w:rPr>
-                <w:rFonts w:hint="default" w:eastAsiaTheme="minorEastAsia"/>
-                <w:vertAlign w:val="baseline"/>
-                <w:lang w:val="en-US" w:eastAsia="zh-CN"/>
-              </w:rPr>
-            </w:pPr>
-          </w:p>
-        </w:tc>
-        <w:tc>
-          <w:tcPr>
-            <w:tcW w:w="1012" w:type="dxa"/>
-          </w:tcPr>
-          <w:p>
-            <w:pPr>
-              <w:rPr>
-                <w:rFonts w:hint="default"/>
-                <w:vertAlign w:val="baseline"/>
-                <w:lang w:val="en-US" w:eastAsia="zh-CN"/>
-              </w:rPr>
-            </w:pPr>
-            <w:r>
-              <w:rPr>
-                <w:rFonts w:hint="eastAsia"/>
-                <w:vertAlign w:val="baseline"/>
-                <w:lang w:val="en-US" w:eastAsia="zh-CN"/>
-              </w:rPr>
-              <w:t>▲0.9145</w:t>
-            </w:r>
-          </w:p>
-          <w:p>
-            <w:pPr>
-              <w:rPr>
-                <w:rFonts w:hint="eastAsia"/>
-                <w:vertAlign w:val="baseline"/>
-                <w:lang w:val="en-US" w:eastAsia="zh-CN"/>
-              </w:rPr>
-            </w:pPr>
-            <w:r>
-              <w:rPr>
-                <w:rFonts w:hint="eastAsia"/>
-                <w:vertAlign w:val="baseline"/>
-                <w:lang w:val="en-US" w:eastAsia="zh-CN"/>
-              </w:rPr>
-              <w:t>★0.9148</w:t>
-            </w:r>
-          </w:p>
-          <w:p>
-            <w:pPr>
-              <w:rPr>
-                <w:rFonts w:hint="default"/>
-                <w:vertAlign w:val="baseline"/>
-                <w:lang w:val="en-US" w:eastAsia="zh-CN"/>
-              </w:rPr>
-            </w:pPr>
-            <w:r>
-              <w:rPr>
-                <w:rFonts w:hint="eastAsia"/>
-                <w:vertAlign w:val="baseline"/>
-                <w:lang w:val="en-US" w:eastAsia="zh-CN"/>
-              </w:rPr>
-              <w:t>✦0.9037</w:t>
-            </w:r>
-          </w:p>
-        </w:tc>
-        <w:tc>
-          <w:tcPr>
-            <w:tcW w:w="1012" w:type="dxa"/>
-          </w:tcPr>
-          <w:p>
-            <w:pPr>
-              <w:rPr>
-                <w:rFonts w:hint="default"/>
-                <w:vertAlign w:val="baseline"/>
-                <w:lang w:val="en-US" w:eastAsia="zh-CN"/>
-              </w:rPr>
-            </w:pPr>
-            <w:r>
-              <w:rPr>
-                <w:rFonts w:hint="eastAsia"/>
-                <w:vertAlign w:val="baseline"/>
-                <w:lang w:val="en-US" w:eastAsia="zh-CN"/>
-              </w:rPr>
-              <w:t>▲0.9862</w:t>
-            </w:r>
-          </w:p>
-          <w:p>
-            <w:pPr>
-              <w:rPr>
-                <w:rFonts w:hint="eastAsia"/>
-                <w:vertAlign w:val="baseline"/>
-                <w:lang w:val="en-US" w:eastAsia="zh-CN"/>
-              </w:rPr>
-            </w:pPr>
-            <w:r>
-              <w:rPr>
-                <w:rFonts w:hint="eastAsia"/>
-                <w:vertAlign w:val="baseline"/>
-                <w:lang w:val="en-US" w:eastAsia="zh-CN"/>
-              </w:rPr>
-              <w:t>★0.9845</w:t>
-            </w:r>
-          </w:p>
-          <w:p>
-            <w:pPr>
-              <w:rPr>
-                <w:rFonts w:hint="default"/>
-                <w:vertAlign w:val="baseline"/>
-                <w:lang w:val="en-US" w:eastAsia="zh-CN"/>
-              </w:rPr>
-            </w:pPr>
-            <w:r>
-              <w:rPr>
-                <w:rFonts w:hint="eastAsia"/>
-                <w:vertAlign w:val="baseline"/>
-                <w:lang w:val="en-US" w:eastAsia="zh-CN"/>
-              </w:rPr>
-              <w:t>✦0.9586</w:t>
-            </w:r>
-          </w:p>
-        </w:tc>
-        <w:tc>
-          <w:tcPr>
-            <w:tcW w:w="1012" w:type="dxa"/>
-          </w:tcPr>
-          <w:p>
-            <w:pPr>
-              <w:rPr>
-                <w:rFonts w:hint="default"/>
-                <w:vertAlign w:val="baseline"/>
-                <w:lang w:val="en-US" w:eastAsia="zh-CN"/>
-              </w:rPr>
-            </w:pPr>
-            <w:r>
-              <w:rPr>
-                <w:rFonts w:hint="eastAsia"/>
-                <w:vertAlign w:val="baseline"/>
-                <w:lang w:val="en-US" w:eastAsia="zh-CN"/>
-              </w:rPr>
-              <w:t>▲0.8399</w:t>
-            </w:r>
-          </w:p>
-          <w:p>
-            <w:pPr>
-              <w:rPr>
-                <w:rFonts w:hint="eastAsia"/>
-                <w:vertAlign w:val="baseline"/>
-                <w:lang w:val="en-US" w:eastAsia="zh-CN"/>
-              </w:rPr>
-            </w:pPr>
-            <w:r>
-              <w:rPr>
-                <w:rFonts w:hint="eastAsia"/>
-                <w:vertAlign w:val="baseline"/>
-                <w:lang w:val="en-US" w:eastAsia="zh-CN"/>
-              </w:rPr>
-              <w:t>★0.8644</w:t>
-            </w:r>
-          </w:p>
-          <w:p>
-            <w:pPr>
-              <w:rPr>
-                <w:rFonts w:hint="default"/>
-                <w:vertAlign w:val="baseline"/>
-                <w:lang w:val="en-US" w:eastAsia="zh-CN"/>
-              </w:rPr>
-            </w:pPr>
-            <w:r>
-              <w:rPr>
-                <w:rFonts w:hint="eastAsia"/>
-                <w:vertAlign w:val="baseline"/>
-                <w:lang w:val="en-US" w:eastAsia="zh-CN"/>
-              </w:rPr>
-              <w:t>✦0.8641</w:t>
-            </w:r>
-          </w:p>
-        </w:tc>
-        <w:tc>
-          <w:tcPr>
-            <w:tcW w:w="1012" w:type="dxa"/>
-          </w:tcPr>
-          <w:p>
-            <w:pPr>
-              <w:rPr>
-                <w:rFonts w:hint="eastAsia"/>
-                <w:vertAlign w:val="baseline"/>
-                <w:lang w:val="en-US" w:eastAsia="zh-CN"/>
-              </w:rPr>
-            </w:pPr>
-          </w:p>
-          <w:p>
-            <w:pPr>
-              <w:rPr>
-                <w:rFonts w:hint="eastAsia"/>
-                <w:vertAlign w:val="baseline"/>
-                <w:lang w:val="en-US" w:eastAsia="zh-CN"/>
-              </w:rPr>
-            </w:pPr>
-            <w:r>
-              <w:rPr>
-                <w:rFonts w:hint="eastAsia"/>
-                <w:vertAlign w:val="baseline"/>
-                <w:lang w:val="en-US" w:eastAsia="zh-CN"/>
-              </w:rPr>
-              <w:t>★0.5032</w:t>
-            </w:r>
-          </w:p>
-          <w:p>
-            <w:pPr>
-              <w:rPr>
-                <w:rFonts w:hint="default"/>
-                <w:vertAlign w:val="baseline"/>
-                <w:lang w:val="en-US" w:eastAsia="zh-CN"/>
-              </w:rPr>
-            </w:pPr>
-          </w:p>
-        </w:tc>
-        <w:tc>
-          <w:tcPr>
-            <w:tcW w:w="1012" w:type="dxa"/>
-          </w:tcPr>
-          <w:p>
-            <w:pPr>
-              <w:rPr>
-                <w:rFonts w:hint="default"/>
-                <w:vertAlign w:val="baseline"/>
-                <w:lang w:val="en-US" w:eastAsia="zh-CN"/>
-              </w:rPr>
-            </w:pPr>
-            <w:r>
-              <w:rPr>
-                <w:rFonts w:hint="eastAsia"/>
-                <w:vertAlign w:val="baseline"/>
-                <w:lang w:val="en-US" w:eastAsia="zh-CN"/>
-              </w:rPr>
-              <w:t>▲0.8073</w:t>
-            </w:r>
-          </w:p>
-          <w:p>
-            <w:pPr>
-              <w:rPr>
-                <w:rFonts w:hint="eastAsia"/>
-                <w:vertAlign w:val="baseline"/>
-                <w:lang w:val="en-US" w:eastAsia="zh-CN"/>
-              </w:rPr>
-            </w:pPr>
-            <w:r>
-              <w:rPr>
-                <w:rFonts w:hint="eastAsia"/>
-                <w:vertAlign w:val="baseline"/>
-                <w:lang w:val="en-US" w:eastAsia="zh-CN"/>
-              </w:rPr>
-              <w:t>★0.8266</w:t>
-            </w:r>
-          </w:p>
-          <w:p>
-            <w:pPr>
-              <w:rPr>
-                <w:rFonts w:hint="default"/>
-                <w:vertAlign w:val="baseline"/>
-                <w:lang w:val="en-US" w:eastAsia="zh-CN"/>
-              </w:rPr>
-            </w:pPr>
-            <w:r>
-              <w:rPr>
-                <w:rFonts w:hint="eastAsia"/>
-                <w:vertAlign w:val="baseline"/>
-                <w:lang w:val="en-US" w:eastAsia="zh-CN"/>
-              </w:rPr>
-              <w:t>✦0.8113</w:t>
-            </w:r>
+          </w:p>
+        </w:tc>
+        <w:tc>
+          <w:tcPr>
+            <w:tcW w:w="1012" w:type="dxa"/>
+          </w:tcPr>
+          <w:p>
+            <w:pPr>
+              <w:rPr>
+                <w:rFonts w:hint="default"/>
+                <w:vertAlign w:val="baseline"/>
+                <w:lang w:val="en-US" w:eastAsia="zh-CN"/>
+              </w:rPr>
+            </w:pPr>
+          </w:p>
+        </w:tc>
+        <w:tc>
+          <w:tcPr>
+            <w:tcW w:w="1012" w:type="dxa"/>
+          </w:tcPr>
+          <w:p>
+            <w:pPr>
+              <w:rPr>
+                <w:rFonts w:hint="default"/>
+                <w:vertAlign w:val="baseline"/>
+                <w:lang w:val="en-US" w:eastAsia="zh-CN"/>
+              </w:rPr>
+            </w:pPr>
+          </w:p>
+        </w:tc>
+        <w:tc>
+          <w:tcPr>
+            <w:tcW w:w="1012" w:type="dxa"/>
+          </w:tcPr>
+          <w:p>
+            <w:pPr>
+              <w:rPr>
+                <w:rFonts w:hint="default"/>
+                <w:vertAlign w:val="baseline"/>
+                <w:lang w:val="en-US" w:eastAsia="zh-CN"/>
+              </w:rPr>
+            </w:pPr>
+          </w:p>
+        </w:tc>
+        <w:tc>
+          <w:tcPr>
+            <w:tcW w:w="1012" w:type="dxa"/>
+          </w:tcPr>
+          <w:p>
+            <w:pPr>
+              <w:rPr>
+                <w:rFonts w:hint="default"/>
+                <w:vertAlign w:val="baseline"/>
+                <w:lang w:val="en-US" w:eastAsia="zh-CN"/>
+              </w:rPr>
+            </w:pPr>
+          </w:p>
+        </w:tc>
+        <w:tc>
+          <w:tcPr>
+            <w:tcW w:w="1012" w:type="dxa"/>
+          </w:tcPr>
+          <w:p>
+            <w:pPr>
+              <w:rPr>
+                <w:rFonts w:hint="default"/>
+                <w:vertAlign w:val="baseline"/>
+                <w:lang w:val="en-US" w:eastAsia="zh-CN"/>
+              </w:rPr>
+            </w:pPr>
           </w:p>
         </w:tc>
         <w:tc>
@@ -1334,416 +1013,104 @@
                 <w:lang w:val="en-US" w:eastAsia="zh-CN"/>
               </w:rPr>
             </w:pPr>
-            <w:r>
-              <w:rPr>
-                <w:rFonts w:hint="eastAsia"/>
-                <w:vertAlign w:val="baseline"/>
-                <w:lang w:val="en-US" w:eastAsia="zh-CN"/>
-              </w:rPr>
-              <w:t>▲0.9851</w:t>
-            </w:r>
-          </w:p>
-          <w:p>
-            <w:pPr>
-              <w:rPr>
-                <w:rFonts w:hint="eastAsia"/>
-                <w:vertAlign w:val="baseline"/>
-                <w:lang w:val="en-US" w:eastAsia="zh-CN"/>
-              </w:rPr>
-            </w:pPr>
-            <w:r>
-              <w:rPr>
-                <w:rFonts w:hint="eastAsia"/>
-                <w:vertAlign w:val="baseline"/>
-                <w:lang w:val="en-US" w:eastAsia="zh-CN"/>
-              </w:rPr>
-              <w:t>★0.9834</w:t>
-            </w:r>
-          </w:p>
-          <w:p>
-            <w:pPr>
-              <w:rPr>
-                <w:rFonts w:hint="default"/>
-                <w:vertAlign w:val="baseline"/>
-                <w:lang w:val="en-US" w:eastAsia="zh-CN"/>
-              </w:rPr>
-            </w:pPr>
-            <w:r>
-              <w:rPr>
-                <w:rFonts w:hint="eastAsia"/>
-                <w:vertAlign w:val="baseline"/>
-                <w:lang w:val="en-US" w:eastAsia="zh-CN"/>
-              </w:rPr>
-              <w:t>✦0.9820</w:t>
-            </w:r>
-          </w:p>
-        </w:tc>
-        <w:tc>
-          <w:tcPr>
-            <w:tcW w:w="1012" w:type="dxa"/>
-          </w:tcPr>
-          <w:p>
-            <w:pPr>
-              <w:rPr>
-                <w:rFonts w:hint="default"/>
-                <w:vertAlign w:val="baseline"/>
-                <w:lang w:val="en-US" w:eastAsia="zh-CN"/>
-              </w:rPr>
-            </w:pPr>
-            <w:r>
-              <w:rPr>
-                <w:rFonts w:hint="eastAsia"/>
-                <w:vertAlign w:val="baseline"/>
-                <w:lang w:val="en-US" w:eastAsia="zh-CN"/>
-              </w:rPr>
-              <w:t>▲0.9754</w:t>
-            </w:r>
-          </w:p>
-          <w:p>
-            <w:pPr>
-              <w:rPr>
-                <w:rFonts w:hint="eastAsia"/>
-                <w:vertAlign w:val="baseline"/>
-                <w:lang w:val="en-US" w:eastAsia="zh-CN"/>
-              </w:rPr>
-            </w:pPr>
-            <w:r>
-              <w:rPr>
-                <w:rFonts w:hint="eastAsia"/>
-                <w:vertAlign w:val="baseline"/>
-                <w:lang w:val="en-US" w:eastAsia="zh-CN"/>
-              </w:rPr>
-              <w:t>★0.9708</w:t>
-            </w:r>
-          </w:p>
-          <w:p>
-            <w:pPr>
-              <w:rPr>
-                <w:rFonts w:hint="default"/>
-                <w:vertAlign w:val="baseline"/>
-                <w:lang w:val="en-US" w:eastAsia="zh-CN"/>
-              </w:rPr>
-            </w:pPr>
-            <w:r>
-              <w:rPr>
-                <w:rFonts w:hint="eastAsia"/>
-                <w:vertAlign w:val="baseline"/>
-                <w:lang w:val="en-US" w:eastAsia="zh-CN"/>
-              </w:rPr>
-              <w:t>✦0.9259</w:t>
-            </w:r>
-          </w:p>
-        </w:tc>
-        <w:tc>
-          <w:tcPr>
-            <w:tcW w:w="1012" w:type="dxa"/>
-          </w:tcPr>
-          <w:p>
-            <w:pPr>
-              <w:rPr>
-                <w:rFonts w:hint="default"/>
-                <w:vertAlign w:val="baseline"/>
-                <w:lang w:val="en-US" w:eastAsia="zh-CN"/>
-              </w:rPr>
-            </w:pPr>
-            <w:r>
-              <w:rPr>
-                <w:rFonts w:hint="eastAsia"/>
-                <w:vertAlign w:val="baseline"/>
-                <w:lang w:val="en-US" w:eastAsia="zh-CN"/>
-              </w:rPr>
-              <w:t>▲0.9557</w:t>
-            </w:r>
-          </w:p>
-          <w:p>
-            <w:pPr>
-              <w:rPr>
-                <w:rFonts w:hint="eastAsia"/>
-                <w:vertAlign w:val="baseline"/>
-                <w:lang w:val="en-US" w:eastAsia="zh-CN"/>
-              </w:rPr>
-            </w:pPr>
-            <w:r>
-              <w:rPr>
-                <w:rFonts w:hint="eastAsia"/>
-                <w:vertAlign w:val="baseline"/>
-                <w:lang w:val="en-US" w:eastAsia="zh-CN"/>
-              </w:rPr>
-              <w:t>★0.9704</w:t>
-            </w:r>
-          </w:p>
-          <w:p>
-            <w:pPr>
-              <w:rPr>
-                <w:rFonts w:hint="default"/>
-                <w:vertAlign w:val="baseline"/>
-                <w:lang w:val="en-US" w:eastAsia="zh-CN"/>
-              </w:rPr>
-            </w:pPr>
-          </w:p>
-        </w:tc>
-        <w:tc>
-          <w:tcPr>
-            <w:tcW w:w="1012" w:type="dxa"/>
-          </w:tcPr>
-          <w:p>
-            <w:pPr>
-              <w:rPr>
-                <w:rFonts w:hint="default"/>
-                <w:vertAlign w:val="baseline"/>
-                <w:lang w:val="en-US" w:eastAsia="zh-CN"/>
-              </w:rPr>
-            </w:pPr>
-            <w:r>
-              <w:rPr>
-                <w:rFonts w:hint="eastAsia"/>
-                <w:vertAlign w:val="baseline"/>
-                <w:lang w:val="en-US" w:eastAsia="zh-CN"/>
-              </w:rPr>
-              <w:t>▲0.9274</w:t>
-            </w:r>
-          </w:p>
-          <w:p>
-            <w:pPr>
-              <w:rPr>
-                <w:rFonts w:hint="eastAsia"/>
-                <w:vertAlign w:val="baseline"/>
-                <w:lang w:val="en-US" w:eastAsia="zh-CN"/>
-              </w:rPr>
-            </w:pPr>
-            <w:r>
-              <w:rPr>
-                <w:rFonts w:hint="eastAsia"/>
-                <w:vertAlign w:val="baseline"/>
-                <w:lang w:val="en-US" w:eastAsia="zh-CN"/>
-              </w:rPr>
-              <w:t>★0.9286</w:t>
-            </w:r>
-          </w:p>
-          <w:p>
-            <w:pPr>
-              <w:rPr>
-                <w:rFonts w:hint="default"/>
-                <w:vertAlign w:val="baseline"/>
-                <w:lang w:val="en-US" w:eastAsia="zh-CN"/>
-              </w:rPr>
-            </w:pPr>
-            <w:r>
-              <w:rPr>
-                <w:rFonts w:hint="eastAsia"/>
-                <w:vertAlign w:val="baseline"/>
-                <w:lang w:val="en-US" w:eastAsia="zh-CN"/>
-              </w:rPr>
-              <w:t>✦0.9084</w:t>
-            </w:r>
-          </w:p>
-        </w:tc>
-        <w:tc>
-          <w:tcPr>
-            <w:tcW w:w="1012" w:type="dxa"/>
-          </w:tcPr>
-          <w:p>
-            <w:pPr>
-              <w:rPr>
-                <w:rFonts w:hint="default"/>
-                <w:vertAlign w:val="baseline"/>
-                <w:lang w:val="en-US" w:eastAsia="zh-CN"/>
-              </w:rPr>
-            </w:pPr>
-            <w:r>
-              <w:rPr>
-                <w:rFonts w:hint="eastAsia"/>
-                <w:vertAlign w:val="baseline"/>
-                <w:lang w:val="en-US" w:eastAsia="zh-CN"/>
-              </w:rPr>
-              <w:t>▲0.9905</w:t>
-            </w:r>
-          </w:p>
-          <w:p>
-            <w:pPr>
-              <w:rPr>
-                <w:rFonts w:hint="eastAsia"/>
-                <w:vertAlign w:val="baseline"/>
-                <w:lang w:val="en-US" w:eastAsia="zh-CN"/>
-              </w:rPr>
-            </w:pPr>
-            <w:r>
-              <w:rPr>
-                <w:rFonts w:hint="eastAsia"/>
-                <w:vertAlign w:val="baseline"/>
-                <w:lang w:val="en-US" w:eastAsia="zh-CN"/>
-              </w:rPr>
-              <w:t>★0.9880</w:t>
-            </w:r>
-          </w:p>
-          <w:p>
-            <w:pPr>
-              <w:rPr>
-                <w:rFonts w:hint="default"/>
-                <w:vertAlign w:val="baseline"/>
-                <w:lang w:val="en-US" w:eastAsia="zh-CN"/>
-              </w:rPr>
-            </w:pPr>
-            <w:r>
-              <w:rPr>
-                <w:rFonts w:hint="eastAsia"/>
-                <w:vertAlign w:val="baseline"/>
-                <w:lang w:val="en-US" w:eastAsia="zh-CN"/>
-              </w:rPr>
-              <w:t>✦0.9691</w:t>
-            </w:r>
-          </w:p>
-        </w:tc>
-        <w:tc>
-          <w:tcPr>
-            <w:tcW w:w="1012" w:type="dxa"/>
-          </w:tcPr>
-          <w:p>
-            <w:pPr>
-              <w:rPr>
-                <w:rFonts w:hint="default"/>
-                <w:vertAlign w:val="baseline"/>
-                <w:lang w:val="en-US" w:eastAsia="zh-CN"/>
-              </w:rPr>
-            </w:pPr>
-            <w:r>
-              <w:rPr>
-                <w:rFonts w:hint="eastAsia"/>
-                <w:vertAlign w:val="baseline"/>
-                <w:lang w:val="en-US" w:eastAsia="zh-CN"/>
-              </w:rPr>
-              <w:t>▲0.8122</w:t>
-            </w:r>
-          </w:p>
-          <w:p>
-            <w:pPr>
-              <w:rPr>
-                <w:rFonts w:hint="eastAsia"/>
-                <w:vertAlign w:val="baseline"/>
-                <w:lang w:val="en-US" w:eastAsia="zh-CN"/>
-              </w:rPr>
-            </w:pPr>
-            <w:r>
-              <w:rPr>
-                <w:rFonts w:hint="eastAsia"/>
-                <w:vertAlign w:val="baseline"/>
-                <w:lang w:val="en-US" w:eastAsia="zh-CN"/>
-              </w:rPr>
-              <w:t>★0.8440</w:t>
-            </w:r>
-          </w:p>
-          <w:p>
-            <w:pPr>
-              <w:rPr>
-                <w:rFonts w:hint="default"/>
-                <w:vertAlign w:val="baseline"/>
-                <w:lang w:val="en-US" w:eastAsia="zh-CN"/>
-              </w:rPr>
-            </w:pPr>
-            <w:r>
-              <w:rPr>
-                <w:rFonts w:hint="eastAsia"/>
-                <w:vertAlign w:val="baseline"/>
-                <w:lang w:val="en-US" w:eastAsia="zh-CN"/>
-              </w:rPr>
-              <w:t>✦0.8383</w:t>
-            </w:r>
-          </w:p>
-        </w:tc>
-        <w:tc>
-          <w:tcPr>
-            <w:tcW w:w="1012" w:type="dxa"/>
-          </w:tcPr>
-          <w:p>
-            <w:pPr>
-              <w:rPr>
-                <w:rFonts w:hint="default" w:eastAsiaTheme="minorEastAsia"/>
-                <w:vertAlign w:val="baseline"/>
-                <w:lang w:val="en-US" w:eastAsia="zh-CN"/>
-              </w:rPr>
-            </w:pPr>
-          </w:p>
-          <w:p>
-            <w:pPr>
-              <w:rPr>
-                <w:rFonts w:hint="eastAsia"/>
-                <w:vertAlign w:val="baseline"/>
-                <w:lang w:val="en-US" w:eastAsia="zh-CN"/>
-              </w:rPr>
-            </w:pPr>
-            <w:r>
-              <w:rPr>
-                <w:rFonts w:hint="eastAsia"/>
-                <w:vertAlign w:val="baseline"/>
-                <w:lang w:val="en-US" w:eastAsia="zh-CN"/>
-              </w:rPr>
-              <w:t>★0.7769</w:t>
-            </w:r>
-          </w:p>
-          <w:p>
-            <w:pPr>
-              <w:rPr>
-                <w:rFonts w:hint="default"/>
-                <w:vertAlign w:val="baseline"/>
-                <w:lang w:val="en-US" w:eastAsia="zh-CN"/>
-              </w:rPr>
-            </w:pPr>
-          </w:p>
-        </w:tc>
-        <w:tc>
-          <w:tcPr>
-            <w:tcW w:w="1012" w:type="dxa"/>
-          </w:tcPr>
-          <w:p>
-            <w:pPr>
-              <w:rPr>
-                <w:rFonts w:hint="default"/>
-                <w:vertAlign w:val="baseline"/>
-                <w:lang w:val="en-US" w:eastAsia="zh-CN"/>
-              </w:rPr>
-            </w:pPr>
-            <w:r>
-              <w:rPr>
-                <w:rFonts w:hint="eastAsia"/>
-                <w:vertAlign w:val="baseline"/>
-                <w:lang w:val="en-US" w:eastAsia="zh-CN"/>
-              </w:rPr>
-              <w:t>▲0.7941</w:t>
-            </w:r>
-          </w:p>
-          <w:p>
-            <w:pPr>
-              <w:rPr>
-                <w:rFonts w:hint="eastAsia"/>
-                <w:vertAlign w:val="baseline"/>
-                <w:lang w:val="en-US" w:eastAsia="zh-CN"/>
-              </w:rPr>
-            </w:pPr>
-            <w:r>
-              <w:rPr>
-                <w:rFonts w:hint="eastAsia"/>
-                <w:vertAlign w:val="baseline"/>
-                <w:lang w:val="en-US" w:eastAsia="zh-CN"/>
-              </w:rPr>
-              <w:t>★0.8156</w:t>
-            </w:r>
-          </w:p>
-          <w:p>
-            <w:pPr>
-              <w:rPr>
-                <w:rFonts w:hint="default"/>
-                <w:vertAlign w:val="baseline"/>
-                <w:lang w:val="en-US" w:eastAsia="zh-CN"/>
-              </w:rPr>
-            </w:pPr>
-            <w:r>
-              <w:rPr>
-                <w:rFonts w:hint="eastAsia"/>
-                <w:vertAlign w:val="baseline"/>
-                <w:lang w:val="en-US" w:eastAsia="zh-CN"/>
-              </w:rPr>
-              <w:t>✦0.7958</w:t>
-            </w:r>
+          </w:p>
+        </w:tc>
+        <w:tc>
+          <w:tcPr>
+            <w:tcW w:w="1012" w:type="dxa"/>
+          </w:tcPr>
+          <w:p>
+            <w:pPr>
+              <w:rPr>
+                <w:rFonts w:hint="default"/>
+                <w:vertAlign w:val="baseline"/>
+                <w:lang w:val="en-US" w:eastAsia="zh-CN"/>
+              </w:rPr>
+            </w:pPr>
+          </w:p>
+        </w:tc>
+        <w:tc>
+          <w:tcPr>
+            <w:tcW w:w="1012" w:type="dxa"/>
+          </w:tcPr>
+          <w:p>
+            <w:pPr>
+              <w:rPr>
+                <w:rFonts w:hint="default"/>
+                <w:vertAlign w:val="baseline"/>
+                <w:lang w:val="en-US" w:eastAsia="zh-CN"/>
+              </w:rPr>
+            </w:pPr>
+          </w:p>
+        </w:tc>
+        <w:tc>
+          <w:tcPr>
+            <w:tcW w:w="1012" w:type="dxa"/>
+          </w:tcPr>
+          <w:p>
+            <w:pPr>
+              <w:rPr>
+                <w:rFonts w:hint="default"/>
+                <w:vertAlign w:val="baseline"/>
+                <w:lang w:val="en-US" w:eastAsia="zh-CN"/>
+              </w:rPr>
+            </w:pPr>
+          </w:p>
+        </w:tc>
+        <w:tc>
+          <w:tcPr>
+            <w:tcW w:w="1012" w:type="dxa"/>
+          </w:tcPr>
+          <w:p>
+            <w:pPr>
+              <w:rPr>
+                <w:rFonts w:hint="default"/>
+                <w:vertAlign w:val="baseline"/>
+                <w:lang w:val="en-US" w:eastAsia="zh-CN"/>
+              </w:rPr>
+            </w:pPr>
+          </w:p>
+        </w:tc>
+        <w:tc>
+          <w:tcPr>
+            <w:tcW w:w="1012" w:type="dxa"/>
+          </w:tcPr>
+          <w:p>
+            <w:pPr>
+              <w:rPr>
+                <w:rFonts w:hint="default"/>
+                <w:vertAlign w:val="baseline"/>
+                <w:lang w:val="en-US" w:eastAsia="zh-CN"/>
+              </w:rPr>
+            </w:pPr>
+          </w:p>
+        </w:tc>
+        <w:tc>
+          <w:tcPr>
+            <w:tcW w:w="1012" w:type="dxa"/>
+          </w:tcPr>
+          <w:p>
+            <w:pPr>
+              <w:rPr>
+                <w:rFonts w:hint="default"/>
+                <w:vertAlign w:val="baseline"/>
+                <w:lang w:val="en-US" w:eastAsia="zh-CN"/>
+              </w:rPr>
+            </w:pPr>
+          </w:p>
+        </w:tc>
+        <w:tc>
+          <w:tcPr>
+            <w:tcW w:w="1012" w:type="dxa"/>
+          </w:tcPr>
+          <w:p>
+            <w:pPr>
+              <w:rPr>
+                <w:rFonts w:hint="default"/>
+                <w:vertAlign w:val="baseline"/>
+                <w:lang w:val="en-US" w:eastAsia="zh-CN"/>
+              </w:rPr>
+            </w:pPr>
           </w:p>
         </w:tc>
         <w:tc>
@@ -1916,65 +1283,6 @@
           <w:p>
             <w:pPr>
               <w:rPr>
-                <w:rFonts w:hint="eastAsia"/>
-                <w:vertAlign w:val="baseline"/>
-                <w:lang w:val="en-US" w:eastAsia="zh-CN"/>
-              </w:rPr>
-            </w:pPr>
-            <w:r>
-              <w:rPr>
-                <w:rFonts w:hint="eastAsia"/>
-                <w:vertAlign w:val="baseline"/>
-                <w:lang w:val="en-US" w:eastAsia="zh-CN"/>
-              </w:rPr>
-              <w:t>▲0.9822</w:t>
-            </w:r>
-          </w:p>
-          <w:p>
-            <w:pPr>
-              <w:rPr>
-                <w:rFonts w:hint="eastAsia"/>
-                <w:vertAlign w:val="baseline"/>
-                <w:lang w:val="en-US" w:eastAsia="zh-CN"/>
-              </w:rPr>
-            </w:pPr>
-            <w:r>
-              <w:rPr>
-                <w:rFonts w:hint="eastAsia"/>
-                <w:vertAlign w:val="baseline"/>
-                <w:lang w:val="en-US" w:eastAsia="zh-CN"/>
-              </w:rPr>
-              <w:t>★0.9753</w:t>
-            </w:r>
-          </w:p>
-          <w:p>
-            <w:pPr>
-              <w:rPr>
-                <w:rFonts w:hint="default"/>
-                <w:vertAlign w:val="baseline"/>
-                <w:lang w:val="en-US" w:eastAsia="zh-CN"/>
-              </w:rPr>
-            </w:pPr>
-            <w:r>
-              <w:rPr>
-                <w:rFonts w:hint="eastAsia"/>
-                <w:vertAlign w:val="baseline"/>
-                <w:lang w:val="en-US" w:eastAsia="zh-CN"/>
-              </w:rPr>
-              <w:t>✦</w:t>
-            </w:r>
-            <w:r>
-              <w:rPr>
-                <w:rFonts w:hint="default"/>
-                <w:vertAlign w:val="baseline"/>
-                <w:lang w:val="en-US" w:eastAsia="zh-CN"/>
-              </w:rPr>
-              <w:t>0.9755</w:t>
-            </w:r>
-          </w:p>
-          <w:p>
-            <w:pPr>
-              <w:rPr>
                 <w:rFonts w:hint="default" w:eastAsiaTheme="minorEastAsia"/>
                 <w:vertAlign w:val="baseline"/>
                 <w:lang w:val="en-US" w:eastAsia="zh-CN"/>
@@ -1994,381 +1302,88 @@
                 <w:lang w:val="en-US" w:eastAsia="zh-CN"/>
               </w:rPr>
             </w:pPr>
-            <w:r>
-              <w:rPr>
-                <w:rFonts w:hint="eastAsia"/>
-                <w:vertAlign w:val="baseline"/>
-                <w:lang w:val="en-US" w:eastAsia="zh-CN"/>
-              </w:rPr>
-              <w:t>▲0.5017</w:t>
-            </w:r>
-          </w:p>
-          <w:p>
-            <w:pPr>
-              <w:rPr>
-                <w:rFonts w:hint="eastAsia"/>
-                <w:vertAlign w:val="baseline"/>
-                <w:lang w:val="en-US" w:eastAsia="zh-CN"/>
-              </w:rPr>
-            </w:pPr>
-            <w:r>
-              <w:rPr>
-                <w:rFonts w:hint="eastAsia"/>
-                <w:vertAlign w:val="baseline"/>
-                <w:lang w:val="en-US" w:eastAsia="zh-CN"/>
-              </w:rPr>
-              <w:t>★0.4444</w:t>
-            </w:r>
-          </w:p>
-          <w:p>
-            <w:pPr>
-              <w:rPr>
-                <w:rFonts w:hint="default"/>
-                <w:vertAlign w:val="baseline"/>
-                <w:lang w:val="en-US" w:eastAsia="zh-CN"/>
-              </w:rPr>
-            </w:pPr>
-            <w:r>
-              <w:rPr>
-                <w:rFonts w:hint="eastAsia"/>
-                <w:vertAlign w:val="baseline"/>
-                <w:lang w:val="en-US" w:eastAsia="zh-CN"/>
-              </w:rPr>
-              <w:t>✦</w:t>
-            </w:r>
-            <w:r>
-              <w:rPr>
-                <w:rFonts w:hint="default"/>
-                <w:vertAlign w:val="baseline"/>
-                <w:lang w:val="en-US" w:eastAsia="zh-CN"/>
-              </w:rPr>
-              <w:t>0.4724</w:t>
-            </w:r>
-          </w:p>
-        </w:tc>
-        <w:tc>
-          <w:tcPr>
-            <w:tcW w:w="1012" w:type="dxa"/>
-          </w:tcPr>
-          <w:p>
-            <w:pPr>
-              <w:rPr>
-                <w:rFonts w:hint="default"/>
-                <w:vertAlign w:val="baseline"/>
-                <w:lang w:val="en-US" w:eastAsia="zh-CN"/>
-              </w:rPr>
-            </w:pPr>
-            <w:r>
-              <w:rPr>
-                <w:rFonts w:hint="eastAsia"/>
-                <w:vertAlign w:val="baseline"/>
-                <w:lang w:val="en-US" w:eastAsia="zh-CN"/>
-              </w:rPr>
-              <w:t>▲0.9636</w:t>
-            </w:r>
-          </w:p>
-          <w:p>
-            <w:pPr>
-              <w:rPr>
-                <w:rFonts w:hint="eastAsia"/>
-                <w:vertAlign w:val="baseline"/>
-                <w:lang w:val="en-US" w:eastAsia="zh-CN"/>
-              </w:rPr>
-            </w:pPr>
-            <w:r>
-              <w:rPr>
-                <w:rFonts w:hint="eastAsia"/>
-                <w:vertAlign w:val="baseline"/>
-                <w:lang w:val="en-US" w:eastAsia="zh-CN"/>
-              </w:rPr>
-              <w:t>★0.9605</w:t>
-            </w:r>
-          </w:p>
-          <w:p>
-            <w:pPr>
-              <w:rPr>
-                <w:rFonts w:hint="default"/>
-                <w:vertAlign w:val="baseline"/>
-                <w:lang w:val="en-US" w:eastAsia="zh-CN"/>
-              </w:rPr>
-            </w:pPr>
-          </w:p>
-        </w:tc>
-        <w:tc>
-          <w:tcPr>
-            <w:tcW w:w="1012" w:type="dxa"/>
-          </w:tcPr>
-          <w:p>
-            <w:pPr>
-              <w:rPr>
-                <w:rFonts w:hint="default"/>
-                <w:vertAlign w:val="baseline"/>
-                <w:lang w:val="en-US" w:eastAsia="zh-CN"/>
-              </w:rPr>
-            </w:pPr>
-            <w:r>
-              <w:rPr>
-                <w:rFonts w:hint="eastAsia"/>
-                <w:vertAlign w:val="baseline"/>
-                <w:lang w:val="en-US" w:eastAsia="zh-CN"/>
-              </w:rPr>
-              <w:t>▲0.9784</w:t>
-            </w:r>
-          </w:p>
-          <w:p>
-            <w:pPr>
-              <w:rPr>
-                <w:rFonts w:hint="eastAsia"/>
-                <w:vertAlign w:val="baseline"/>
-                <w:lang w:val="en-US" w:eastAsia="zh-CN"/>
-              </w:rPr>
-            </w:pPr>
-            <w:r>
-              <w:rPr>
-                <w:rFonts w:hint="eastAsia"/>
-                <w:vertAlign w:val="baseline"/>
-                <w:lang w:val="en-US" w:eastAsia="zh-CN"/>
-              </w:rPr>
-              <w:t>★0.9954</w:t>
-            </w:r>
-          </w:p>
-          <w:p>
-            <w:pPr>
-              <w:rPr>
-                <w:rFonts w:hint="default"/>
-                <w:vertAlign w:val="baseline"/>
-                <w:lang w:val="en-US" w:eastAsia="zh-CN"/>
-              </w:rPr>
-            </w:pPr>
-            <w:r>
-              <w:rPr>
-                <w:rFonts w:hint="eastAsia"/>
-                <w:vertAlign w:val="baseline"/>
-                <w:lang w:val="en-US" w:eastAsia="zh-CN"/>
-              </w:rPr>
-              <w:t>✦</w:t>
-            </w:r>
-            <w:r>
-              <w:rPr>
-                <w:rFonts w:hint="default"/>
-                <w:vertAlign w:val="baseline"/>
-                <w:lang w:val="en-US" w:eastAsia="zh-CN"/>
-              </w:rPr>
-              <w:t>0.8788</w:t>
-            </w:r>
-          </w:p>
-        </w:tc>
-        <w:tc>
-          <w:tcPr>
-            <w:tcW w:w="1012" w:type="dxa"/>
-          </w:tcPr>
-          <w:p>
-            <w:pPr>
-              <w:rPr>
-                <w:rFonts w:hint="default"/>
-                <w:vertAlign w:val="baseline"/>
-                <w:lang w:val="en-US" w:eastAsia="zh-CN"/>
-              </w:rPr>
-            </w:pPr>
-            <w:r>
-              <w:rPr>
-                <w:rFonts w:hint="eastAsia"/>
-                <w:vertAlign w:val="baseline"/>
-                <w:lang w:val="en-US" w:eastAsia="zh-CN"/>
-              </w:rPr>
-              <w:t>▲0.9208</w:t>
-            </w:r>
-          </w:p>
-          <w:p>
-            <w:pPr>
-              <w:rPr>
-                <w:rFonts w:hint="eastAsia"/>
-                <w:vertAlign w:val="baseline"/>
-                <w:lang w:val="en-US" w:eastAsia="zh-CN"/>
-              </w:rPr>
-            </w:pPr>
-            <w:r>
-              <w:rPr>
-                <w:rFonts w:hint="eastAsia"/>
-                <w:vertAlign w:val="baseline"/>
-                <w:lang w:val="en-US" w:eastAsia="zh-CN"/>
-              </w:rPr>
-              <w:t>★0.9684</w:t>
-            </w:r>
-          </w:p>
-          <w:p>
-            <w:pPr>
-              <w:rPr>
-                <w:rFonts w:hint="default"/>
-                <w:vertAlign w:val="baseline"/>
-                <w:lang w:val="en-US" w:eastAsia="zh-CN"/>
-              </w:rPr>
-            </w:pPr>
-            <w:r>
-              <w:rPr>
-                <w:rFonts w:hint="eastAsia"/>
-                <w:vertAlign w:val="baseline"/>
-                <w:lang w:val="en-US" w:eastAsia="zh-CN"/>
-              </w:rPr>
-              <w:t>✦</w:t>
-            </w:r>
-            <w:r>
-              <w:rPr>
-                <w:rFonts w:hint="default"/>
-                <w:vertAlign w:val="baseline"/>
-                <w:lang w:val="en-US" w:eastAsia="zh-CN"/>
-              </w:rPr>
-              <w:t>0.8994</w:t>
-            </w:r>
-          </w:p>
-        </w:tc>
-        <w:tc>
-          <w:tcPr>
-            <w:tcW w:w="1012" w:type="dxa"/>
-          </w:tcPr>
-          <w:p>
-            <w:pPr>
-              <w:rPr>
-                <w:rFonts w:hint="default"/>
-                <w:vertAlign w:val="baseline"/>
-                <w:lang w:val="en-US" w:eastAsia="zh-CN"/>
-              </w:rPr>
-            </w:pPr>
-            <w:r>
-              <w:rPr>
-                <w:rFonts w:hint="eastAsia"/>
-                <w:vertAlign w:val="baseline"/>
-                <w:lang w:val="en-US" w:eastAsia="zh-CN"/>
-              </w:rPr>
-              <w:t>▲0.8636</w:t>
-            </w:r>
-          </w:p>
-          <w:p>
-            <w:pPr>
-              <w:rPr>
-                <w:rFonts w:hint="eastAsia"/>
-                <w:vertAlign w:val="baseline"/>
-                <w:lang w:val="en-US" w:eastAsia="zh-CN"/>
-              </w:rPr>
-            </w:pPr>
-            <w:r>
-              <w:rPr>
-                <w:rFonts w:hint="eastAsia"/>
-                <w:vertAlign w:val="baseline"/>
-                <w:lang w:val="en-US" w:eastAsia="zh-CN"/>
-              </w:rPr>
-              <w:t>★0.8629</w:t>
-            </w:r>
-          </w:p>
-          <w:p>
-            <w:pPr>
-              <w:rPr>
-                <w:rFonts w:hint="default"/>
-                <w:vertAlign w:val="baseline"/>
-                <w:lang w:val="en-US" w:eastAsia="zh-CN"/>
-              </w:rPr>
-            </w:pPr>
-            <w:r>
-              <w:rPr>
-                <w:rFonts w:hint="eastAsia"/>
-                <w:vertAlign w:val="baseline"/>
-                <w:lang w:val="en-US" w:eastAsia="zh-CN"/>
-              </w:rPr>
-              <w:t>✦</w:t>
-            </w:r>
-            <w:r>
-              <w:rPr>
-                <w:rFonts w:hint="default"/>
-                <w:vertAlign w:val="baseline"/>
-                <w:lang w:val="en-US" w:eastAsia="zh-CN"/>
-              </w:rPr>
-              <w:t>0.8934</w:t>
-            </w:r>
-          </w:p>
-        </w:tc>
-        <w:tc>
-          <w:tcPr>
-            <w:tcW w:w="1012" w:type="dxa"/>
-          </w:tcPr>
-          <w:p>
-            <w:pPr>
-              <w:rPr>
-                <w:rFonts w:hint="eastAsia"/>
-                <w:vertAlign w:val="baseline"/>
-                <w:lang w:val="en-US" w:eastAsia="zh-CN"/>
-              </w:rPr>
-            </w:pPr>
-          </w:p>
-          <w:p>
-            <w:pPr>
-              <w:rPr>
-                <w:vertAlign w:val="baseline"/>
-              </w:rPr>
-            </w:pPr>
-          </w:p>
-        </w:tc>
-        <w:tc>
-          <w:tcPr>
-            <w:tcW w:w="1012" w:type="dxa"/>
-          </w:tcPr>
-          <w:p>
-            <w:pPr>
-              <w:rPr>
-                <w:rFonts w:hint="default"/>
-                <w:vertAlign w:val="baseline"/>
-                <w:lang w:val="en-US" w:eastAsia="zh-CN"/>
-              </w:rPr>
-            </w:pPr>
-            <w:r>
-              <w:rPr>
-                <w:rFonts w:hint="eastAsia"/>
-                <w:vertAlign w:val="baseline"/>
-                <w:lang w:val="en-US" w:eastAsia="zh-CN"/>
-              </w:rPr>
-              <w:t>▲0.7597</w:t>
-            </w:r>
-          </w:p>
-          <w:p>
-            <w:pPr>
-              <w:rPr>
-                <w:rFonts w:hint="eastAsia"/>
-                <w:vertAlign w:val="baseline"/>
-                <w:lang w:val="en-US" w:eastAsia="zh-CN"/>
-              </w:rPr>
-            </w:pPr>
-            <w:r>
-              <w:rPr>
-                <w:rFonts w:hint="eastAsia"/>
-                <w:vertAlign w:val="baseline"/>
-                <w:lang w:val="en-US" w:eastAsia="zh-CN"/>
-              </w:rPr>
-              <w:t>★0.7804</w:t>
-            </w:r>
-          </w:p>
-          <w:p>
-            <w:pPr>
-              <w:rPr>
-                <w:rFonts w:hint="default"/>
-                <w:vertAlign w:val="baseline"/>
-                <w:lang w:val="en-US" w:eastAsia="zh-CN"/>
-              </w:rPr>
-            </w:pPr>
-            <w:r>
-              <w:rPr>
-                <w:rFonts w:hint="eastAsia"/>
-                <w:vertAlign w:val="baseline"/>
-                <w:lang w:val="en-US" w:eastAsia="zh-CN"/>
-              </w:rPr>
-              <w:t>✦</w:t>
-            </w:r>
-            <w:r>
-              <w:rPr>
-                <w:rFonts w:hint="default"/>
-                <w:vertAlign w:val="baseline"/>
-                <w:lang w:val="en-US" w:eastAsia="zh-CN"/>
-              </w:rPr>
-              <w:t>0.8099</w:t>
-            </w:r>
+          </w:p>
+        </w:tc>
+        <w:tc>
+          <w:tcPr>
+            <w:tcW w:w="1012" w:type="dxa"/>
+          </w:tcPr>
+          <w:p>
+            <w:pPr>
+              <w:rPr>
+                <w:rFonts w:hint="default"/>
+                <w:vertAlign w:val="baseline"/>
+                <w:lang w:val="en-US" w:eastAsia="zh-CN"/>
+              </w:rPr>
+            </w:pPr>
+          </w:p>
+        </w:tc>
+        <w:tc>
+          <w:tcPr>
+            <w:tcW w:w="1012" w:type="dxa"/>
+          </w:tcPr>
+          <w:p>
+            <w:pPr>
+              <w:rPr>
+                <w:rFonts w:hint="default"/>
+                <w:vertAlign w:val="baseline"/>
+                <w:lang w:val="en-US" w:eastAsia="zh-CN"/>
+              </w:rPr>
+            </w:pPr>
+          </w:p>
+        </w:tc>
+        <w:tc>
+          <w:tcPr>
+            <w:tcW w:w="1012" w:type="dxa"/>
+          </w:tcPr>
+          <w:p>
+            <w:pPr>
+              <w:rPr>
+                <w:rFonts w:hint="default"/>
+                <w:vertAlign w:val="baseline"/>
+                <w:lang w:val="en-US" w:eastAsia="zh-CN"/>
+              </w:rPr>
+            </w:pPr>
+          </w:p>
+        </w:tc>
+        <w:tc>
+          <w:tcPr>
+            <w:tcW w:w="1012" w:type="dxa"/>
+          </w:tcPr>
+          <w:p>
+            <w:pPr>
+              <w:rPr>
+                <w:rFonts w:hint="default"/>
+                <w:vertAlign w:val="baseline"/>
+                <w:lang w:val="en-US" w:eastAsia="zh-CN"/>
+              </w:rPr>
+            </w:pPr>
+          </w:p>
+        </w:tc>
+        <w:tc>
+          <w:tcPr>
+            <w:tcW w:w="1012" w:type="dxa"/>
+          </w:tcPr>
+          <w:p>
+            <w:pPr>
+              <w:rPr>
+                <w:vertAlign w:val="baseline"/>
+              </w:rPr>
+            </w:pPr>
+          </w:p>
+        </w:tc>
+        <w:tc>
+          <w:tcPr>
+            <w:tcW w:w="1012" w:type="dxa"/>
+          </w:tcPr>
+          <w:p>
+            <w:pPr>
+              <w:rPr>
+                <w:rFonts w:hint="default"/>
+                <w:vertAlign w:val="baseline"/>
+                <w:lang w:val="en-US" w:eastAsia="zh-CN"/>
+              </w:rPr>
+            </w:pPr>
           </w:p>
         </w:tc>
         <w:tc>
@@ -2567,360 +1582,76 @@
                 <w:lang w:val="en-US" w:eastAsia="zh-CN"/>
               </w:rPr>
             </w:pPr>
-            <w:r>
-              <w:rPr>
-                <w:rFonts w:hint="eastAsia"/>
-                <w:vertAlign w:val="baseline"/>
-                <w:lang w:val="en-US" w:eastAsia="zh-CN"/>
-              </w:rPr>
-              <w:t>▲0.9833</w:t>
-            </w:r>
-          </w:p>
-          <w:p>
-            <w:pPr>
-              <w:rPr>
-                <w:rFonts w:hint="eastAsia"/>
-                <w:vertAlign w:val="baseline"/>
-                <w:lang w:val="en-US" w:eastAsia="zh-CN"/>
-              </w:rPr>
-            </w:pPr>
-            <w:r>
-              <w:rPr>
-                <w:rFonts w:hint="eastAsia"/>
-                <w:vertAlign w:val="baseline"/>
-                <w:lang w:val="en-US" w:eastAsia="zh-CN"/>
-              </w:rPr>
-              <w:t>★0.9828</w:t>
-            </w:r>
-          </w:p>
-          <w:p>
-            <w:pPr>
-              <w:rPr>
-                <w:rFonts w:hint="default"/>
-                <w:vertAlign w:val="baseline"/>
-                <w:lang w:val="en-US" w:eastAsia="zh-CN"/>
-              </w:rPr>
-            </w:pPr>
-            <w:r>
-              <w:rPr>
-                <w:rFonts w:hint="eastAsia"/>
-                <w:vertAlign w:val="baseline"/>
-                <w:lang w:val="en-US" w:eastAsia="zh-CN"/>
-              </w:rPr>
-              <w:t>✦</w:t>
-            </w:r>
-            <w:r>
-              <w:rPr>
-                <w:rFonts w:hint="default"/>
-                <w:vertAlign w:val="baseline"/>
-                <w:lang w:val="en-US" w:eastAsia="zh-CN"/>
-              </w:rPr>
-              <w:t>0.9752</w:t>
-            </w:r>
-          </w:p>
-        </w:tc>
-        <w:tc>
-          <w:tcPr>
-            <w:tcW w:w="1012" w:type="dxa"/>
-          </w:tcPr>
-          <w:p>
-            <w:pPr>
-              <w:rPr>
-                <w:rFonts w:hint="default"/>
-                <w:vertAlign w:val="baseline"/>
-                <w:lang w:val="en-US" w:eastAsia="zh-CN"/>
-              </w:rPr>
-            </w:pPr>
-            <w:r>
-              <w:rPr>
-                <w:rFonts w:hint="eastAsia"/>
-                <w:vertAlign w:val="baseline"/>
-                <w:lang w:val="en-US" w:eastAsia="zh-CN"/>
-              </w:rPr>
-              <w:t>▲0.9729</w:t>
-            </w:r>
-          </w:p>
-          <w:p>
-            <w:pPr>
-              <w:rPr>
-                <w:rFonts w:hint="eastAsia"/>
-                <w:vertAlign w:val="baseline"/>
-                <w:lang w:val="en-US" w:eastAsia="zh-CN"/>
-              </w:rPr>
-            </w:pPr>
-            <w:r>
-              <w:rPr>
-                <w:rFonts w:hint="eastAsia"/>
-                <w:vertAlign w:val="baseline"/>
-                <w:lang w:val="en-US" w:eastAsia="zh-CN"/>
-              </w:rPr>
-              <w:t>★0.9826</w:t>
-            </w:r>
-          </w:p>
-          <w:p>
-            <w:pPr>
-              <w:rPr>
-                <w:rFonts w:hint="default"/>
-                <w:vertAlign w:val="baseline"/>
-                <w:lang w:val="en-US" w:eastAsia="zh-CN"/>
-              </w:rPr>
-            </w:pPr>
-            <w:r>
-              <w:rPr>
-                <w:rFonts w:hint="eastAsia"/>
-                <w:vertAlign w:val="baseline"/>
-                <w:lang w:val="en-US" w:eastAsia="zh-CN"/>
-              </w:rPr>
-              <w:t>✦</w:t>
-            </w:r>
-            <w:r>
-              <w:rPr>
-                <w:rFonts w:hint="default"/>
-                <w:vertAlign w:val="baseline"/>
-                <w:lang w:val="en-US" w:eastAsia="zh-CN"/>
-              </w:rPr>
-              <w:t>0.9042</w:t>
-            </w:r>
-          </w:p>
-        </w:tc>
-        <w:tc>
-          <w:tcPr>
-            <w:tcW w:w="1012" w:type="dxa"/>
-          </w:tcPr>
-          <w:p>
-            <w:pPr>
-              <w:rPr>
-                <w:rFonts w:hint="default"/>
-                <w:vertAlign w:val="baseline"/>
-                <w:lang w:val="en-US" w:eastAsia="zh-CN"/>
-              </w:rPr>
-            </w:pPr>
-            <w:r>
-              <w:rPr>
-                <w:rFonts w:hint="eastAsia"/>
-                <w:vertAlign w:val="baseline"/>
-                <w:lang w:val="en-US" w:eastAsia="zh-CN"/>
-              </w:rPr>
-              <w:t>▲0.9592</w:t>
-            </w:r>
-          </w:p>
-          <w:p>
-            <w:pPr>
-              <w:rPr>
-                <w:rFonts w:hint="eastAsia"/>
-                <w:vertAlign w:val="baseline"/>
-                <w:lang w:val="en-US" w:eastAsia="zh-CN"/>
-              </w:rPr>
-            </w:pPr>
-            <w:r>
-              <w:rPr>
-                <w:rFonts w:hint="eastAsia"/>
-                <w:vertAlign w:val="baseline"/>
-                <w:lang w:val="en-US" w:eastAsia="zh-CN"/>
-              </w:rPr>
-              <w:t>★0.9757</w:t>
-            </w:r>
-          </w:p>
-          <w:p>
-            <w:pPr>
-              <w:rPr>
-                <w:rFonts w:hint="default"/>
-                <w:vertAlign w:val="baseline"/>
-                <w:lang w:val="en-US" w:eastAsia="zh-CN"/>
-              </w:rPr>
-            </w:pPr>
-          </w:p>
-        </w:tc>
-        <w:tc>
-          <w:tcPr>
-            <w:tcW w:w="1012" w:type="dxa"/>
-          </w:tcPr>
-          <w:p>
-            <w:pPr>
-              <w:rPr>
-                <w:rFonts w:hint="default"/>
-                <w:vertAlign w:val="baseline"/>
-                <w:lang w:val="en-US" w:eastAsia="zh-CN"/>
-              </w:rPr>
-            </w:pPr>
-            <w:r>
-              <w:rPr>
-                <w:rFonts w:hint="eastAsia"/>
-                <w:vertAlign w:val="baseline"/>
-                <w:lang w:val="en-US" w:eastAsia="zh-CN"/>
-              </w:rPr>
-              <w:t>▲0.9158</w:t>
-            </w:r>
-          </w:p>
-          <w:p>
-            <w:pPr>
-              <w:rPr>
-                <w:rFonts w:hint="eastAsia"/>
-                <w:vertAlign w:val="baseline"/>
-                <w:lang w:val="en-US" w:eastAsia="zh-CN"/>
-              </w:rPr>
-            </w:pPr>
-            <w:r>
-              <w:rPr>
-                <w:rFonts w:hint="eastAsia"/>
-                <w:vertAlign w:val="baseline"/>
-                <w:lang w:val="en-US" w:eastAsia="zh-CN"/>
-              </w:rPr>
-              <w:t>★0.9161</w:t>
-            </w:r>
-          </w:p>
-          <w:p>
-            <w:pPr>
-              <w:rPr>
-                <w:rFonts w:hint="default"/>
-                <w:vertAlign w:val="baseline"/>
-                <w:lang w:val="en-US" w:eastAsia="zh-CN"/>
-              </w:rPr>
-            </w:pPr>
-            <w:r>
-              <w:rPr>
-                <w:rFonts w:hint="eastAsia"/>
-                <w:vertAlign w:val="baseline"/>
-                <w:lang w:val="en-US" w:eastAsia="zh-CN"/>
-              </w:rPr>
-              <w:t>✦</w:t>
-            </w:r>
-            <w:r>
-              <w:rPr>
-                <w:rFonts w:hint="default"/>
-                <w:vertAlign w:val="baseline"/>
-                <w:lang w:val="en-US" w:eastAsia="zh-CN"/>
-              </w:rPr>
-              <w:t>0.9037</w:t>
-            </w:r>
-          </w:p>
-        </w:tc>
-        <w:tc>
-          <w:tcPr>
-            <w:tcW w:w="1012" w:type="dxa"/>
-          </w:tcPr>
-          <w:p>
-            <w:pPr>
-              <w:rPr>
-                <w:rFonts w:hint="default"/>
-                <w:vertAlign w:val="baseline"/>
-                <w:lang w:val="en-US" w:eastAsia="zh-CN"/>
-              </w:rPr>
-            </w:pPr>
-            <w:r>
-              <w:rPr>
-                <w:rFonts w:hint="eastAsia"/>
-                <w:vertAlign w:val="baseline"/>
-                <w:lang w:val="en-US" w:eastAsia="zh-CN"/>
-              </w:rPr>
-              <w:t>▲0.9860</w:t>
-            </w:r>
-          </w:p>
-          <w:p>
-            <w:pPr>
-              <w:rPr>
-                <w:rFonts w:hint="eastAsia"/>
-                <w:vertAlign w:val="baseline"/>
-                <w:lang w:val="en-US" w:eastAsia="zh-CN"/>
-              </w:rPr>
-            </w:pPr>
-            <w:r>
-              <w:rPr>
-                <w:rFonts w:hint="eastAsia"/>
-                <w:vertAlign w:val="baseline"/>
-                <w:lang w:val="en-US" w:eastAsia="zh-CN"/>
-              </w:rPr>
-              <w:t>★0.9845</w:t>
-            </w:r>
-          </w:p>
-          <w:p>
-            <w:pPr>
-              <w:rPr>
-                <w:rFonts w:hint="default"/>
-                <w:vertAlign w:val="baseline"/>
-                <w:lang w:val="en-US" w:eastAsia="zh-CN"/>
-              </w:rPr>
-            </w:pPr>
-            <w:r>
-              <w:rPr>
-                <w:rFonts w:hint="eastAsia"/>
-                <w:vertAlign w:val="baseline"/>
-                <w:lang w:val="en-US" w:eastAsia="zh-CN"/>
-              </w:rPr>
-              <w:t>✦</w:t>
-            </w:r>
-            <w:r>
-              <w:rPr>
-                <w:rFonts w:hint="default"/>
-                <w:vertAlign w:val="baseline"/>
-                <w:lang w:val="en-US" w:eastAsia="zh-CN"/>
-              </w:rPr>
-              <w:t>0.9575</w:t>
-            </w:r>
-          </w:p>
-        </w:tc>
-        <w:tc>
-          <w:tcPr>
-            <w:tcW w:w="1012" w:type="dxa"/>
-          </w:tcPr>
-          <w:p>
-            <w:pPr>
-              <w:rPr>
-                <w:rFonts w:hint="default"/>
-                <w:vertAlign w:val="baseline"/>
-                <w:lang w:val="en-US" w:eastAsia="zh-CN"/>
-              </w:rPr>
-            </w:pPr>
-            <w:r>
-              <w:rPr>
-                <w:rFonts w:hint="eastAsia"/>
-                <w:vertAlign w:val="baseline"/>
-                <w:lang w:val="en-US" w:eastAsia="zh-CN"/>
-              </w:rPr>
-              <w:t>▲0.8404</w:t>
-            </w:r>
-          </w:p>
-          <w:p>
-            <w:pPr>
-              <w:rPr>
-                <w:rFonts w:hint="eastAsia"/>
-                <w:vertAlign w:val="baseline"/>
-                <w:lang w:val="en-US" w:eastAsia="zh-CN"/>
-              </w:rPr>
-            </w:pPr>
-            <w:r>
-              <w:rPr>
-                <w:rFonts w:hint="eastAsia"/>
-                <w:vertAlign w:val="baseline"/>
-                <w:lang w:val="en-US" w:eastAsia="zh-CN"/>
-              </w:rPr>
-              <w:t>★0.8653</w:t>
-            </w:r>
-          </w:p>
-          <w:p>
-            <w:pPr>
-              <w:rPr>
-                <w:rFonts w:hint="default"/>
-                <w:vertAlign w:val="baseline"/>
-                <w:lang w:val="en-US" w:eastAsia="zh-CN"/>
-              </w:rPr>
-            </w:pPr>
-            <w:r>
-              <w:rPr>
-                <w:rFonts w:hint="eastAsia"/>
-                <w:vertAlign w:val="baseline"/>
-                <w:lang w:val="en-US" w:eastAsia="zh-CN"/>
-              </w:rPr>
-              <w:t>✦</w:t>
-            </w:r>
-            <w:r>
-              <w:rPr>
-                <w:rFonts w:hint="default"/>
-                <w:vertAlign w:val="baseline"/>
-                <w:lang w:val="en-US" w:eastAsia="zh-CN"/>
-              </w:rPr>
-              <w:t>0.8605</w:t>
-            </w:r>
+          </w:p>
+        </w:tc>
+        <w:tc>
+          <w:tcPr>
+            <w:tcW w:w="1012" w:type="dxa"/>
+          </w:tcPr>
+          <w:p>
+            <w:pPr>
+              <w:rPr>
+                <w:rFonts w:hint="default"/>
+                <w:vertAlign w:val="baseline"/>
+                <w:lang w:val="en-US" w:eastAsia="zh-CN"/>
+              </w:rPr>
+            </w:pPr>
+          </w:p>
+        </w:tc>
+        <w:tc>
+          <w:tcPr>
+            <w:tcW w:w="1012" w:type="dxa"/>
+          </w:tcPr>
+          <w:p>
+            <w:pPr>
+              <w:rPr>
+                <w:rFonts w:hint="default"/>
+                <w:vertAlign w:val="baseline"/>
+                <w:lang w:val="en-US" w:eastAsia="zh-CN"/>
+              </w:rPr>
+            </w:pPr>
+          </w:p>
+        </w:tc>
+        <w:tc>
+          <w:tcPr>
+            <w:tcW w:w="1012" w:type="dxa"/>
+          </w:tcPr>
+          <w:p>
+            <w:pPr>
+              <w:rPr>
+                <w:rFonts w:hint="default"/>
+                <w:vertAlign w:val="baseline"/>
+                <w:lang w:val="en-US" w:eastAsia="zh-CN"/>
+              </w:rPr>
+            </w:pPr>
+          </w:p>
+        </w:tc>
+        <w:tc>
+          <w:tcPr>
+            <w:tcW w:w="1012" w:type="dxa"/>
+          </w:tcPr>
+          <w:p>
+            <w:pPr>
+              <w:rPr>
+                <w:rFonts w:hint="default"/>
+                <w:vertAlign w:val="baseline"/>
+                <w:lang w:val="en-US" w:eastAsia="zh-CN"/>
+              </w:rPr>
+            </w:pPr>
+          </w:p>
+        </w:tc>
+        <w:tc>
+          <w:tcPr>
+            <w:tcW w:w="1012" w:type="dxa"/>
+          </w:tcPr>
+          <w:p>
+            <w:pPr>
+              <w:rPr>
+                <w:rFonts w:hint="default"/>
+                <w:vertAlign w:val="baseline"/>
+                <w:lang w:val="en-US" w:eastAsia="zh-CN"/>
+              </w:rPr>
+            </w:pPr>
           </w:p>
         </w:tc>
         <w:tc>
@@ -2936,86 +1667,19 @@
               </w:rPr>
             </w:pPr>
           </w:p>
-          <w:p>
-            <w:pPr>
-              <w:rPr>
-                <w:rFonts w:hint="default" w:eastAsiaTheme="minorEastAsia"/>
-                <w:vertAlign w:val="baseline"/>
-                <w:lang w:val="en-US" w:eastAsia="zh-CN"/>
-              </w:rPr>
-            </w:pPr>
-            <w:r>
-              <w:rPr>
-                <w:rFonts w:hint="eastAsia"/>
-                <w:vertAlign w:val="baseline"/>
-                <w:lang w:val="en-US" w:eastAsia="zh-CN"/>
-              </w:rPr>
-              <w:t>★0.4984</w:t>
-            </w:r>
-          </w:p>
-        </w:tc>
-        <w:tc>
-          <w:tcPr>
-            <w:tcW w:w="1012" w:type="dxa"/>
-          </w:tcPr>
-          <w:p>
-            <w:pPr>
-              <w:rPr>
-                <w:rFonts w:hint="default"/>
-                <w:vertAlign w:val="baseline"/>
-                <w:lang w:val="en-US" w:eastAsia="zh-CN"/>
-              </w:rPr>
-            </w:pPr>
-            <w:r>
-              <w:rPr>
-                <w:rFonts w:hint="eastAsia"/>
-                <w:vertAlign w:val="baseline"/>
-                <w:lang w:val="en-US" w:eastAsia="zh-CN"/>
-              </w:rPr>
-              <w:t>▲0.8069</w:t>
-            </w:r>
-          </w:p>
-          <w:p>
-            <w:pPr>
-              <w:rPr>
-                <w:rFonts w:hint="eastAsia"/>
-                <w:vertAlign w:val="baseline"/>
-                <w:lang w:val="en-US" w:eastAsia="zh-CN"/>
-              </w:rPr>
-            </w:pPr>
-            <w:r>
-              <w:rPr>
-                <w:rFonts w:hint="eastAsia"/>
-                <w:vertAlign w:val="baseline"/>
-                <w:lang w:val="en-US" w:eastAsia="zh-CN"/>
-              </w:rPr>
-              <w:t>★0.8267</w:t>
-            </w:r>
-          </w:p>
-          <w:p>
-            <w:pPr>
-              <w:rPr>
-                <w:rFonts w:hint="default"/>
-                <w:vertAlign w:val="baseline"/>
-                <w:lang w:val="en-US" w:eastAsia="zh-CN"/>
-              </w:rPr>
-            </w:pPr>
-            <w:r>
-              <w:rPr>
-                <w:rFonts w:hint="eastAsia"/>
-                <w:vertAlign w:val="baseline"/>
-                <w:lang w:val="en-US" w:eastAsia="zh-CN"/>
-              </w:rPr>
-              <w:t>✦</w:t>
-            </w:r>
-            <w:r>
-              <w:rPr>
-                <w:rFonts w:hint="default"/>
-                <w:vertAlign w:val="baseline"/>
-                <w:lang w:val="en-US" w:eastAsia="zh-CN"/>
-              </w:rPr>
-              <w:t>0.8103</w:t>
-            </w:r>
+        </w:tc>
+        <w:tc>
+          <w:tcPr>
+            <w:tcW w:w="1012" w:type="dxa"/>
+          </w:tcPr>
+          <w:p>
+            <w:pPr>
+              <w:rPr>
+                <w:rFonts w:hint="default"/>
+                <w:vertAlign w:val="baseline"/>
+                <w:lang w:val="en-US" w:eastAsia="zh-CN"/>
+              </w:rPr>
+            </w:pPr>
           </w:p>
         </w:tc>
         <w:tc>
@@ -3266,411 +1930,94 @@
                 <w:lang w:val="en-US" w:eastAsia="zh-CN"/>
               </w:rPr>
             </w:pPr>
-            <w:r>
-              <w:rPr>
-                <w:rFonts w:hint="eastAsia"/>
-                <w:vertAlign w:val="baseline"/>
-                <w:lang w:val="en-US" w:eastAsia="zh-CN"/>
-              </w:rPr>
-              <w:t>▲0.9769</w:t>
-            </w:r>
-          </w:p>
-          <w:p>
-            <w:pPr>
-              <w:rPr>
-                <w:rFonts w:hint="eastAsia"/>
-                <w:vertAlign w:val="baseline"/>
-                <w:lang w:val="en-US" w:eastAsia="zh-CN"/>
-              </w:rPr>
-            </w:pPr>
-            <w:r>
-              <w:rPr>
-                <w:rFonts w:hint="eastAsia"/>
-                <w:vertAlign w:val="baseline"/>
-                <w:lang w:val="en-US" w:eastAsia="zh-CN"/>
-              </w:rPr>
-              <w:t>★0.9813</w:t>
-            </w:r>
-          </w:p>
-          <w:p>
-            <w:pPr>
-              <w:rPr>
-                <w:rFonts w:hint="default"/>
-                <w:vertAlign w:val="baseline"/>
-                <w:lang w:val="en-US" w:eastAsia="zh-CN"/>
-              </w:rPr>
-            </w:pPr>
-            <w:r>
-              <w:rPr>
-                <w:rFonts w:hint="eastAsia"/>
-                <w:vertAlign w:val="baseline"/>
-                <w:lang w:val="en-US" w:eastAsia="zh-CN"/>
-              </w:rPr>
-              <w:t>✦</w:t>
-            </w:r>
-            <w:r>
-              <w:rPr>
-                <w:rFonts w:hint="default"/>
-                <w:vertAlign w:val="baseline"/>
-                <w:lang w:val="en-US" w:eastAsia="zh-CN"/>
-              </w:rPr>
-              <w:t>0.9871</w:t>
-            </w:r>
-          </w:p>
-        </w:tc>
-        <w:tc>
-          <w:tcPr>
-            <w:tcW w:w="1012" w:type="dxa"/>
-          </w:tcPr>
-          <w:p>
-            <w:pPr>
-              <w:rPr>
-                <w:rFonts w:hint="default"/>
-                <w:vertAlign w:val="baseline"/>
-                <w:lang w:val="en-US" w:eastAsia="zh-CN"/>
-              </w:rPr>
-            </w:pPr>
-            <w:r>
-              <w:rPr>
-                <w:rFonts w:hint="eastAsia"/>
-                <w:vertAlign w:val="baseline"/>
-                <w:lang w:val="en-US" w:eastAsia="zh-CN"/>
-              </w:rPr>
-              <w:t>▲0.9649</w:t>
-            </w:r>
-          </w:p>
-          <w:p>
-            <w:pPr>
-              <w:rPr>
-                <w:rFonts w:hint="eastAsia"/>
-                <w:vertAlign w:val="baseline"/>
-                <w:lang w:val="en-US" w:eastAsia="zh-CN"/>
-              </w:rPr>
-            </w:pPr>
-            <w:r>
-              <w:rPr>
-                <w:rFonts w:hint="eastAsia"/>
-                <w:vertAlign w:val="baseline"/>
-                <w:lang w:val="en-US" w:eastAsia="zh-CN"/>
-              </w:rPr>
-              <w:t>★0.9633</w:t>
-            </w:r>
-          </w:p>
-          <w:p>
-            <w:pPr>
-              <w:rPr>
-                <w:rFonts w:hint="default"/>
-                <w:vertAlign w:val="baseline"/>
-                <w:lang w:val="en-US" w:eastAsia="zh-CN"/>
-              </w:rPr>
-            </w:pPr>
-          </w:p>
-        </w:tc>
-        <w:tc>
-          <w:tcPr>
-            <w:tcW w:w="1012" w:type="dxa"/>
-          </w:tcPr>
-          <w:p>
-            <w:pPr>
-              <w:rPr>
-                <w:rFonts w:hint="eastAsia"/>
-                <w:vertAlign w:val="baseline"/>
-                <w:lang w:val="en-US" w:eastAsia="zh-CN"/>
-              </w:rPr>
-            </w:pPr>
-          </w:p>
-          <w:p>
-            <w:pPr>
-              <w:rPr>
-                <w:rFonts w:hint="eastAsia"/>
-                <w:vertAlign w:val="baseline"/>
-                <w:lang w:val="en-US" w:eastAsia="zh-CN"/>
-              </w:rPr>
-            </w:pPr>
-            <w:r>
-              <w:rPr>
-                <w:rFonts w:hint="eastAsia"/>
-                <w:vertAlign w:val="baseline"/>
-                <w:lang w:val="en-US" w:eastAsia="zh-CN"/>
-              </w:rPr>
-              <w:t>★0.8870</w:t>
-            </w:r>
-          </w:p>
-          <w:p>
-            <w:pPr>
-              <w:rPr>
-                <w:rFonts w:hint="default"/>
-                <w:vertAlign w:val="baseline"/>
-                <w:lang w:val="en-US" w:eastAsia="zh-CN"/>
-              </w:rPr>
-            </w:pPr>
-            <w:r>
-              <w:rPr>
-                <w:rFonts w:hint="eastAsia"/>
-                <w:vertAlign w:val="baseline"/>
-                <w:lang w:val="en-US" w:eastAsia="zh-CN"/>
-              </w:rPr>
-              <w:t>✦</w:t>
-            </w:r>
-            <w:r>
-              <w:rPr>
-                <w:rFonts w:hint="default"/>
-                <w:vertAlign w:val="baseline"/>
-                <w:lang w:val="en-US" w:eastAsia="zh-CN"/>
-              </w:rPr>
-              <w:t>0.5463</w:t>
-            </w:r>
-          </w:p>
-        </w:tc>
-        <w:tc>
-          <w:tcPr>
-            <w:tcW w:w="1012" w:type="dxa"/>
-          </w:tcPr>
-          <w:p>
-            <w:pPr>
-              <w:rPr>
-                <w:rFonts w:hint="default"/>
-                <w:vertAlign w:val="baseline"/>
-                <w:lang w:val="en-US" w:eastAsia="zh-CN"/>
-              </w:rPr>
-            </w:pPr>
-            <w:r>
-              <w:rPr>
-                <w:rFonts w:hint="eastAsia"/>
-                <w:vertAlign w:val="baseline"/>
-                <w:lang w:val="en-US" w:eastAsia="zh-CN"/>
-              </w:rPr>
-              <w:t>▲0.9414</w:t>
-            </w:r>
-          </w:p>
-          <w:p>
-            <w:pPr>
-              <w:rPr>
-                <w:rFonts w:hint="eastAsia"/>
-                <w:vertAlign w:val="baseline"/>
-                <w:lang w:val="en-US" w:eastAsia="zh-CN"/>
-              </w:rPr>
-            </w:pPr>
-            <w:r>
-              <w:rPr>
-                <w:rFonts w:hint="eastAsia"/>
-                <w:vertAlign w:val="baseline"/>
-                <w:lang w:val="en-US" w:eastAsia="zh-CN"/>
-              </w:rPr>
-              <w:t>★0.9228</w:t>
-            </w:r>
-          </w:p>
-          <w:p>
-            <w:pPr>
-              <w:rPr>
-                <w:rFonts w:hint="default"/>
-                <w:vertAlign w:val="baseline"/>
-                <w:lang w:val="en-US" w:eastAsia="zh-CN"/>
-              </w:rPr>
-            </w:pPr>
-            <w:r>
-              <w:rPr>
-                <w:rFonts w:hint="eastAsia"/>
-                <w:vertAlign w:val="baseline"/>
-                <w:lang w:val="en-US" w:eastAsia="zh-CN"/>
-              </w:rPr>
-              <w:t>✦</w:t>
-            </w:r>
-            <w:r>
-              <w:rPr>
-                <w:rFonts w:hint="default"/>
-                <w:vertAlign w:val="baseline"/>
-                <w:lang w:val="en-US" w:eastAsia="zh-CN"/>
-              </w:rPr>
-              <w:t>0.8913</w:t>
-            </w:r>
-          </w:p>
-        </w:tc>
-        <w:tc>
-          <w:tcPr>
-            <w:tcW w:w="1012" w:type="dxa"/>
-          </w:tcPr>
-          <w:p>
-            <w:pPr>
-              <w:rPr>
-                <w:rFonts w:hint="default"/>
-                <w:vertAlign w:val="baseline"/>
-                <w:lang w:val="en-US" w:eastAsia="zh-CN"/>
-              </w:rPr>
-            </w:pPr>
-            <w:r>
-              <w:rPr>
-                <w:rFonts w:hint="eastAsia"/>
-                <w:vertAlign w:val="baseline"/>
-                <w:lang w:val="en-US" w:eastAsia="zh-CN"/>
-              </w:rPr>
-              <w:t>▲0.9677</w:t>
-            </w:r>
-          </w:p>
-          <w:p>
-            <w:pPr>
-              <w:rPr>
-                <w:rFonts w:hint="eastAsia"/>
-                <w:vertAlign w:val="baseline"/>
-                <w:lang w:val="en-US" w:eastAsia="zh-CN"/>
-              </w:rPr>
-            </w:pPr>
-            <w:r>
-              <w:rPr>
-                <w:rFonts w:hint="eastAsia"/>
-                <w:vertAlign w:val="baseline"/>
-                <w:lang w:val="en-US" w:eastAsia="zh-CN"/>
-              </w:rPr>
-              <w:t>★0.9661</w:t>
-            </w:r>
-          </w:p>
-          <w:p>
-            <w:pPr>
-              <w:rPr>
-                <w:rFonts w:hint="default"/>
-                <w:vertAlign w:val="baseline"/>
-                <w:lang w:val="en-US" w:eastAsia="zh-CN"/>
-              </w:rPr>
-            </w:pPr>
-            <w:r>
-              <w:rPr>
-                <w:rFonts w:hint="eastAsia"/>
-                <w:vertAlign w:val="baseline"/>
-                <w:lang w:val="en-US" w:eastAsia="zh-CN"/>
-              </w:rPr>
-              <w:t>✦</w:t>
-            </w:r>
-            <w:r>
-              <w:rPr>
-                <w:rFonts w:hint="default"/>
-                <w:vertAlign w:val="baseline"/>
-                <w:lang w:val="en-US" w:eastAsia="zh-CN"/>
-              </w:rPr>
-              <w:t>0.9414</w:t>
-            </w:r>
-          </w:p>
-        </w:tc>
-        <w:tc>
-          <w:tcPr>
-            <w:tcW w:w="1012" w:type="dxa"/>
-          </w:tcPr>
-          <w:p>
-            <w:pPr>
-              <w:rPr>
-                <w:rFonts w:hint="default"/>
-                <w:vertAlign w:val="baseline"/>
-                <w:lang w:val="en-US" w:eastAsia="zh-CN"/>
-              </w:rPr>
-            </w:pPr>
-            <w:r>
-              <w:rPr>
-                <w:rFonts w:hint="eastAsia"/>
-                <w:vertAlign w:val="baseline"/>
-                <w:lang w:val="en-US" w:eastAsia="zh-CN"/>
-              </w:rPr>
-              <w:t>▲0.7603</w:t>
-            </w:r>
-          </w:p>
-          <w:p>
-            <w:pPr>
-              <w:rPr>
-                <w:rFonts w:hint="eastAsia"/>
-                <w:vertAlign w:val="baseline"/>
-                <w:lang w:val="en-US" w:eastAsia="zh-CN"/>
-              </w:rPr>
-            </w:pPr>
-            <w:r>
-              <w:rPr>
-                <w:rFonts w:hint="eastAsia"/>
-                <w:vertAlign w:val="baseline"/>
-                <w:lang w:val="en-US" w:eastAsia="zh-CN"/>
-              </w:rPr>
-              <w:t>★0.7960</w:t>
-            </w:r>
-          </w:p>
-          <w:p>
-            <w:pPr>
-              <w:rPr>
-                <w:rFonts w:hint="default"/>
-                <w:vertAlign w:val="baseline"/>
-                <w:lang w:val="en-US" w:eastAsia="zh-CN"/>
-              </w:rPr>
-            </w:pPr>
-            <w:r>
-              <w:rPr>
-                <w:rFonts w:hint="eastAsia"/>
-                <w:vertAlign w:val="baseline"/>
-                <w:lang w:val="en-US" w:eastAsia="zh-CN"/>
-              </w:rPr>
-              <w:t>✦</w:t>
-            </w:r>
-            <w:r>
-              <w:rPr>
-                <w:rFonts w:hint="default"/>
-                <w:vertAlign w:val="baseline"/>
-                <w:lang w:val="en-US" w:eastAsia="zh-CN"/>
-              </w:rPr>
-              <w:t>0.7979</w:t>
-            </w:r>
-          </w:p>
-        </w:tc>
-        <w:tc>
-          <w:tcPr>
-            <w:tcW w:w="1012" w:type="dxa"/>
-          </w:tcPr>
-          <w:p>
-            <w:pPr>
-              <w:rPr>
-                <w:vertAlign w:val="baseline"/>
-              </w:rPr>
-            </w:pPr>
-          </w:p>
-          <w:p>
-            <w:pPr>
-              <w:rPr>
-                <w:vertAlign w:val="baseline"/>
-              </w:rPr>
-            </w:pPr>
-          </w:p>
-        </w:tc>
-        <w:tc>
-          <w:tcPr>
-            <w:tcW w:w="1012" w:type="dxa"/>
-          </w:tcPr>
-          <w:p>
-            <w:pPr>
-              <w:rPr>
-                <w:rFonts w:hint="default"/>
-                <w:vertAlign w:val="baseline"/>
-                <w:lang w:val="en-US" w:eastAsia="zh-CN"/>
-              </w:rPr>
-            </w:pPr>
-            <w:r>
-              <w:rPr>
-                <w:rFonts w:hint="eastAsia"/>
-                <w:vertAlign w:val="baseline"/>
-                <w:lang w:val="en-US" w:eastAsia="zh-CN"/>
-              </w:rPr>
-              <w:t>▲0.7331</w:t>
-            </w:r>
-          </w:p>
-          <w:p>
-            <w:pPr>
-              <w:rPr>
-                <w:rFonts w:hint="eastAsia"/>
-                <w:vertAlign w:val="baseline"/>
-                <w:lang w:val="en-US" w:eastAsia="zh-CN"/>
-              </w:rPr>
-            </w:pPr>
-            <w:r>
-              <w:rPr>
-                <w:rFonts w:hint="eastAsia"/>
-                <w:vertAlign w:val="baseline"/>
-                <w:lang w:val="en-US" w:eastAsia="zh-CN"/>
-              </w:rPr>
-              <w:t>★0.7563</w:t>
-            </w:r>
-          </w:p>
+          </w:p>
+        </w:tc>
+        <w:tc>
+          <w:tcPr>
+            <w:tcW w:w="1012" w:type="dxa"/>
+          </w:tcPr>
+          <w:p>
+            <w:pPr>
+              <w:rPr>
+                <w:rFonts w:hint="default"/>
+                <w:vertAlign w:val="baseline"/>
+                <w:lang w:val="en-US" w:eastAsia="zh-CN"/>
+              </w:rPr>
+            </w:pPr>
+          </w:p>
+        </w:tc>
+        <w:tc>
+          <w:tcPr>
+            <w:tcW w:w="1012" w:type="dxa"/>
+          </w:tcPr>
+          <w:p>
+            <w:pPr>
+              <w:rPr>
+                <w:rFonts w:hint="default"/>
+                <w:vertAlign w:val="baseline"/>
+                <w:lang w:val="en-US" w:eastAsia="zh-CN"/>
+              </w:rPr>
+            </w:pPr>
+          </w:p>
+        </w:tc>
+        <w:tc>
+          <w:tcPr>
+            <w:tcW w:w="1012" w:type="dxa"/>
+          </w:tcPr>
+          <w:p>
+            <w:pPr>
+              <w:rPr>
+                <w:rFonts w:hint="default"/>
+                <w:vertAlign w:val="baseline"/>
+                <w:lang w:val="en-US" w:eastAsia="zh-CN"/>
+              </w:rPr>
+            </w:pPr>
+          </w:p>
+        </w:tc>
+        <w:tc>
+          <w:tcPr>
+            <w:tcW w:w="1012" w:type="dxa"/>
+          </w:tcPr>
+          <w:p>
+            <w:pPr>
+              <w:rPr>
+                <w:rFonts w:hint="default"/>
+                <w:vertAlign w:val="baseline"/>
+                <w:lang w:val="en-US" w:eastAsia="zh-CN"/>
+              </w:rPr>
+            </w:pPr>
+          </w:p>
+        </w:tc>
+        <w:tc>
+          <w:tcPr>
+            <w:tcW w:w="1012" w:type="dxa"/>
+          </w:tcPr>
+          <w:p>
+            <w:pPr>
+              <w:rPr>
+                <w:rFonts w:hint="default"/>
+                <w:vertAlign w:val="baseline"/>
+                <w:lang w:val="en-US" w:eastAsia="zh-CN"/>
+              </w:rPr>
+            </w:pPr>
+          </w:p>
+        </w:tc>
+        <w:tc>
+          <w:tcPr>
+            <w:tcW w:w="1012" w:type="dxa"/>
+          </w:tcPr>
+          <w:p>
+            <w:pPr>
+              <w:rPr>
+                <w:vertAlign w:val="baseline"/>
+              </w:rPr>
+            </w:pPr>
+          </w:p>
+        </w:tc>
+        <w:tc>
+          <w:tcPr>
+            <w:tcW w:w="1012" w:type="dxa"/>
+          </w:tcPr>
           <w:p>
             <w:pPr>
               <w:rPr>
@@ -3727,8 +2074,6 @@
                 <w:vertAlign w:val="baseline"/>
               </w:rPr>
             </w:pPr>
-            <w:bookmarkStart w:id="0" w:name="_GoBack"/>
-            <w:bookmarkEnd w:id="0"/>
           </w:p>
         </w:tc>
         <w:tc>
@@ -3965,53 +2310,12 @@
                 <w:lang w:val="en-US" w:eastAsia="zh-CN"/>
               </w:rPr>
             </w:pPr>
-            <w:r>
-              <w:rPr>
-                <w:rFonts w:hint="eastAsia"/>
-                <w:vertAlign w:val="baseline"/>
-                <w:lang w:val="en-US" w:eastAsia="zh-CN"/>
-              </w:rPr>
-              <w:t>▲0.7961</w:t>
-            </w:r>
-          </w:p>
-          <w:p>
-            <w:pPr>
-              <w:rPr>
-                <w:rFonts w:hint="eastAsia"/>
-                <w:vertAlign w:val="baseline"/>
-                <w:lang w:val="en-US" w:eastAsia="zh-CN"/>
-              </w:rPr>
-            </w:pPr>
-            <w:r>
-              <w:rPr>
-                <w:rFonts w:hint="eastAsia"/>
-                <w:vertAlign w:val="baseline"/>
-                <w:lang w:val="en-US" w:eastAsia="zh-CN"/>
-              </w:rPr>
-              <w:t>★0.8859</w:t>
-            </w:r>
-          </w:p>
-          <w:p>
-            <w:pPr>
-              <w:rPr>
-                <w:rFonts w:hint="default"/>
-                <w:vertAlign w:val="baseline"/>
-                <w:lang w:val="en-US" w:eastAsia="zh-CN"/>
-              </w:rPr>
-            </w:pPr>
-          </w:p>
-        </w:tc>
-        <w:tc>
-          <w:tcPr>
-            <w:tcW w:w="1012" w:type="dxa"/>
-          </w:tcPr>
-          <w:p>
-            <w:pPr>
-              <w:rPr>
-                <w:vertAlign w:val="baseline"/>
-              </w:rPr>
-            </w:pPr>
-          </w:p>
+          </w:p>
+        </w:tc>
+        <w:tc>
+          <w:tcPr>
+            <w:tcW w:w="1012" w:type="dxa"/>
+          </w:tcPr>
           <w:p>
             <w:pPr>
               <w:rPr>
@@ -4020,39 +2324,24 @@
                 <w:lang w:val="en-US"/>
               </w:rPr>
             </w:pPr>
-            <w:r>
-              <w:rPr>
-                <w:rFonts w:hint="eastAsia"/>
-                <w:vertAlign w:val="baseline"/>
-                <w:lang w:val="en-US" w:eastAsia="zh-CN"/>
-              </w:rPr>
-              <w:t>★0.9960</w:t>
-            </w:r>
-          </w:p>
-        </w:tc>
-        <w:tc>
-          <w:tcPr>
-            <w:tcW w:w="1012" w:type="dxa"/>
-          </w:tcPr>
-          <w:p>
-            <w:pPr>
-              <w:rPr>
-                <w:vertAlign w:val="baseline"/>
-              </w:rPr>
-            </w:pPr>
-          </w:p>
-        </w:tc>
-        <w:tc>
-          <w:tcPr>
-            <w:tcW w:w="1012" w:type="dxa"/>
-          </w:tcPr>
-          <w:p>
-            <w:pPr>
-              <w:rPr>
-                <w:vertAlign w:val="baseline"/>
-              </w:rPr>
-            </w:pPr>
-          </w:p>
+          </w:p>
+        </w:tc>
+        <w:tc>
+          <w:tcPr>
+            <w:tcW w:w="1012" w:type="dxa"/>
+          </w:tcPr>
+          <w:p>
+            <w:pPr>
+              <w:rPr>
+                <w:vertAlign w:val="baseline"/>
+              </w:rPr>
+            </w:pPr>
+          </w:p>
+        </w:tc>
+        <w:tc>
+          <w:tcPr>
+            <w:tcW w:w="1012" w:type="dxa"/>
+          </w:tcPr>
           <w:p>
             <w:pPr>
               <w:rPr>
@@ -4061,142 +2350,34 @@
                 <w:lang w:val="en-US"/>
               </w:rPr>
             </w:pPr>
-            <w:r>
-              <w:rPr>
-                <w:rFonts w:hint="eastAsia"/>
-                <w:vertAlign w:val="baseline"/>
-                <w:lang w:val="en-US" w:eastAsia="zh-CN"/>
-              </w:rPr>
-              <w:t>★0.8482</w:t>
-            </w:r>
-          </w:p>
-        </w:tc>
-        <w:tc>
-          <w:tcPr>
-            <w:tcW w:w="1012" w:type="dxa"/>
-          </w:tcPr>
-          <w:p>
-            <w:pPr>
-              <w:rPr>
-                <w:rFonts w:hint="default"/>
-                <w:vertAlign w:val="baseline"/>
-                <w:lang w:val="en-US" w:eastAsia="zh-CN"/>
-              </w:rPr>
-            </w:pPr>
-            <w:r>
-              <w:rPr>
-                <w:rFonts w:hint="eastAsia"/>
-                <w:vertAlign w:val="baseline"/>
-                <w:lang w:val="en-US" w:eastAsia="zh-CN"/>
-              </w:rPr>
-              <w:t>▲0.9340</w:t>
-            </w:r>
-          </w:p>
-          <w:p>
-            <w:pPr>
-              <w:rPr>
-                <w:rFonts w:hint="eastAsia"/>
-                <w:vertAlign w:val="baseline"/>
-                <w:lang w:val="en-US" w:eastAsia="zh-CN"/>
-              </w:rPr>
-            </w:pPr>
-            <w:r>
-              <w:rPr>
-                <w:rFonts w:hint="eastAsia"/>
-                <w:vertAlign w:val="baseline"/>
-                <w:lang w:val="en-US" w:eastAsia="zh-CN"/>
-              </w:rPr>
-              <w:t>★0.9654</w:t>
-            </w:r>
-          </w:p>
-          <w:p>
-            <w:pPr>
-              <w:rPr>
-                <w:rFonts w:hint="default"/>
-                <w:vertAlign w:val="baseline"/>
-                <w:lang w:val="en-US" w:eastAsia="zh-CN"/>
-              </w:rPr>
-            </w:pPr>
-            <w:r>
-              <w:rPr>
-                <w:rFonts w:hint="eastAsia"/>
-                <w:vertAlign w:val="baseline"/>
-                <w:lang w:val="en-US" w:eastAsia="zh-CN"/>
-              </w:rPr>
-              <w:t>✦</w:t>
-            </w:r>
-            <w:r>
-              <w:rPr>
-                <w:rFonts w:hint="default"/>
-                <w:vertAlign w:val="baseline"/>
-                <w:lang w:val="en-US" w:eastAsia="zh-CN"/>
-              </w:rPr>
-              <w:t>0.7795</w:t>
-            </w:r>
-          </w:p>
-        </w:tc>
-        <w:tc>
-          <w:tcPr>
-            <w:tcW w:w="1012" w:type="dxa"/>
-          </w:tcPr>
-          <w:p>
-            <w:pPr>
-              <w:rPr>
-                <w:rFonts w:hint="default"/>
-                <w:vertAlign w:val="baseline"/>
-                <w:lang w:val="en-US" w:eastAsia="zh-CN"/>
-              </w:rPr>
-            </w:pPr>
-            <w:r>
-              <w:rPr>
-                <w:rFonts w:hint="eastAsia"/>
-                <w:vertAlign w:val="baseline"/>
-                <w:lang w:val="en-US" w:eastAsia="zh-CN"/>
-              </w:rPr>
-              <w:t>▲0.7708</w:t>
-            </w:r>
-          </w:p>
-          <w:p>
-            <w:pPr>
-              <w:rPr>
-                <w:rFonts w:hint="eastAsia"/>
-                <w:vertAlign w:val="baseline"/>
-                <w:lang w:val="en-US" w:eastAsia="zh-CN"/>
-              </w:rPr>
-            </w:pPr>
-            <w:r>
-              <w:rPr>
-                <w:rFonts w:hint="eastAsia"/>
-                <w:vertAlign w:val="baseline"/>
-                <w:lang w:val="en-US" w:eastAsia="zh-CN"/>
-              </w:rPr>
-              <w:t>★0.8052</w:t>
-            </w:r>
-          </w:p>
-          <w:p>
-            <w:pPr>
-              <w:rPr>
-                <w:rFonts w:hint="default"/>
-                <w:vertAlign w:val="baseline"/>
-                <w:lang w:val="en-US" w:eastAsia="zh-CN"/>
-              </w:rPr>
-            </w:pPr>
-            <w:r>
-              <w:rPr>
-                <w:rFonts w:hint="eastAsia"/>
-                <w:vertAlign w:val="baseline"/>
-                <w:lang w:val="en-US" w:eastAsia="zh-CN"/>
-              </w:rPr>
-              <w:t>✦</w:t>
-            </w:r>
-            <w:r>
-              <w:rPr>
-                <w:rFonts w:hint="default"/>
-                <w:vertAlign w:val="baseline"/>
-                <w:lang w:val="en-US" w:eastAsia="zh-CN"/>
-              </w:rPr>
-              <w:t>0.8027</w:t>
-            </w:r>
+          </w:p>
+        </w:tc>
+        <w:tc>
+          <w:tcPr>
+            <w:tcW w:w="1012" w:type="dxa"/>
+          </w:tcPr>
+          <w:p>
+            <w:pPr>
+              <w:rPr>
+                <w:rFonts w:hint="default"/>
+                <w:vertAlign w:val="baseline"/>
+                <w:lang w:val="en-US" w:eastAsia="zh-CN"/>
+              </w:rPr>
+            </w:pPr>
+          </w:p>
+        </w:tc>
+        <w:tc>
+          <w:tcPr>
+            <w:tcW w:w="1012" w:type="dxa"/>
+          </w:tcPr>
+          <w:p>
+            <w:pPr>
+              <w:rPr>
+                <w:rFonts w:hint="default"/>
+                <w:vertAlign w:val="baseline"/>
+                <w:lang w:val="en-US" w:eastAsia="zh-CN"/>
+              </w:rPr>
+            </w:pPr>
           </w:p>
         </w:tc>
         <w:tc>
@@ -4222,88 +2403,23 @@
               <w:rPr>
                 <w:rFonts w:hint="default"/>
                 <w:vertAlign w:val="baseline"/>
-                <w:lang w:val="en-US" w:eastAsia="zh-CN"/>
-              </w:rPr>
-            </w:pPr>
-            <w:r>
-              <w:rPr>
-                <w:rFonts w:hint="eastAsia"/>
-                <w:vertAlign w:val="baseline"/>
-                <w:lang w:val="en-US" w:eastAsia="zh-CN"/>
-              </w:rPr>
-              <w:t>▲0.7516</w:t>
-            </w:r>
-          </w:p>
-          <w:p>
-            <w:pPr>
-              <w:rPr>
-                <w:rFonts w:hint="default"/>
-                <w:vertAlign w:val="baseline"/>
                 <w:lang w:val="en-US"/>
               </w:rPr>
             </w:pPr>
-            <w:r>
-              <w:rPr>
-                <w:rFonts w:hint="eastAsia"/>
-                <w:vertAlign w:val="baseline"/>
-                <w:lang w:val="en-US" w:eastAsia="zh-CN"/>
-              </w:rPr>
-              <w:t>★0.7921</w:t>
-            </w:r>
-          </w:p>
-        </w:tc>
-        <w:tc>
-          <w:tcPr>
-            <w:tcW w:w="1012" w:type="dxa"/>
-          </w:tcPr>
-          <w:p>
-            <w:pPr>
-              <w:rPr>
-                <w:vertAlign w:val="baseline"/>
-              </w:rPr>
-            </w:pPr>
-          </w:p>
-          <w:p>
-            <w:pPr>
-              <w:rPr>
-                <w:rFonts w:hint="eastAsia"/>
-                <w:vertAlign w:val="baseline"/>
-                <w:lang w:val="en-US" w:eastAsia="zh-CN"/>
-              </w:rPr>
-            </w:pPr>
-            <w:r>
-              <w:rPr>
-                <w:rFonts w:hint="eastAsia"/>
-                <w:vertAlign w:val="baseline"/>
-                <w:lang w:val="en-US" w:eastAsia="zh-CN"/>
-              </w:rPr>
-              <w:t>★0.0302</w:t>
-            </w:r>
-          </w:p>
-          <w:p>
-            <w:pPr>
-              <w:rPr>
-                <w:rFonts w:hint="default"/>
-                <w:vertAlign w:val="baseline"/>
-                <w:lang w:val="en-US" w:eastAsia="zh-CN"/>
-              </w:rPr>
-            </w:pPr>
-            <w:r>
-              <w:rPr>
-                <w:rFonts w:hint="eastAsia"/>
-                <w:vertAlign w:val="baseline"/>
-                <w:lang w:val="en-US" w:eastAsia="zh-CN"/>
-              </w:rPr>
-              <w:t>✦</w:t>
-            </w:r>
-            <w:r>
-              <w:rPr>
-                <w:rFonts w:hint="default"/>
-                <w:vertAlign w:val="baseline"/>
-                <w:lang w:val="en-US" w:eastAsia="zh-CN"/>
-              </w:rPr>
-              <w:t>0.2993</w:t>
-            </w:r>
+          </w:p>
+        </w:tc>
+        <w:tc>
+          <w:tcPr>
+            <w:tcW w:w="1012" w:type="dxa"/>
+          </w:tcPr>
+          <w:p>
+            <w:pPr>
+              <w:rPr>
+                <w:rFonts w:hint="default"/>
+                <w:vertAlign w:val="baseline"/>
+                <w:lang w:val="en-US" w:eastAsia="zh-CN"/>
+              </w:rPr>
+            </w:pPr>
           </w:p>
         </w:tc>
         <w:tc>
@@ -4495,76 +2611,12 @@
                 <w:lang w:val="en-US" w:eastAsia="zh-CN"/>
               </w:rPr>
             </w:pPr>
-            <w:r>
-              <w:rPr>
-                <w:rFonts w:hint="eastAsia"/>
-                <w:vertAlign w:val="baseline"/>
-                <w:lang w:val="en-US" w:eastAsia="zh-CN"/>
-              </w:rPr>
-              <w:t>▲0.9787</w:t>
-            </w:r>
-          </w:p>
-          <w:p>
-            <w:pPr>
-              <w:rPr>
-                <w:rFonts w:hint="eastAsia"/>
-                <w:vertAlign w:val="baseline"/>
-                <w:lang w:val="en-US" w:eastAsia="zh-CN"/>
-              </w:rPr>
-            </w:pPr>
-            <w:r>
-              <w:rPr>
-                <w:rFonts w:hint="eastAsia"/>
-                <w:vertAlign w:val="baseline"/>
-                <w:lang w:val="en-US" w:eastAsia="zh-CN"/>
-              </w:rPr>
-              <w:t>★0.9800</w:t>
-            </w:r>
-          </w:p>
-          <w:p>
-            <w:pPr>
-              <w:rPr>
-                <w:rFonts w:hint="default"/>
-                <w:vertAlign w:val="baseline"/>
-                <w:lang w:val="en-US" w:eastAsia="zh-CN"/>
-              </w:rPr>
-            </w:pPr>
-            <w:r>
-              <w:rPr>
-                <w:rFonts w:hint="eastAsia"/>
-                <w:vertAlign w:val="baseline"/>
-                <w:lang w:val="en-US" w:eastAsia="zh-CN"/>
-              </w:rPr>
-              <w:t>✦</w:t>
-            </w:r>
-            <w:r>
-              <w:rPr>
-                <w:rFonts w:hint="default"/>
-                <w:vertAlign w:val="baseline"/>
-                <w:lang w:val="en-US" w:eastAsia="zh-CN"/>
-              </w:rPr>
-              <w:t>0.9877</w:t>
-            </w:r>
-          </w:p>
-        </w:tc>
-        <w:tc>
-          <w:tcPr>
-            <w:tcW w:w="1012" w:type="dxa"/>
-          </w:tcPr>
-          <w:p>
-            <w:pPr>
-              <w:rPr>
-                <w:vertAlign w:val="baseline"/>
-              </w:rPr>
-            </w:pPr>
-          </w:p>
-          <w:p>
-            <w:pPr>
-              <w:rPr>
-                <w:vertAlign w:val="baseline"/>
-              </w:rPr>
-            </w:pPr>
-          </w:p>
+          </w:p>
+        </w:tc>
+        <w:tc>
+          <w:tcPr>
+            <w:tcW w:w="1012" w:type="dxa"/>
+          </w:tcPr>
           <w:p>
             <w:pPr>
               <w:rPr>
@@ -4573,350 +2625,88 @@
                 <w:lang w:val="en-US"/>
               </w:rPr>
             </w:pPr>
-            <w:r>
-              <w:rPr>
-                <w:rFonts w:hint="eastAsia"/>
-                <w:vertAlign w:val="baseline"/>
-                <w:lang w:val="en-US" w:eastAsia="zh-CN"/>
-              </w:rPr>
-              <w:t>✦</w:t>
-            </w:r>
-            <w:r>
-              <w:rPr>
-                <w:rFonts w:hint="default"/>
-                <w:vertAlign w:val="baseline"/>
-                <w:lang w:val="en-US" w:eastAsia="zh-CN"/>
-              </w:rPr>
-              <w:t>0.9470</w:t>
-            </w:r>
-          </w:p>
-        </w:tc>
-        <w:tc>
-          <w:tcPr>
-            <w:tcW w:w="1012" w:type="dxa"/>
-          </w:tcPr>
-          <w:p>
-            <w:pPr>
-              <w:rPr>
-                <w:rFonts w:hint="default" w:eastAsiaTheme="minorEastAsia"/>
-                <w:vertAlign w:val="baseline"/>
-                <w:lang w:val="en-US" w:eastAsia="zh-CN"/>
-              </w:rPr>
-            </w:pPr>
-          </w:p>
-          <w:p>
-            <w:pPr>
-              <w:rPr>
-                <w:rFonts w:hint="eastAsia"/>
-                <w:vertAlign w:val="baseline"/>
-                <w:lang w:val="en-US" w:eastAsia="zh-CN"/>
-              </w:rPr>
-            </w:pPr>
-            <w:r>
-              <w:rPr>
-                <w:rFonts w:hint="eastAsia"/>
-                <w:vertAlign w:val="baseline"/>
-                <w:lang w:val="en-US" w:eastAsia="zh-CN"/>
-              </w:rPr>
-              <w:t>★0.9032</w:t>
-            </w:r>
-          </w:p>
-          <w:p>
-            <w:pPr>
-              <w:rPr>
-                <w:rFonts w:hint="default"/>
-                <w:vertAlign w:val="baseline"/>
-                <w:lang w:val="en-US" w:eastAsia="zh-CN"/>
-              </w:rPr>
-            </w:pPr>
-            <w:r>
-              <w:rPr>
-                <w:rFonts w:hint="eastAsia"/>
-                <w:vertAlign w:val="baseline"/>
-                <w:lang w:val="en-US" w:eastAsia="zh-CN"/>
-              </w:rPr>
-              <w:t>✦</w:t>
-            </w:r>
-            <w:r>
-              <w:rPr>
-                <w:rFonts w:hint="default"/>
-                <w:vertAlign w:val="baseline"/>
-                <w:lang w:val="en-US" w:eastAsia="zh-CN"/>
-              </w:rPr>
-              <w:t>0.6974</w:t>
-            </w:r>
-          </w:p>
-        </w:tc>
-        <w:tc>
-          <w:tcPr>
-            <w:tcW w:w="1012" w:type="dxa"/>
-          </w:tcPr>
-          <w:p>
-            <w:pPr>
-              <w:rPr>
-                <w:rFonts w:hint="eastAsia"/>
-                <w:vertAlign w:val="baseline"/>
-                <w:lang w:val="en-US" w:eastAsia="zh-CN"/>
-              </w:rPr>
-            </w:pPr>
-            <w:r>
-              <w:rPr>
-                <w:rFonts w:hint="eastAsia"/>
-                <w:vertAlign w:val="baseline"/>
-                <w:lang w:val="en-US" w:eastAsia="zh-CN"/>
-              </w:rPr>
-              <w:t>▲0.9357</w:t>
-            </w:r>
-          </w:p>
-          <w:p>
-            <w:pPr>
-              <w:rPr>
-                <w:rFonts w:hint="eastAsia"/>
-                <w:vertAlign w:val="baseline"/>
-                <w:lang w:val="en-US" w:eastAsia="zh-CN"/>
-              </w:rPr>
-            </w:pPr>
-            <w:r>
-              <w:rPr>
-                <w:rFonts w:hint="eastAsia"/>
-                <w:vertAlign w:val="baseline"/>
-                <w:lang w:val="en-US" w:eastAsia="zh-CN"/>
-              </w:rPr>
-              <w:t>★0.9093</w:t>
-            </w:r>
-          </w:p>
-          <w:p>
-            <w:pPr>
-              <w:rPr>
-                <w:rFonts w:hint="default"/>
-                <w:vertAlign w:val="baseline"/>
-                <w:lang w:val="en-US" w:eastAsia="zh-CN"/>
-              </w:rPr>
-            </w:pPr>
-            <w:r>
-              <w:rPr>
-                <w:rFonts w:hint="eastAsia"/>
-                <w:vertAlign w:val="baseline"/>
-                <w:lang w:val="en-US" w:eastAsia="zh-CN"/>
-              </w:rPr>
-              <w:t>✦</w:t>
-            </w:r>
-            <w:r>
-              <w:rPr>
-                <w:rFonts w:hint="default"/>
-                <w:vertAlign w:val="baseline"/>
-                <w:lang w:val="en-US" w:eastAsia="zh-CN"/>
-              </w:rPr>
-              <w:t>0.9034</w:t>
-            </w:r>
-          </w:p>
-        </w:tc>
-        <w:tc>
-          <w:tcPr>
-            <w:tcW w:w="1012" w:type="dxa"/>
-          </w:tcPr>
-          <w:p>
-            <w:pPr>
-              <w:rPr>
-                <w:vertAlign w:val="baseline"/>
-              </w:rPr>
-            </w:pPr>
-          </w:p>
-          <w:p>
-            <w:pPr>
-              <w:rPr>
-                <w:rFonts w:hint="eastAsia"/>
-                <w:vertAlign w:val="baseline"/>
-                <w:lang w:val="en-US" w:eastAsia="zh-CN"/>
-              </w:rPr>
-            </w:pPr>
-            <w:r>
-              <w:rPr>
-                <w:rFonts w:hint="eastAsia"/>
-                <w:vertAlign w:val="baseline"/>
-                <w:lang w:val="en-US" w:eastAsia="zh-CN"/>
-              </w:rPr>
-              <w:t>★0.9671</w:t>
-            </w:r>
-          </w:p>
-          <w:p>
-            <w:pPr>
-              <w:rPr>
-                <w:rFonts w:hint="default"/>
-                <w:vertAlign w:val="baseline"/>
-                <w:lang w:val="en-US" w:eastAsia="zh-CN"/>
-              </w:rPr>
-            </w:pPr>
-            <w:r>
-              <w:rPr>
-                <w:rFonts w:hint="eastAsia"/>
-                <w:vertAlign w:val="baseline"/>
-                <w:lang w:val="en-US" w:eastAsia="zh-CN"/>
-              </w:rPr>
-              <w:t>✦</w:t>
-            </w:r>
-            <w:r>
-              <w:rPr>
-                <w:rFonts w:hint="default"/>
-                <w:vertAlign w:val="baseline"/>
-                <w:lang w:val="en-US" w:eastAsia="zh-CN"/>
-              </w:rPr>
-              <w:t>0.9391</w:t>
-            </w:r>
-          </w:p>
-        </w:tc>
-        <w:tc>
-          <w:tcPr>
-            <w:tcW w:w="1012" w:type="dxa"/>
-          </w:tcPr>
-          <w:p>
-            <w:pPr>
-              <w:rPr>
-                <w:rFonts w:hint="default"/>
-                <w:vertAlign w:val="baseline"/>
-                <w:lang w:val="en-US" w:eastAsia="zh-CN"/>
-              </w:rPr>
-            </w:pPr>
-            <w:r>
-              <w:rPr>
-                <w:rFonts w:hint="eastAsia"/>
-                <w:vertAlign w:val="baseline"/>
-                <w:lang w:val="en-US" w:eastAsia="zh-CN"/>
-              </w:rPr>
-              <w:t>▲0.7912</w:t>
-            </w:r>
-          </w:p>
-          <w:p>
-            <w:pPr>
-              <w:rPr>
-                <w:rFonts w:hint="eastAsia"/>
-                <w:vertAlign w:val="baseline"/>
-                <w:lang w:val="en-US" w:eastAsia="zh-CN"/>
-              </w:rPr>
-            </w:pPr>
-            <w:r>
-              <w:rPr>
-                <w:rFonts w:hint="eastAsia"/>
-                <w:vertAlign w:val="baseline"/>
-                <w:lang w:val="en-US" w:eastAsia="zh-CN"/>
-              </w:rPr>
-              <w:t>★0.8000</w:t>
-            </w:r>
-          </w:p>
-          <w:p>
-            <w:pPr>
-              <w:rPr>
-                <w:rFonts w:hint="default"/>
-                <w:vertAlign w:val="baseline"/>
-                <w:lang w:val="en-US" w:eastAsia="zh-CN"/>
-              </w:rPr>
-            </w:pPr>
-            <w:r>
-              <w:rPr>
-                <w:rFonts w:hint="eastAsia"/>
-                <w:vertAlign w:val="baseline"/>
-                <w:lang w:val="en-US" w:eastAsia="zh-CN"/>
-              </w:rPr>
-              <w:t>✦</w:t>
-            </w:r>
-            <w:r>
-              <w:rPr>
-                <w:rFonts w:hint="default"/>
-                <w:vertAlign w:val="baseline"/>
-                <w:lang w:val="en-US" w:eastAsia="zh-CN"/>
-              </w:rPr>
-              <w:t>0.8362</w:t>
-            </w:r>
-          </w:p>
-        </w:tc>
-        <w:tc>
-          <w:tcPr>
-            <w:tcW w:w="1012" w:type="dxa"/>
-          </w:tcPr>
-          <w:p>
-            <w:pPr>
-              <w:rPr>
-                <w:vertAlign w:val="baseline"/>
-              </w:rPr>
-            </w:pPr>
-          </w:p>
-          <w:p>
-            <w:pPr>
-              <w:rPr>
-                <w:vertAlign w:val="baseline"/>
-              </w:rPr>
-            </w:pPr>
-          </w:p>
-          <w:p>
-            <w:pPr>
-              <w:rPr>
-                <w:vertAlign w:val="baseline"/>
-              </w:rPr>
-            </w:pPr>
-          </w:p>
-        </w:tc>
-        <w:tc>
-          <w:tcPr>
-            <w:tcW w:w="1012" w:type="dxa"/>
-          </w:tcPr>
-          <w:p>
-            <w:pPr>
-              <w:rPr>
-                <w:rFonts w:hint="default"/>
-                <w:vertAlign w:val="baseline"/>
-                <w:lang w:val="en-US" w:eastAsia="zh-CN"/>
-              </w:rPr>
-            </w:pPr>
-            <w:r>
-              <w:rPr>
-                <w:rFonts w:hint="eastAsia"/>
-                <w:vertAlign w:val="baseline"/>
-                <w:lang w:val="en-US" w:eastAsia="zh-CN"/>
-              </w:rPr>
-              <w:t>▲0.7321</w:t>
-            </w:r>
-          </w:p>
-          <w:p>
-            <w:pPr>
-              <w:rPr>
-                <w:rFonts w:hint="eastAsia"/>
-                <w:vertAlign w:val="baseline"/>
-                <w:lang w:val="en-US" w:eastAsia="zh-CN"/>
-              </w:rPr>
-            </w:pPr>
-            <w:r>
-              <w:rPr>
-                <w:rFonts w:hint="eastAsia"/>
-                <w:vertAlign w:val="baseline"/>
-                <w:lang w:val="en-US" w:eastAsia="zh-CN"/>
-              </w:rPr>
-              <w:t>★0.7557</w:t>
-            </w:r>
-          </w:p>
-          <w:p>
-            <w:pPr>
-              <w:rPr>
-                <w:rFonts w:hint="default"/>
-                <w:vertAlign w:val="baseline"/>
-                <w:lang w:val="en-US" w:eastAsia="zh-CN"/>
-              </w:rPr>
-            </w:pPr>
-            <w:r>
-              <w:rPr>
-                <w:rFonts w:hint="eastAsia"/>
-                <w:vertAlign w:val="baseline"/>
-                <w:lang w:val="en-US" w:eastAsia="zh-CN"/>
-              </w:rPr>
-              <w:t>✦</w:t>
-            </w:r>
-            <w:r>
-              <w:rPr>
-                <w:rFonts w:hint="default"/>
-                <w:vertAlign w:val="baseline"/>
-                <w:lang w:val="en-US" w:eastAsia="zh-CN"/>
-              </w:rPr>
-              <w:t>0.6810</w:t>
-            </w:r>
+          </w:p>
+        </w:tc>
+        <w:tc>
+          <w:tcPr>
+            <w:tcW w:w="1012" w:type="dxa"/>
+          </w:tcPr>
+          <w:p>
+            <w:pPr>
+              <w:rPr>
+                <w:rFonts w:hint="default"/>
+                <w:vertAlign w:val="baseline"/>
+                <w:lang w:val="en-US" w:eastAsia="zh-CN"/>
+              </w:rPr>
+            </w:pPr>
+          </w:p>
+        </w:tc>
+        <w:tc>
+          <w:tcPr>
+            <w:tcW w:w="1012" w:type="dxa"/>
+          </w:tcPr>
+          <w:p>
+            <w:pPr>
+              <w:rPr>
+                <w:rFonts w:hint="default"/>
+                <w:vertAlign w:val="baseline"/>
+                <w:lang w:val="en-US" w:eastAsia="zh-CN"/>
+              </w:rPr>
+            </w:pPr>
+          </w:p>
+        </w:tc>
+        <w:tc>
+          <w:tcPr>
+            <w:tcW w:w="1012" w:type="dxa"/>
+          </w:tcPr>
+          <w:p>
+            <w:pPr>
+              <w:rPr>
+                <w:rFonts w:hint="default"/>
+                <w:vertAlign w:val="baseline"/>
+                <w:lang w:val="en-US" w:eastAsia="zh-CN"/>
+              </w:rPr>
+            </w:pPr>
+          </w:p>
+        </w:tc>
+        <w:tc>
+          <w:tcPr>
+            <w:tcW w:w="1012" w:type="dxa"/>
+          </w:tcPr>
+          <w:p>
+            <w:pPr>
+              <w:rPr>
+                <w:rFonts w:hint="default"/>
+                <w:vertAlign w:val="baseline"/>
+                <w:lang w:val="en-US" w:eastAsia="zh-CN"/>
+              </w:rPr>
+            </w:pPr>
+          </w:p>
+        </w:tc>
+        <w:tc>
+          <w:tcPr>
+            <w:tcW w:w="1012" w:type="dxa"/>
+          </w:tcPr>
+          <w:p>
+            <w:pPr>
+              <w:rPr>
+                <w:vertAlign w:val="baseline"/>
+              </w:rPr>
+            </w:pPr>
+          </w:p>
+        </w:tc>
+        <w:tc>
+          <w:tcPr>
+            <w:tcW w:w="1012" w:type="dxa"/>
+          </w:tcPr>
+          <w:p>
+            <w:pPr>
+              <w:rPr>
+                <w:rFonts w:hint="default"/>
+                <w:vertAlign w:val="baseline"/>
+                <w:lang w:val="en-US" w:eastAsia="zh-CN"/>
+              </w:rPr>
+            </w:pPr>
           </w:p>
         </w:tc>
         <w:tc>
@@ -4950,41 +2740,11 @@
           <w:p>
             <w:pPr>
               <w:rPr>
-                <w:vertAlign w:val="baseline"/>
-              </w:rPr>
-            </w:pPr>
-          </w:p>
-          <w:p>
-            <w:pPr>
-              <w:rPr>
-                <w:vertAlign w:val="baseline"/>
-              </w:rPr>
-            </w:pPr>
-          </w:p>
-          <w:p>
-            <w:pPr>
-              <w:rPr>
                 <w:rFonts w:hint="default"/>
                 <w:vertAlign w:val="baseline"/>
                 <w:lang w:val="en-US"/>
               </w:rPr>
             </w:pPr>
-            <w:r>
-              <w:rPr>
-                <w:rFonts w:hint="eastAsia"/>
-                <w:vertAlign w:val="baseline"/>
-                <w:lang w:val="en-US" w:eastAsia="zh-CN"/>
-              </w:rPr>
-              <w:t>✦</w:t>
-            </w:r>
-            <w:r>
-              <w:rPr>
-                <w:rFonts w:hint="default"/>
-                <w:vertAlign w:val="baseline"/>
-                <w:lang w:val="en-US" w:eastAsia="zh-CN"/>
-              </w:rPr>
-              <w:t>0.4763</w:t>
-            </w:r>
           </w:p>
         </w:tc>
         <w:tc>
@@ -5669,171 +3429,40 @@
                 <w:lang w:val="en-US" w:eastAsia="zh-CN"/>
               </w:rPr>
             </w:pPr>
-            <w:r>
-              <w:rPr>
-                <w:rFonts w:hint="eastAsia"/>
-                <w:vertAlign w:val="baseline"/>
-                <w:lang w:val="en-US" w:eastAsia="zh-CN"/>
-              </w:rPr>
-              <w:t>▲0.9781</w:t>
-            </w:r>
-          </w:p>
-          <w:p>
-            <w:pPr>
-              <w:rPr>
-                <w:rFonts w:hint="eastAsia"/>
-                <w:vertAlign w:val="baseline"/>
-                <w:lang w:val="en-US" w:eastAsia="zh-CN"/>
-              </w:rPr>
-            </w:pPr>
-            <w:r>
-              <w:rPr>
-                <w:rFonts w:hint="eastAsia"/>
-                <w:vertAlign w:val="baseline"/>
-                <w:lang w:val="en-US" w:eastAsia="zh-CN"/>
-              </w:rPr>
-              <w:t>★0.9815</w:t>
-            </w:r>
-          </w:p>
-          <w:p>
-            <w:pPr>
-              <w:rPr>
-                <w:rFonts w:hint="default"/>
-                <w:vertAlign w:val="baseline"/>
-                <w:lang w:val="en-US" w:eastAsia="zh-CN"/>
-              </w:rPr>
-            </w:pPr>
-            <w:r>
-              <w:rPr>
-                <w:rFonts w:hint="eastAsia"/>
-                <w:vertAlign w:val="baseline"/>
-                <w:lang w:val="en-US" w:eastAsia="zh-CN"/>
-              </w:rPr>
-              <w:t>✦</w:t>
-            </w:r>
-            <w:r>
-              <w:rPr>
-                <w:rFonts w:hint="default"/>
-                <w:vertAlign w:val="baseline"/>
-                <w:lang w:val="en-US" w:eastAsia="zh-CN"/>
-              </w:rPr>
-              <w:t>0.9605</w:t>
-            </w:r>
-          </w:p>
-        </w:tc>
-        <w:tc>
-          <w:tcPr>
-            <w:tcW w:w="1012" w:type="dxa"/>
-          </w:tcPr>
-          <w:p>
-            <w:pPr>
-              <w:rPr>
-                <w:rFonts w:hint="default"/>
-                <w:vertAlign w:val="baseline"/>
-                <w:lang w:val="en-US" w:eastAsia="zh-CN"/>
-              </w:rPr>
-            </w:pPr>
-            <w:r>
-              <w:rPr>
-                <w:rFonts w:hint="eastAsia"/>
-                <w:vertAlign w:val="baseline"/>
-                <w:lang w:val="en-US" w:eastAsia="zh-CN"/>
-              </w:rPr>
-              <w:t>▲0.9472</w:t>
-            </w:r>
-          </w:p>
-          <w:p>
-            <w:pPr>
-              <w:rPr>
-                <w:rFonts w:hint="eastAsia"/>
-                <w:vertAlign w:val="baseline"/>
-                <w:lang w:val="en-US" w:eastAsia="zh-CN"/>
-              </w:rPr>
-            </w:pPr>
-            <w:r>
-              <w:rPr>
-                <w:rFonts w:hint="eastAsia"/>
-                <w:vertAlign w:val="baseline"/>
-                <w:lang w:val="en-US" w:eastAsia="zh-CN"/>
-              </w:rPr>
-              <w:t>★0.9812</w:t>
-            </w:r>
-          </w:p>
-          <w:p>
-            <w:pPr>
-              <w:rPr>
-                <w:rFonts w:hint="default"/>
-                <w:vertAlign w:val="baseline"/>
-                <w:lang w:val="en-US" w:eastAsia="zh-CN"/>
-              </w:rPr>
-            </w:pPr>
-          </w:p>
-        </w:tc>
-        <w:tc>
-          <w:tcPr>
-            <w:tcW w:w="1012" w:type="dxa"/>
-          </w:tcPr>
-          <w:p>
-            <w:pPr>
-              <w:rPr>
-                <w:vertAlign w:val="baseline"/>
-              </w:rPr>
-            </w:pPr>
-          </w:p>
-          <w:p>
-            <w:pPr>
-              <w:rPr>
-                <w:rFonts w:hint="eastAsia"/>
-                <w:vertAlign w:val="baseline"/>
-                <w:lang w:val="en-US" w:eastAsia="zh-CN"/>
-              </w:rPr>
-            </w:pPr>
-            <w:r>
-              <w:rPr>
-                <w:rFonts w:hint="eastAsia"/>
-                <w:vertAlign w:val="baseline"/>
-                <w:lang w:val="en-US" w:eastAsia="zh-CN"/>
-              </w:rPr>
-              <w:t>★0.8167</w:t>
-            </w:r>
-          </w:p>
-          <w:p>
-            <w:pPr>
-              <w:rPr>
-                <w:rFonts w:hint="default"/>
-                <w:vertAlign w:val="baseline"/>
-                <w:lang w:val="en-US" w:eastAsia="zh-CN"/>
-              </w:rPr>
-            </w:pPr>
-            <w:r>
-              <w:rPr>
-                <w:rFonts w:hint="eastAsia"/>
-                <w:vertAlign w:val="baseline"/>
-                <w:lang w:val="en-US" w:eastAsia="zh-CN"/>
-              </w:rPr>
-              <w:t>✦</w:t>
-            </w:r>
-            <w:r>
-              <w:rPr>
-                <w:rFonts w:hint="default"/>
-                <w:vertAlign w:val="baseline"/>
-                <w:lang w:val="en-US" w:eastAsia="zh-CN"/>
-              </w:rPr>
-              <w:t>0.5957</w:t>
-            </w:r>
-          </w:p>
-        </w:tc>
-        <w:tc>
-          <w:tcPr>
-            <w:tcW w:w="1012" w:type="dxa"/>
-          </w:tcPr>
-          <w:p>
-            <w:pPr>
-              <w:rPr>
-                <w:vertAlign w:val="baseline"/>
-              </w:rPr>
-            </w:pPr>
-          </w:p>
+          </w:p>
+        </w:tc>
+        <w:tc>
+          <w:tcPr>
+            <w:tcW w:w="1012" w:type="dxa"/>
+          </w:tcPr>
+          <w:p>
+            <w:pPr>
+              <w:rPr>
+                <w:rFonts w:hint="default"/>
+                <w:vertAlign w:val="baseline"/>
+                <w:lang w:val="en-US" w:eastAsia="zh-CN"/>
+              </w:rPr>
+            </w:pPr>
+          </w:p>
+        </w:tc>
+        <w:tc>
+          <w:tcPr>
+            <w:tcW w:w="1012" w:type="dxa"/>
+          </w:tcPr>
+          <w:p>
+            <w:pPr>
+              <w:rPr>
+                <w:rFonts w:hint="default"/>
+                <w:vertAlign w:val="baseline"/>
+                <w:lang w:val="en-US" w:eastAsia="zh-CN"/>
+              </w:rPr>
+            </w:pPr>
+          </w:p>
+        </w:tc>
+        <w:tc>
+          <w:tcPr>
+            <w:tcW w:w="1012" w:type="dxa"/>
+          </w:tcPr>
           <w:p>
             <w:pPr>
               <w:rPr>
@@ -5842,177 +3471,52 @@
                 <w:lang w:val="en-US" w:eastAsia="zh-CN"/>
               </w:rPr>
             </w:pPr>
-            <w:r>
-              <w:rPr>
-                <w:rFonts w:hint="eastAsia"/>
-                <w:vertAlign w:val="baseline"/>
-                <w:lang w:val="en-US" w:eastAsia="zh-CN"/>
-              </w:rPr>
-              <w:t>★0.4147</w:t>
-            </w:r>
-          </w:p>
-        </w:tc>
-        <w:tc>
-          <w:tcPr>
-            <w:tcW w:w="1012" w:type="dxa"/>
-          </w:tcPr>
-          <w:p>
-            <w:pPr>
-              <w:rPr>
-                <w:rFonts w:hint="default"/>
-                <w:vertAlign w:val="baseline"/>
-                <w:lang w:val="en-US" w:eastAsia="zh-CN"/>
-              </w:rPr>
-            </w:pPr>
-            <w:r>
-              <w:rPr>
-                <w:rFonts w:hint="eastAsia"/>
-                <w:vertAlign w:val="baseline"/>
-                <w:lang w:val="en-US" w:eastAsia="zh-CN"/>
-              </w:rPr>
-              <w:t>▲0.9606</w:t>
-            </w:r>
-          </w:p>
-          <w:p>
-            <w:pPr>
-              <w:rPr>
-                <w:rFonts w:hint="eastAsia"/>
-                <w:vertAlign w:val="baseline"/>
-                <w:lang w:val="en-US" w:eastAsia="zh-CN"/>
-              </w:rPr>
-            </w:pPr>
-            <w:r>
-              <w:rPr>
-                <w:rFonts w:hint="eastAsia"/>
-                <w:vertAlign w:val="baseline"/>
-                <w:lang w:val="en-US" w:eastAsia="zh-CN"/>
-              </w:rPr>
-              <w:t>★0.9780</w:t>
-            </w:r>
-          </w:p>
-          <w:p>
-            <w:pPr>
-              <w:rPr>
-                <w:rFonts w:hint="default"/>
-                <w:vertAlign w:val="baseline"/>
-                <w:lang w:val="en-US" w:eastAsia="zh-CN"/>
-              </w:rPr>
-            </w:pPr>
-            <w:r>
-              <w:rPr>
-                <w:rFonts w:hint="eastAsia"/>
-                <w:vertAlign w:val="baseline"/>
-                <w:lang w:val="en-US" w:eastAsia="zh-CN"/>
-              </w:rPr>
-              <w:t>✦</w:t>
-            </w:r>
-            <w:r>
-              <w:rPr>
-                <w:rFonts w:hint="default"/>
-                <w:vertAlign w:val="baseline"/>
-                <w:lang w:val="en-US" w:eastAsia="zh-CN"/>
-              </w:rPr>
-              <w:t>0.8881</w:t>
-            </w:r>
-          </w:p>
-        </w:tc>
-        <w:tc>
-          <w:tcPr>
-            <w:tcW w:w="1012" w:type="dxa"/>
-          </w:tcPr>
-          <w:p>
-            <w:pPr>
-              <w:rPr>
-                <w:rFonts w:hint="default"/>
-                <w:vertAlign w:val="baseline"/>
-                <w:lang w:val="en-US" w:eastAsia="zh-CN"/>
-              </w:rPr>
-            </w:pPr>
-            <w:r>
-              <w:rPr>
-                <w:rFonts w:hint="eastAsia"/>
-                <w:vertAlign w:val="baseline"/>
-                <w:lang w:val="en-US" w:eastAsia="zh-CN"/>
-              </w:rPr>
-              <w:t>▲0.7405</w:t>
-            </w:r>
-          </w:p>
-          <w:p>
-            <w:pPr>
-              <w:rPr>
-                <w:rFonts w:hint="eastAsia"/>
-                <w:vertAlign w:val="baseline"/>
-                <w:lang w:val="en-US" w:eastAsia="zh-CN"/>
-              </w:rPr>
-            </w:pPr>
-            <w:r>
-              <w:rPr>
-                <w:rFonts w:hint="eastAsia"/>
-                <w:vertAlign w:val="baseline"/>
-                <w:lang w:val="en-US" w:eastAsia="zh-CN"/>
-              </w:rPr>
-              <w:t>★0.7974</w:t>
-            </w:r>
-          </w:p>
-          <w:p>
-            <w:pPr>
-              <w:rPr>
-                <w:rFonts w:hint="default"/>
-                <w:vertAlign w:val="baseline"/>
-                <w:lang w:val="en-US" w:eastAsia="zh-CN"/>
-              </w:rPr>
-            </w:pPr>
-            <w:r>
-              <w:rPr>
-                <w:rFonts w:hint="eastAsia"/>
-                <w:vertAlign w:val="baseline"/>
-                <w:lang w:val="en-US" w:eastAsia="zh-CN"/>
-              </w:rPr>
-              <w:t>✦</w:t>
-            </w:r>
-            <w:r>
-              <w:rPr>
-                <w:rFonts w:hint="default"/>
-                <w:vertAlign w:val="baseline"/>
-                <w:lang w:val="en-US" w:eastAsia="zh-CN"/>
-              </w:rPr>
-              <w:t>0.7593</w:t>
-            </w:r>
-          </w:p>
-        </w:tc>
-        <w:tc>
-          <w:tcPr>
-            <w:tcW w:w="1012" w:type="dxa"/>
-          </w:tcPr>
-          <w:p>
-            <w:pPr>
-              <w:rPr>
-                <w:vertAlign w:val="baseline"/>
-              </w:rPr>
-            </w:pPr>
-          </w:p>
-        </w:tc>
-        <w:tc>
-          <w:tcPr>
-            <w:tcW w:w="1012" w:type="dxa"/>
-          </w:tcPr>
-          <w:p>
-            <w:pPr>
-              <w:rPr>
-                <w:rFonts w:hint="default"/>
-                <w:vertAlign w:val="baseline"/>
-                <w:lang w:val="en-US" w:eastAsia="zh-CN"/>
-              </w:rPr>
-            </w:pPr>
-            <w:r>
-              <w:rPr>
-                <w:rFonts w:hint="eastAsia"/>
-                <w:vertAlign w:val="baseline"/>
-                <w:lang w:val="en-US" w:eastAsia="zh-CN"/>
-              </w:rPr>
-              <w:t>▲0.7335</w:t>
-            </w:r>
-          </w:p>
+          </w:p>
+        </w:tc>
+        <w:tc>
+          <w:tcPr>
+            <w:tcW w:w="1012" w:type="dxa"/>
+          </w:tcPr>
+          <w:p>
+            <w:pPr>
+              <w:rPr>
+                <w:rFonts w:hint="default"/>
+                <w:vertAlign w:val="baseline"/>
+                <w:lang w:val="en-US" w:eastAsia="zh-CN"/>
+              </w:rPr>
+            </w:pPr>
+          </w:p>
+        </w:tc>
+        <w:tc>
+          <w:tcPr>
+            <w:tcW w:w="1012" w:type="dxa"/>
+          </w:tcPr>
+          <w:p>
+            <w:pPr>
+              <w:rPr>
+                <w:rFonts w:hint="default"/>
+                <w:vertAlign w:val="baseline"/>
+                <w:lang w:val="en-US" w:eastAsia="zh-CN"/>
+              </w:rPr>
+            </w:pPr>
+          </w:p>
+        </w:tc>
+        <w:tc>
+          <w:tcPr>
+            <w:tcW w:w="1012" w:type="dxa"/>
+          </w:tcPr>
+          <w:p>
+            <w:pPr>
+              <w:rPr>
+                <w:vertAlign w:val="baseline"/>
+              </w:rPr>
+            </w:pPr>
+          </w:p>
+        </w:tc>
+        <w:tc>
+          <w:tcPr>
+            <w:tcW w:w="1012" w:type="dxa"/>
+          </w:tcPr>
           <w:p>
             <w:pPr>
               <w:rPr>
@@ -6021,14 +3525,6 @@
                 <w:lang w:val="en-US"/>
               </w:rPr>
             </w:pPr>
-            <w:r>
-              <w:rPr>
-                <w:rFonts w:hint="eastAsia"/>
-                <w:vertAlign w:val="baseline"/>
-                <w:lang w:val="en-US" w:eastAsia="zh-CN"/>
-              </w:rPr>
-              <w:t>★0.7647</w:t>
-            </w:r>
           </w:p>
         </w:tc>
         <w:tc>
@@ -6098,28 +3594,11 @@
           <w:p>
             <w:pPr>
               <w:rPr>
-                <w:rFonts w:hint="eastAsia"/>
-                <w:vertAlign w:val="baseline"/>
-                <w:lang w:val="en-US" w:eastAsia="zh-CN"/>
-              </w:rPr>
-            </w:pPr>
-          </w:p>
-          <w:p>
-            <w:pPr>
-              <w:rPr>
-                <w:rFonts w:hint="default"/>
-                <w:vertAlign w:val="baseline"/>
-                <w:lang w:val="en-US" w:eastAsia="zh-CN"/>
-              </w:rPr>
-            </w:pPr>
-            <w:r>
-              <w:rPr>
-                <w:rFonts w:hint="eastAsia"/>
-                <w:vertAlign w:val="baseline"/>
-                <w:lang w:val="en-US" w:eastAsia="zh-CN"/>
-              </w:rPr>
-              <w:t>发现受Ti影响</w:t>
-            </w:r>
+                <w:rFonts w:hint="default"/>
+                <w:vertAlign w:val="baseline"/>
+                <w:lang w:val="en-US" w:eastAsia="zh-CN"/>
+              </w:rPr>
+            </w:pPr>
           </w:p>
         </w:tc>
         <w:tc>
@@ -6314,369 +3793,94 @@
                 <w:lang w:val="en-US" w:eastAsia="zh-CN"/>
               </w:rPr>
             </w:pPr>
-            <w:r>
-              <w:rPr>
-                <w:rFonts w:hint="eastAsia"/>
-                <w:vertAlign w:val="baseline"/>
-                <w:lang w:val="en-US" w:eastAsia="zh-CN"/>
-              </w:rPr>
-              <w:t>▲0.9287</w:t>
-            </w:r>
-          </w:p>
-          <w:p>
-            <w:pPr>
-              <w:rPr>
-                <w:rFonts w:hint="eastAsia"/>
-                <w:vertAlign w:val="baseline"/>
-                <w:lang w:val="en-US" w:eastAsia="zh-CN"/>
-              </w:rPr>
-            </w:pPr>
-            <w:r>
-              <w:rPr>
-                <w:rFonts w:hint="eastAsia"/>
-                <w:vertAlign w:val="baseline"/>
-                <w:lang w:val="en-US" w:eastAsia="zh-CN"/>
-              </w:rPr>
-              <w:t>★0.9521</w:t>
-            </w:r>
-          </w:p>
-          <w:p>
-            <w:pPr>
-              <w:rPr>
-                <w:rFonts w:hint="default"/>
-                <w:vertAlign w:val="baseline"/>
-                <w:lang w:val="en-US" w:eastAsia="zh-CN"/>
-              </w:rPr>
-            </w:pPr>
-            <w:r>
-              <w:rPr>
-                <w:rFonts w:hint="eastAsia"/>
-                <w:vertAlign w:val="baseline"/>
-                <w:lang w:val="en-US" w:eastAsia="zh-CN"/>
-              </w:rPr>
-              <w:t>✦</w:t>
-            </w:r>
-            <w:r>
-              <w:rPr>
-                <w:rFonts w:hint="default"/>
-                <w:vertAlign w:val="baseline"/>
-                <w:lang w:val="en-US" w:eastAsia="zh-CN"/>
-              </w:rPr>
-              <w:t>0.9330</w:t>
-            </w:r>
-          </w:p>
-        </w:tc>
-        <w:tc>
-          <w:tcPr>
-            <w:tcW w:w="1012" w:type="dxa"/>
-          </w:tcPr>
-          <w:p>
-            <w:pPr>
-              <w:rPr>
-                <w:rFonts w:hint="default"/>
-                <w:vertAlign w:val="baseline"/>
-                <w:lang w:val="en-US" w:eastAsia="zh-CN"/>
-              </w:rPr>
-            </w:pPr>
-            <w:r>
-              <w:rPr>
-                <w:rFonts w:hint="eastAsia"/>
-                <w:vertAlign w:val="baseline"/>
-                <w:lang w:val="en-US" w:eastAsia="zh-CN"/>
-              </w:rPr>
-              <w:t>▲0.9626</w:t>
-            </w:r>
-          </w:p>
-          <w:p>
-            <w:pPr>
-              <w:rPr>
-                <w:rFonts w:hint="eastAsia"/>
-                <w:vertAlign w:val="baseline"/>
-                <w:lang w:val="en-US" w:eastAsia="zh-CN"/>
-              </w:rPr>
-            </w:pPr>
-            <w:r>
-              <w:rPr>
-                <w:rFonts w:hint="eastAsia"/>
-                <w:vertAlign w:val="baseline"/>
-                <w:lang w:val="en-US" w:eastAsia="zh-CN"/>
-              </w:rPr>
-              <w:t>★0.9770</w:t>
-            </w:r>
-          </w:p>
-          <w:p>
-            <w:pPr>
-              <w:rPr>
-                <w:rFonts w:hint="default"/>
-                <w:vertAlign w:val="baseline"/>
-                <w:lang w:val="en-US" w:eastAsia="zh-CN"/>
-              </w:rPr>
-            </w:pPr>
-          </w:p>
-        </w:tc>
-        <w:tc>
-          <w:tcPr>
-            <w:tcW w:w="1012" w:type="dxa"/>
-          </w:tcPr>
-          <w:p>
-            <w:pPr>
-              <w:rPr>
-                <w:rFonts w:hint="default"/>
-                <w:vertAlign w:val="baseline"/>
-                <w:lang w:val="en-US" w:eastAsia="zh-CN"/>
-              </w:rPr>
-            </w:pPr>
-            <w:r>
-              <w:rPr>
-                <w:rFonts w:hint="eastAsia"/>
-                <w:vertAlign w:val="baseline"/>
-                <w:lang w:val="en-US" w:eastAsia="zh-CN"/>
-              </w:rPr>
-              <w:t>▲0.7831</w:t>
-            </w:r>
-          </w:p>
-          <w:p>
-            <w:pPr>
-              <w:rPr>
-                <w:rFonts w:hint="eastAsia"/>
-                <w:vertAlign w:val="baseline"/>
-                <w:lang w:val="en-US" w:eastAsia="zh-CN"/>
-              </w:rPr>
-            </w:pPr>
-            <w:r>
-              <w:rPr>
-                <w:rFonts w:hint="eastAsia"/>
-                <w:vertAlign w:val="baseline"/>
-                <w:lang w:val="en-US" w:eastAsia="zh-CN"/>
-              </w:rPr>
-              <w:t>★0.8105</w:t>
-            </w:r>
-          </w:p>
-          <w:p>
-            <w:pPr>
-              <w:rPr>
-                <w:rFonts w:hint="default"/>
-                <w:vertAlign w:val="baseline"/>
-                <w:lang w:val="en-US" w:eastAsia="zh-CN"/>
-              </w:rPr>
-            </w:pPr>
-            <w:r>
-              <w:rPr>
-                <w:rFonts w:hint="eastAsia"/>
-                <w:vertAlign w:val="baseline"/>
-                <w:lang w:val="en-US" w:eastAsia="zh-CN"/>
-              </w:rPr>
-              <w:t>✦</w:t>
-            </w:r>
-            <w:r>
-              <w:rPr>
-                <w:rFonts w:hint="default"/>
-                <w:vertAlign w:val="baseline"/>
-                <w:lang w:val="en-US" w:eastAsia="zh-CN"/>
-              </w:rPr>
-              <w:t>0.5823</w:t>
-            </w:r>
-          </w:p>
-        </w:tc>
-        <w:tc>
-          <w:tcPr>
-            <w:tcW w:w="1012" w:type="dxa"/>
-          </w:tcPr>
-          <w:p>
-            <w:pPr>
-              <w:rPr>
-                <w:vertAlign w:val="baseline"/>
-              </w:rPr>
-            </w:pPr>
-          </w:p>
-          <w:p>
-            <w:pPr>
-              <w:rPr>
-                <w:rFonts w:hint="eastAsia"/>
-                <w:vertAlign w:val="baseline"/>
-                <w:lang w:val="en-US" w:eastAsia="zh-CN"/>
-              </w:rPr>
-            </w:pPr>
-            <w:r>
-              <w:rPr>
-                <w:rFonts w:hint="eastAsia"/>
-                <w:vertAlign w:val="baseline"/>
-                <w:lang w:val="en-US" w:eastAsia="zh-CN"/>
-              </w:rPr>
-              <w:t>★0.2883</w:t>
-            </w:r>
-          </w:p>
-          <w:p>
-            <w:pPr>
-              <w:rPr>
-                <w:rFonts w:hint="default"/>
-                <w:vertAlign w:val="baseline"/>
-                <w:lang w:val="en-US" w:eastAsia="zh-CN"/>
-              </w:rPr>
-            </w:pPr>
-          </w:p>
-        </w:tc>
-        <w:tc>
-          <w:tcPr>
-            <w:tcW w:w="1012" w:type="dxa"/>
-          </w:tcPr>
-          <w:p>
-            <w:pPr>
-              <w:rPr>
-                <w:rFonts w:hint="default"/>
-                <w:vertAlign w:val="baseline"/>
-                <w:lang w:val="en-US" w:eastAsia="zh-CN"/>
-              </w:rPr>
-            </w:pPr>
-            <w:r>
-              <w:rPr>
-                <w:rFonts w:hint="eastAsia"/>
-                <w:vertAlign w:val="baseline"/>
-                <w:lang w:val="en-US" w:eastAsia="zh-CN"/>
-              </w:rPr>
-              <w:t>▲0.9652</w:t>
-            </w:r>
-          </w:p>
-          <w:p>
-            <w:pPr>
-              <w:rPr>
-                <w:rFonts w:hint="eastAsia"/>
-                <w:vertAlign w:val="baseline"/>
-                <w:lang w:val="en-US" w:eastAsia="zh-CN"/>
-              </w:rPr>
-            </w:pPr>
-            <w:r>
-              <w:rPr>
-                <w:rFonts w:hint="eastAsia"/>
-                <w:vertAlign w:val="baseline"/>
-                <w:lang w:val="en-US" w:eastAsia="zh-CN"/>
-              </w:rPr>
-              <w:t>★0.9802</w:t>
-            </w:r>
-          </w:p>
-          <w:p>
-            <w:pPr>
-              <w:rPr>
-                <w:rFonts w:hint="default"/>
-                <w:vertAlign w:val="baseline"/>
-                <w:lang w:val="en-US" w:eastAsia="zh-CN"/>
-              </w:rPr>
-            </w:pPr>
-            <w:r>
-              <w:rPr>
-                <w:rFonts w:hint="eastAsia"/>
-                <w:vertAlign w:val="baseline"/>
-                <w:lang w:val="en-US" w:eastAsia="zh-CN"/>
-              </w:rPr>
-              <w:t>✦</w:t>
-            </w:r>
-            <w:r>
-              <w:rPr>
-                <w:rFonts w:hint="default"/>
-                <w:vertAlign w:val="baseline"/>
-                <w:lang w:val="en-US" w:eastAsia="zh-CN"/>
-              </w:rPr>
-              <w:t>0.9129</w:t>
-            </w:r>
-          </w:p>
-        </w:tc>
-        <w:tc>
-          <w:tcPr>
-            <w:tcW w:w="1012" w:type="dxa"/>
-          </w:tcPr>
-          <w:p>
-            <w:pPr>
-              <w:rPr>
-                <w:rFonts w:hint="default"/>
-                <w:vertAlign w:val="baseline"/>
-                <w:lang w:val="en-US" w:eastAsia="zh-CN"/>
-              </w:rPr>
-            </w:pPr>
-            <w:r>
-              <w:rPr>
-                <w:rFonts w:hint="eastAsia"/>
-                <w:vertAlign w:val="baseline"/>
-                <w:lang w:val="en-US" w:eastAsia="zh-CN"/>
-              </w:rPr>
-              <w:t>▲0.7515</w:t>
-            </w:r>
-          </w:p>
-          <w:p>
-            <w:pPr>
-              <w:rPr>
-                <w:rFonts w:hint="eastAsia"/>
-                <w:vertAlign w:val="baseline"/>
-                <w:lang w:val="en-US" w:eastAsia="zh-CN"/>
-              </w:rPr>
-            </w:pPr>
-            <w:r>
-              <w:rPr>
-                <w:rFonts w:hint="eastAsia"/>
-                <w:vertAlign w:val="baseline"/>
-                <w:lang w:val="en-US" w:eastAsia="zh-CN"/>
-              </w:rPr>
-              <w:t>★0.7956</w:t>
-            </w:r>
-          </w:p>
-          <w:p>
-            <w:pPr>
-              <w:rPr>
-                <w:rFonts w:hint="default"/>
-                <w:vertAlign w:val="baseline"/>
-                <w:lang w:val="en-US" w:eastAsia="zh-CN"/>
-              </w:rPr>
-            </w:pPr>
-            <w:r>
-              <w:rPr>
-                <w:rFonts w:hint="eastAsia"/>
-                <w:vertAlign w:val="baseline"/>
-                <w:lang w:val="en-US" w:eastAsia="zh-CN"/>
-              </w:rPr>
-              <w:t>✦</w:t>
-            </w:r>
-            <w:r>
-              <w:rPr>
-                <w:rFonts w:hint="default"/>
-                <w:vertAlign w:val="baseline"/>
-                <w:lang w:val="en-US" w:eastAsia="zh-CN"/>
-              </w:rPr>
-              <w:t>0.7816</w:t>
-            </w:r>
-          </w:p>
-        </w:tc>
-        <w:tc>
-          <w:tcPr>
-            <w:tcW w:w="1012" w:type="dxa"/>
-          </w:tcPr>
-          <w:p>
-            <w:pPr>
-              <w:rPr>
-                <w:vertAlign w:val="baseline"/>
-              </w:rPr>
-            </w:pPr>
-          </w:p>
-        </w:tc>
-        <w:tc>
-          <w:tcPr>
-            <w:tcW w:w="1012" w:type="dxa"/>
-          </w:tcPr>
-          <w:p>
-            <w:pPr>
-              <w:rPr>
-                <w:rFonts w:hint="default"/>
-                <w:vertAlign w:val="baseline"/>
-                <w:lang w:val="en-US" w:eastAsia="zh-CN"/>
-              </w:rPr>
-            </w:pPr>
-            <w:r>
-              <w:rPr>
-                <w:rFonts w:hint="eastAsia"/>
-                <w:vertAlign w:val="baseline"/>
-                <w:lang w:val="en-US" w:eastAsia="zh-CN"/>
-              </w:rPr>
-              <w:t>▲0.7360</w:t>
-            </w:r>
-          </w:p>
+          </w:p>
+        </w:tc>
+        <w:tc>
+          <w:tcPr>
+            <w:tcW w:w="1012" w:type="dxa"/>
+          </w:tcPr>
+          <w:p>
+            <w:pPr>
+              <w:rPr>
+                <w:rFonts w:hint="default"/>
+                <w:vertAlign w:val="baseline"/>
+                <w:lang w:val="en-US" w:eastAsia="zh-CN"/>
+              </w:rPr>
+            </w:pPr>
+          </w:p>
+        </w:tc>
+        <w:tc>
+          <w:tcPr>
+            <w:tcW w:w="1012" w:type="dxa"/>
+          </w:tcPr>
+          <w:p>
+            <w:pPr>
+              <w:rPr>
+                <w:rFonts w:hint="default"/>
+                <w:vertAlign w:val="baseline"/>
+                <w:lang w:val="en-US" w:eastAsia="zh-CN"/>
+              </w:rPr>
+            </w:pPr>
+          </w:p>
+        </w:tc>
+        <w:tc>
+          <w:tcPr>
+            <w:tcW w:w="1012" w:type="dxa"/>
+          </w:tcPr>
+          <w:p>
+            <w:pPr>
+              <w:rPr>
+                <w:rFonts w:hint="default"/>
+                <w:vertAlign w:val="baseline"/>
+                <w:lang w:val="en-US" w:eastAsia="zh-CN"/>
+              </w:rPr>
+            </w:pPr>
+          </w:p>
+        </w:tc>
+        <w:tc>
+          <w:tcPr>
+            <w:tcW w:w="1012" w:type="dxa"/>
+          </w:tcPr>
+          <w:p>
+            <w:pPr>
+              <w:rPr>
+                <w:rFonts w:hint="default"/>
+                <w:vertAlign w:val="baseline"/>
+                <w:lang w:val="en-US" w:eastAsia="zh-CN"/>
+              </w:rPr>
+            </w:pPr>
+          </w:p>
+        </w:tc>
+        <w:tc>
+          <w:tcPr>
+            <w:tcW w:w="1012" w:type="dxa"/>
+          </w:tcPr>
+          <w:p>
+            <w:pPr>
+              <w:rPr>
+                <w:rFonts w:hint="default"/>
+                <w:vertAlign w:val="baseline"/>
+                <w:lang w:val="en-US" w:eastAsia="zh-CN"/>
+              </w:rPr>
+            </w:pPr>
+          </w:p>
+        </w:tc>
+        <w:tc>
+          <w:tcPr>
+            <w:tcW w:w="1012" w:type="dxa"/>
+          </w:tcPr>
+          <w:p>
+            <w:pPr>
+              <w:rPr>
+                <w:vertAlign w:val="baseline"/>
+              </w:rPr>
+            </w:pPr>
+          </w:p>
+        </w:tc>
+        <w:tc>
+          <w:tcPr>
+            <w:tcW w:w="1012" w:type="dxa"/>
+          </w:tcPr>
           <w:p>
             <w:pPr>
               <w:rPr>
@@ -6685,14 +3889,6 @@
                 <w:lang w:val="en-US" w:eastAsia="zh-CN"/>
               </w:rPr>
             </w:pPr>
-            <w:r>
-              <w:rPr>
-                <w:rFonts w:hint="eastAsia"/>
-                <w:vertAlign w:val="baseline"/>
-                <w:lang w:val="en-US" w:eastAsia="zh-CN"/>
-              </w:rPr>
-              <w:t>★0.7661</w:t>
-            </w:r>
           </w:p>
         </w:tc>
         <w:tc>
@@ -6732,40 +3928,6 @@
               </w:rPr>
             </w:pPr>
           </w:p>
-          <w:p>
-            <w:pPr>
-              <w:rPr>
-                <w:rFonts w:hint="default" w:eastAsiaTheme="minorEastAsia"/>
-                <w:vertAlign w:val="baseline"/>
-                <w:lang w:val="en-US" w:eastAsia="zh-CN"/>
-              </w:rPr>
-            </w:pPr>
-          </w:p>
-          <w:p>
-            <w:pPr>
-              <w:rPr>
-                <w:rFonts w:hint="default" w:eastAsiaTheme="minorEastAsia"/>
-                <w:vertAlign w:val="baseline"/>
-                <w:lang w:val="en-US" w:eastAsia="zh-CN"/>
-              </w:rPr>
-            </w:pPr>
-            <w:r>
-              <w:rPr>
-                <w:rFonts w:hint="eastAsia"/>
-                <w:vertAlign w:val="baseline"/>
-                <w:lang w:val="en-US" w:eastAsia="zh-CN"/>
-              </w:rPr>
-              <w:t>✦</w:t>
-            </w:r>
-            <w:r>
-              <w:rPr>
-                <w:rFonts w:hint="default"/>
-                <w:vertAlign w:val="baseline"/>
-                <w:lang w:val="en-US" w:eastAsia="zh-CN"/>
-              </w:rPr>
-              <w:t>0.5746</w:t>
-            </w:r>
-          </w:p>
         </w:tc>
         <w:tc>
           <w:tcPr>
@@ -6798,28 +3960,11 @@
           <w:p>
             <w:pPr>
               <w:rPr>
-                <w:rFonts w:hint="eastAsia"/>
-                <w:vertAlign w:val="baseline"/>
-                <w:lang w:val="en-US" w:eastAsia="zh-CN"/>
-              </w:rPr>
-            </w:pPr>
-          </w:p>
-          <w:p>
-            <w:pPr>
-              <w:rPr>
                 <w:rFonts w:hint="default"/>
                 <w:vertAlign w:val="baseline"/>
                 <w:lang w:val="en-US"/>
               </w:rPr>
             </w:pPr>
-            <w:r>
-              <w:rPr>
-                <w:rFonts w:hint="eastAsia"/>
-                <w:vertAlign w:val="baseline"/>
-                <w:lang w:val="en-US" w:eastAsia="zh-CN"/>
-              </w:rPr>
-              <w:t>发现受Ti影响</w:t>
-            </w:r>
           </w:p>
         </w:tc>
         <w:tc>
@@ -7016,445 +4161,96 @@
                 <w:lang w:val="en-US" w:eastAsia="zh-CN"/>
               </w:rPr>
             </w:pPr>
-            <w:r>
-              <w:rPr>
-                <w:rFonts w:hint="eastAsia"/>
-                <w:vertAlign w:val="baseline"/>
-                <w:lang w:val="en-US" w:eastAsia="zh-CN"/>
-              </w:rPr>
-              <w:t>▲0.9717</w:t>
-            </w:r>
-          </w:p>
-          <w:p>
-            <w:pPr>
-              <w:rPr>
-                <w:rFonts w:hint="eastAsia"/>
-                <w:vertAlign w:val="baseline"/>
-                <w:lang w:val="en-US" w:eastAsia="zh-CN"/>
-              </w:rPr>
-            </w:pPr>
-            <w:r>
-              <w:rPr>
-                <w:rFonts w:hint="eastAsia"/>
-                <w:vertAlign w:val="baseline"/>
-                <w:lang w:val="en-US" w:eastAsia="zh-CN"/>
-              </w:rPr>
-              <w:t>★0.9796</w:t>
-            </w:r>
-          </w:p>
-          <w:p>
-            <w:pPr>
-              <w:rPr>
-                <w:rFonts w:hint="default"/>
-                <w:vertAlign w:val="baseline"/>
-                <w:lang w:val="en-US" w:eastAsia="zh-CN"/>
-              </w:rPr>
-            </w:pPr>
-            <w:r>
-              <w:rPr>
-                <w:rFonts w:hint="eastAsia"/>
-                <w:vertAlign w:val="baseline"/>
-                <w:lang w:val="en-US" w:eastAsia="zh-CN"/>
-              </w:rPr>
-              <w:t>✦</w:t>
-            </w:r>
-            <w:r>
-              <w:rPr>
-                <w:rFonts w:hint="default"/>
-                <w:vertAlign w:val="baseline"/>
-                <w:lang w:val="en-US" w:eastAsia="zh-CN"/>
-              </w:rPr>
-              <w:t>0.9859</w:t>
-            </w:r>
-          </w:p>
-        </w:tc>
-        <w:tc>
-          <w:tcPr>
-            <w:tcW w:w="1012" w:type="dxa"/>
-          </w:tcPr>
-          <w:p>
-            <w:pPr>
-              <w:rPr>
-                <w:rFonts w:hint="default"/>
-                <w:vertAlign w:val="baseline"/>
-                <w:lang w:val="en-US" w:eastAsia="zh-CN"/>
-              </w:rPr>
-            </w:pPr>
-            <w:r>
-              <w:rPr>
-                <w:rFonts w:hint="eastAsia"/>
-                <w:vertAlign w:val="baseline"/>
-                <w:lang w:val="en-US" w:eastAsia="zh-CN"/>
-              </w:rPr>
-              <w:t>▲0.9815</w:t>
-            </w:r>
-          </w:p>
-          <w:p>
-            <w:pPr>
-              <w:rPr>
-                <w:rFonts w:hint="eastAsia"/>
-                <w:vertAlign w:val="baseline"/>
-                <w:lang w:val="en-US" w:eastAsia="zh-CN"/>
-              </w:rPr>
-            </w:pPr>
-            <w:r>
-              <w:rPr>
-                <w:rFonts w:hint="eastAsia"/>
-                <w:vertAlign w:val="baseline"/>
-                <w:lang w:val="en-US" w:eastAsia="zh-CN"/>
-              </w:rPr>
-              <w:t>★0.9714</w:t>
-            </w:r>
-          </w:p>
-          <w:p>
-            <w:pPr>
-              <w:rPr>
-                <w:rFonts w:hint="default"/>
-                <w:vertAlign w:val="baseline"/>
-                <w:lang w:val="en-US" w:eastAsia="zh-CN"/>
-              </w:rPr>
-            </w:pPr>
-            <w:r>
-              <w:rPr>
-                <w:rFonts w:hint="eastAsia"/>
-                <w:vertAlign w:val="baseline"/>
-                <w:lang w:val="en-US" w:eastAsia="zh-CN"/>
-              </w:rPr>
-              <w:t>✦</w:t>
-            </w:r>
-            <w:r>
-              <w:rPr>
-                <w:rFonts w:hint="default"/>
-                <w:vertAlign w:val="baseline"/>
-                <w:lang w:val="en-US" w:eastAsia="zh-CN"/>
-              </w:rPr>
-              <w:t>0.9361</w:t>
-            </w:r>
-          </w:p>
-        </w:tc>
-        <w:tc>
-          <w:tcPr>
-            <w:tcW w:w="1012" w:type="dxa"/>
-          </w:tcPr>
-          <w:p>
-            <w:pPr>
-              <w:rPr>
-                <w:rFonts w:hint="default"/>
-                <w:vertAlign w:val="baseline"/>
-                <w:lang w:val="en-US" w:eastAsia="zh-CN"/>
-              </w:rPr>
-            </w:pPr>
-            <w:r>
-              <w:rPr>
-                <w:rFonts w:hint="eastAsia"/>
-                <w:vertAlign w:val="baseline"/>
-                <w:lang w:val="en-US" w:eastAsia="zh-CN"/>
-              </w:rPr>
-              <w:t>▲0.8771</w:t>
-            </w:r>
-          </w:p>
-          <w:p>
-            <w:pPr>
-              <w:rPr>
-                <w:rFonts w:hint="eastAsia"/>
-                <w:vertAlign w:val="baseline"/>
-                <w:lang w:val="en-US" w:eastAsia="zh-CN"/>
-              </w:rPr>
-            </w:pPr>
-            <w:r>
-              <w:rPr>
-                <w:rFonts w:hint="eastAsia"/>
-                <w:vertAlign w:val="baseline"/>
-                <w:lang w:val="en-US" w:eastAsia="zh-CN"/>
-              </w:rPr>
-              <w:t>★0.9032</w:t>
-            </w:r>
-          </w:p>
-          <w:p>
-            <w:pPr>
-              <w:rPr>
-                <w:rFonts w:hint="default"/>
-                <w:vertAlign w:val="baseline"/>
-                <w:lang w:val="en-US" w:eastAsia="zh-CN"/>
-              </w:rPr>
-            </w:pPr>
-            <w:r>
-              <w:rPr>
-                <w:rFonts w:hint="eastAsia"/>
-                <w:vertAlign w:val="baseline"/>
-                <w:lang w:val="en-US" w:eastAsia="zh-CN"/>
-              </w:rPr>
-              <w:t>✦</w:t>
-            </w:r>
-            <w:r>
-              <w:rPr>
-                <w:rFonts w:hint="default"/>
-                <w:vertAlign w:val="baseline"/>
-                <w:lang w:val="en-US" w:eastAsia="zh-CN"/>
-              </w:rPr>
-              <w:t>0.7249</w:t>
-            </w:r>
-          </w:p>
-        </w:tc>
-        <w:tc>
-          <w:tcPr>
-            <w:tcW w:w="1012" w:type="dxa"/>
-          </w:tcPr>
-          <w:p>
-            <w:pPr>
-              <w:rPr>
-                <w:rFonts w:hint="default"/>
-                <w:vertAlign w:val="baseline"/>
-                <w:lang w:val="en-US" w:eastAsia="zh-CN"/>
-              </w:rPr>
-            </w:pPr>
-            <w:r>
-              <w:rPr>
-                <w:rFonts w:hint="eastAsia"/>
-                <w:vertAlign w:val="baseline"/>
-                <w:lang w:val="en-US" w:eastAsia="zh-CN"/>
-              </w:rPr>
-              <w:t>▲0.9673</w:t>
-            </w:r>
-          </w:p>
-          <w:p>
-            <w:pPr>
-              <w:rPr>
-                <w:rFonts w:hint="eastAsia"/>
-                <w:vertAlign w:val="baseline"/>
-                <w:lang w:val="en-US" w:eastAsia="zh-CN"/>
-              </w:rPr>
-            </w:pPr>
-            <w:r>
-              <w:rPr>
-                <w:rFonts w:hint="eastAsia"/>
-                <w:vertAlign w:val="baseline"/>
-                <w:lang w:val="en-US" w:eastAsia="zh-CN"/>
-              </w:rPr>
-              <w:t>★0.9167</w:t>
-            </w:r>
-          </w:p>
-          <w:p>
-            <w:pPr>
-              <w:rPr>
-                <w:rFonts w:hint="default"/>
-                <w:vertAlign w:val="baseline"/>
-                <w:lang w:val="en-US" w:eastAsia="zh-CN"/>
-              </w:rPr>
-            </w:pPr>
-            <w:r>
-              <w:rPr>
-                <w:rFonts w:hint="eastAsia"/>
-                <w:vertAlign w:val="baseline"/>
-                <w:lang w:val="en-US" w:eastAsia="zh-CN"/>
-              </w:rPr>
-              <w:t>✦</w:t>
-            </w:r>
-            <w:r>
-              <w:rPr>
-                <w:rFonts w:hint="default"/>
-                <w:vertAlign w:val="baseline"/>
-                <w:lang w:val="en-US" w:eastAsia="zh-CN"/>
-              </w:rPr>
-              <w:t>0.9169</w:t>
-            </w:r>
-          </w:p>
-        </w:tc>
-        <w:tc>
-          <w:tcPr>
-            <w:tcW w:w="1012" w:type="dxa"/>
-          </w:tcPr>
-          <w:p>
-            <w:pPr>
-              <w:rPr>
-                <w:rFonts w:hint="default"/>
-                <w:vertAlign w:val="baseline"/>
-                <w:lang w:val="en-US" w:eastAsia="zh-CN"/>
-              </w:rPr>
-            </w:pPr>
-            <w:r>
-              <w:rPr>
-                <w:rFonts w:hint="eastAsia"/>
-                <w:vertAlign w:val="baseline"/>
-                <w:lang w:val="en-US" w:eastAsia="zh-CN"/>
-              </w:rPr>
-              <w:t>▲0.9708</w:t>
-            </w:r>
-          </w:p>
-          <w:p>
-            <w:pPr>
-              <w:rPr>
-                <w:rFonts w:hint="eastAsia"/>
-                <w:vertAlign w:val="baseline"/>
-                <w:lang w:val="en-US" w:eastAsia="zh-CN"/>
-              </w:rPr>
-            </w:pPr>
-            <w:r>
-              <w:rPr>
-                <w:rFonts w:hint="eastAsia"/>
-                <w:vertAlign w:val="baseline"/>
-                <w:lang w:val="en-US" w:eastAsia="zh-CN"/>
-              </w:rPr>
-              <w:t>★0.9720</w:t>
-            </w:r>
-          </w:p>
-          <w:p>
-            <w:pPr>
-              <w:rPr>
-                <w:rFonts w:hint="default"/>
-                <w:vertAlign w:val="baseline"/>
-                <w:lang w:val="en-US" w:eastAsia="zh-CN"/>
-              </w:rPr>
-            </w:pPr>
-            <w:r>
-              <w:rPr>
-                <w:rFonts w:hint="eastAsia"/>
-                <w:vertAlign w:val="baseline"/>
-                <w:lang w:val="en-US" w:eastAsia="zh-CN"/>
-              </w:rPr>
-              <w:t>✦</w:t>
-            </w:r>
-            <w:r>
-              <w:rPr>
-                <w:rFonts w:hint="default"/>
-                <w:vertAlign w:val="baseline"/>
-                <w:lang w:val="en-US" w:eastAsia="zh-CN"/>
-              </w:rPr>
-              <w:t>0.9440</w:t>
-            </w:r>
-          </w:p>
-        </w:tc>
-        <w:tc>
-          <w:tcPr>
-            <w:tcW w:w="1012" w:type="dxa"/>
-          </w:tcPr>
-          <w:p>
-            <w:pPr>
-              <w:rPr>
-                <w:rFonts w:hint="default"/>
-                <w:vertAlign w:val="baseline"/>
-                <w:lang w:val="en-US" w:eastAsia="zh-CN"/>
-              </w:rPr>
-            </w:pPr>
-            <w:r>
-              <w:rPr>
-                <w:rFonts w:hint="eastAsia"/>
-                <w:vertAlign w:val="baseline"/>
-                <w:lang w:val="en-US" w:eastAsia="zh-CN"/>
-              </w:rPr>
-              <w:t>▲0.7552</w:t>
-            </w:r>
-          </w:p>
-          <w:p>
-            <w:pPr>
-              <w:rPr>
-                <w:rFonts w:hint="eastAsia"/>
-                <w:vertAlign w:val="baseline"/>
-                <w:lang w:val="en-US" w:eastAsia="zh-CN"/>
-              </w:rPr>
-            </w:pPr>
-            <w:r>
-              <w:rPr>
-                <w:rFonts w:hint="eastAsia"/>
-                <w:vertAlign w:val="baseline"/>
-                <w:lang w:val="en-US" w:eastAsia="zh-CN"/>
-              </w:rPr>
-              <w:t>★0.7969</w:t>
-            </w:r>
-          </w:p>
-          <w:p>
-            <w:pPr>
-              <w:rPr>
-                <w:rFonts w:hint="default"/>
-                <w:vertAlign w:val="baseline"/>
-                <w:lang w:val="en-US" w:eastAsia="zh-CN"/>
-              </w:rPr>
-            </w:pPr>
-            <w:r>
-              <w:rPr>
-                <w:rFonts w:hint="eastAsia"/>
-                <w:vertAlign w:val="baseline"/>
-                <w:lang w:val="en-US" w:eastAsia="zh-CN"/>
-              </w:rPr>
-              <w:t>✦</w:t>
-            </w:r>
-            <w:r>
-              <w:rPr>
-                <w:rFonts w:hint="default"/>
-                <w:vertAlign w:val="baseline"/>
-                <w:lang w:val="en-US" w:eastAsia="zh-CN"/>
-              </w:rPr>
-              <w:t>0.7882</w:t>
-            </w:r>
-          </w:p>
-        </w:tc>
-        <w:tc>
-          <w:tcPr>
-            <w:tcW w:w="1012" w:type="dxa"/>
-          </w:tcPr>
-          <w:p>
-            <w:pPr>
-              <w:rPr>
-                <w:vertAlign w:val="baseline"/>
-              </w:rPr>
-            </w:pPr>
-          </w:p>
-          <w:p>
-            <w:pPr>
-              <w:rPr>
-                <w:rFonts w:hint="eastAsia"/>
-                <w:vertAlign w:val="baseline"/>
-                <w:lang w:val="en-US" w:eastAsia="zh-CN"/>
-              </w:rPr>
-            </w:pPr>
-            <w:r>
-              <w:rPr>
-                <w:rFonts w:hint="eastAsia"/>
-                <w:vertAlign w:val="baseline"/>
-                <w:lang w:val="en-US" w:eastAsia="zh-CN"/>
-              </w:rPr>
-              <w:t>★0.6476</w:t>
-            </w:r>
-          </w:p>
-          <w:p>
-            <w:pPr>
-              <w:rPr>
-                <w:rFonts w:hint="default"/>
-                <w:vertAlign w:val="baseline"/>
-                <w:lang w:val="en-US" w:eastAsia="zh-CN"/>
-              </w:rPr>
-            </w:pPr>
-            <w:r>
-              <w:rPr>
-                <w:rFonts w:hint="eastAsia"/>
-                <w:vertAlign w:val="baseline"/>
-                <w:lang w:val="en-US" w:eastAsia="zh-CN"/>
-              </w:rPr>
-              <w:t>✦</w:t>
-            </w:r>
-          </w:p>
-        </w:tc>
-        <w:tc>
-          <w:tcPr>
-            <w:tcW w:w="1012" w:type="dxa"/>
-          </w:tcPr>
-          <w:p>
-            <w:pPr>
-              <w:rPr>
-                <w:rFonts w:hint="default"/>
-                <w:vertAlign w:val="baseline"/>
-                <w:lang w:val="en-US" w:eastAsia="zh-CN"/>
-              </w:rPr>
-            </w:pPr>
-            <w:r>
-              <w:rPr>
-                <w:rFonts w:hint="eastAsia"/>
-                <w:vertAlign w:val="baseline"/>
-                <w:lang w:val="en-US" w:eastAsia="zh-CN"/>
-              </w:rPr>
-              <w:t>▲0.7344</w:t>
-            </w:r>
-          </w:p>
+          </w:p>
+        </w:tc>
+        <w:tc>
+          <w:tcPr>
+            <w:tcW w:w="1012" w:type="dxa"/>
+          </w:tcPr>
+          <w:p>
+            <w:pPr>
+              <w:rPr>
+                <w:rFonts w:hint="default"/>
+                <w:vertAlign w:val="baseline"/>
+                <w:lang w:val="en-US" w:eastAsia="zh-CN"/>
+              </w:rPr>
+            </w:pPr>
+          </w:p>
+        </w:tc>
+        <w:tc>
+          <w:tcPr>
+            <w:tcW w:w="1012" w:type="dxa"/>
+          </w:tcPr>
+          <w:p>
+            <w:pPr>
+              <w:rPr>
+                <w:rFonts w:hint="default"/>
+                <w:vertAlign w:val="baseline"/>
+                <w:lang w:val="en-US" w:eastAsia="zh-CN"/>
+              </w:rPr>
+            </w:pPr>
+          </w:p>
+        </w:tc>
+        <w:tc>
+          <w:tcPr>
+            <w:tcW w:w="1012" w:type="dxa"/>
+          </w:tcPr>
+          <w:p>
+            <w:pPr>
+              <w:rPr>
+                <w:rFonts w:hint="default"/>
+                <w:vertAlign w:val="baseline"/>
+                <w:lang w:val="en-US" w:eastAsia="zh-CN"/>
+              </w:rPr>
+            </w:pPr>
+          </w:p>
+        </w:tc>
+        <w:tc>
+          <w:tcPr>
+            <w:tcW w:w="1012" w:type="dxa"/>
+          </w:tcPr>
+          <w:p>
+            <w:pPr>
+              <w:rPr>
+                <w:rFonts w:hint="default"/>
+                <w:vertAlign w:val="baseline"/>
+                <w:lang w:val="en-US" w:eastAsia="zh-CN"/>
+              </w:rPr>
+            </w:pPr>
+          </w:p>
+        </w:tc>
+        <w:tc>
+          <w:tcPr>
+            <w:tcW w:w="1012" w:type="dxa"/>
+          </w:tcPr>
+          <w:p>
+            <w:pPr>
+              <w:rPr>
+                <w:rFonts w:hint="default"/>
+                <w:vertAlign w:val="baseline"/>
+                <w:lang w:val="en-US" w:eastAsia="zh-CN"/>
+              </w:rPr>
+            </w:pPr>
+          </w:p>
+        </w:tc>
+        <w:tc>
+          <w:tcPr>
+            <w:tcW w:w="1012" w:type="dxa"/>
+          </w:tcPr>
+          <w:p>
+            <w:pPr>
+              <w:rPr>
+                <w:rFonts w:hint="default"/>
+                <w:vertAlign w:val="baseline"/>
+                <w:lang w:val="en-US" w:eastAsia="zh-CN"/>
+              </w:rPr>
+            </w:pPr>
+          </w:p>
+        </w:tc>
+        <w:tc>
+          <w:tcPr>
+            <w:tcW w:w="1012" w:type="dxa"/>
+          </w:tcPr>
           <w:p>
             <w:pPr>
               <w:rPr>
@@ -7463,14 +4259,6 @@
                 <w:lang w:val="en-US" w:eastAsia="zh-CN"/>
               </w:rPr>
             </w:pPr>
-            <w:r>
-              <w:rPr>
-                <w:rFonts w:hint="eastAsia"/>
-                <w:vertAlign w:val="baseline"/>
-                <w:lang w:val="en-US" w:eastAsia="zh-CN"/>
-              </w:rPr>
-              <w:t>★0.7589</w:t>
-            </w:r>
           </w:p>
         </w:tc>
         <w:tc>
@@ -7731,229 +4519,80 @@
                 <w:lang w:val="en-US" w:eastAsia="zh-CN"/>
               </w:rPr>
             </w:pPr>
-            <w:r>
-              <w:rPr>
-                <w:rFonts w:hint="eastAsia"/>
-                <w:vertAlign w:val="baseline"/>
-                <w:lang w:val="en-US" w:eastAsia="zh-CN"/>
-              </w:rPr>
-              <w:t>▲0.7923</w:t>
-            </w:r>
-          </w:p>
-          <w:p>
-            <w:pPr>
-              <w:rPr>
-                <w:rFonts w:hint="default"/>
-                <w:vertAlign w:val="baseline"/>
-                <w:lang w:val="en-US" w:eastAsia="zh-CN"/>
-              </w:rPr>
-            </w:pPr>
-            <w:r>
-              <w:rPr>
-                <w:rFonts w:hint="eastAsia"/>
-                <w:vertAlign w:val="baseline"/>
-                <w:lang w:val="en-US" w:eastAsia="zh-CN"/>
-              </w:rPr>
-              <w:t>★0.8889</w:t>
-            </w:r>
-          </w:p>
-        </w:tc>
-        <w:tc>
-          <w:tcPr>
-            <w:tcW w:w="1012" w:type="dxa"/>
-          </w:tcPr>
-          <w:p>
-            <w:pPr>
-              <w:rPr>
-                <w:rFonts w:hint="eastAsia"/>
-                <w:vertAlign w:val="baseline"/>
-                <w:lang w:val="en-US" w:eastAsia="zh-CN"/>
-              </w:rPr>
-            </w:pPr>
-          </w:p>
-          <w:p>
-            <w:pPr>
-              <w:rPr>
-                <w:rFonts w:hint="default"/>
-                <w:vertAlign w:val="baseline"/>
-                <w:lang w:val="en-US" w:eastAsia="zh-CN"/>
-              </w:rPr>
-            </w:pPr>
-            <w:r>
-              <w:rPr>
-                <w:rFonts w:hint="eastAsia"/>
-                <w:vertAlign w:val="baseline"/>
-                <w:lang w:val="en-US" w:eastAsia="zh-CN"/>
-              </w:rPr>
-              <w:t>★0.9911</w:t>
-            </w:r>
-          </w:p>
-        </w:tc>
-        <w:tc>
-          <w:tcPr>
-            <w:tcW w:w="1012" w:type="dxa"/>
-          </w:tcPr>
-          <w:p>
-            <w:pPr>
-              <w:rPr>
-                <w:rFonts w:hint="default"/>
-                <w:vertAlign w:val="baseline"/>
-                <w:lang w:val="en-US" w:eastAsia="zh-CN"/>
-              </w:rPr>
-            </w:pPr>
-            <w:r>
-              <w:rPr>
-                <w:rFonts w:hint="eastAsia"/>
-                <w:vertAlign w:val="baseline"/>
-                <w:lang w:val="en-US" w:eastAsia="zh-CN"/>
-              </w:rPr>
-              <w:t>▲0.7806</w:t>
-            </w:r>
-          </w:p>
-          <w:p>
-            <w:pPr>
-              <w:rPr>
-                <w:rFonts w:hint="default"/>
-                <w:vertAlign w:val="baseline"/>
-                <w:lang w:val="en-US" w:eastAsia="zh-CN"/>
-              </w:rPr>
-            </w:pPr>
-            <w:r>
-              <w:rPr>
-                <w:rFonts w:hint="eastAsia"/>
-                <w:vertAlign w:val="baseline"/>
-                <w:lang w:val="en-US" w:eastAsia="zh-CN"/>
-              </w:rPr>
-              <w:t>★0.8053</w:t>
-            </w:r>
-          </w:p>
-        </w:tc>
-        <w:tc>
-          <w:tcPr>
-            <w:tcW w:w="1012" w:type="dxa"/>
-          </w:tcPr>
-          <w:p>
-            <w:pPr>
-              <w:rPr>
-                <w:rFonts w:hint="default"/>
-                <w:vertAlign w:val="baseline"/>
-                <w:lang w:val="en-US" w:eastAsia="zh-CN"/>
-              </w:rPr>
-            </w:pPr>
-            <w:r>
-              <w:rPr>
-                <w:rFonts w:hint="eastAsia"/>
-                <w:vertAlign w:val="baseline"/>
-                <w:lang w:val="en-US" w:eastAsia="zh-CN"/>
-              </w:rPr>
-              <w:t>▲0.6949</w:t>
-            </w:r>
-          </w:p>
-          <w:p>
-            <w:pPr>
-              <w:rPr>
-                <w:vertAlign w:val="baseline"/>
-              </w:rPr>
-            </w:pPr>
-            <w:r>
-              <w:rPr>
-                <w:rFonts w:hint="eastAsia"/>
-                <w:vertAlign w:val="baseline"/>
-                <w:lang w:val="en-US" w:eastAsia="zh-CN"/>
-              </w:rPr>
-              <w:t>★</w:t>
-            </w:r>
-          </w:p>
-        </w:tc>
-        <w:tc>
-          <w:tcPr>
-            <w:tcW w:w="1012" w:type="dxa"/>
-          </w:tcPr>
-          <w:p>
-            <w:pPr>
-              <w:rPr>
-                <w:rFonts w:hint="default"/>
-                <w:vertAlign w:val="baseline"/>
-                <w:lang w:val="en-US" w:eastAsia="zh-CN"/>
-              </w:rPr>
-            </w:pPr>
-            <w:r>
-              <w:rPr>
-                <w:rFonts w:hint="eastAsia"/>
-                <w:vertAlign w:val="baseline"/>
-                <w:lang w:val="en-US" w:eastAsia="zh-CN"/>
-              </w:rPr>
-              <w:t>▲0.9197</w:t>
-            </w:r>
-          </w:p>
-          <w:p>
-            <w:pPr>
-              <w:rPr>
-                <w:rFonts w:hint="default"/>
-                <w:vertAlign w:val="baseline"/>
-                <w:lang w:val="en-US" w:eastAsia="zh-CN"/>
-              </w:rPr>
-            </w:pPr>
-            <w:r>
-              <w:rPr>
-                <w:rFonts w:hint="eastAsia"/>
-                <w:vertAlign w:val="baseline"/>
-                <w:lang w:val="en-US" w:eastAsia="zh-CN"/>
-              </w:rPr>
-              <w:t>★0.9776</w:t>
-            </w:r>
-          </w:p>
-        </w:tc>
-        <w:tc>
-          <w:tcPr>
-            <w:tcW w:w="1012" w:type="dxa"/>
-          </w:tcPr>
-          <w:p>
-            <w:pPr>
-              <w:rPr>
-                <w:rFonts w:hint="default"/>
-                <w:vertAlign w:val="baseline"/>
-                <w:lang w:val="en-US" w:eastAsia="zh-CN"/>
-              </w:rPr>
-            </w:pPr>
-            <w:r>
-              <w:rPr>
-                <w:rFonts w:hint="eastAsia"/>
-                <w:vertAlign w:val="baseline"/>
-                <w:lang w:val="en-US" w:eastAsia="zh-CN"/>
-              </w:rPr>
-              <w:t>▲0.7627</w:t>
-            </w:r>
-          </w:p>
-          <w:p>
-            <w:pPr>
-              <w:rPr>
-                <w:rFonts w:hint="default"/>
-                <w:vertAlign w:val="baseline"/>
-                <w:lang w:val="en-US" w:eastAsia="zh-CN"/>
-              </w:rPr>
-            </w:pPr>
-            <w:r>
-              <w:rPr>
-                <w:rFonts w:hint="eastAsia"/>
-                <w:vertAlign w:val="baseline"/>
-                <w:lang w:val="en-US" w:eastAsia="zh-CN"/>
-              </w:rPr>
-              <w:t>★0.7954</w:t>
-            </w:r>
-          </w:p>
-        </w:tc>
-        <w:tc>
-          <w:tcPr>
-            <w:tcW w:w="1012" w:type="dxa"/>
-          </w:tcPr>
-          <w:p>
-            <w:pPr>
-              <w:rPr>
-                <w:vertAlign w:val="baseline"/>
-              </w:rPr>
-            </w:pPr>
-          </w:p>
+          </w:p>
+        </w:tc>
+        <w:tc>
+          <w:tcPr>
+            <w:tcW w:w="1012" w:type="dxa"/>
+          </w:tcPr>
+          <w:p>
+            <w:pPr>
+              <w:rPr>
+                <w:rFonts w:hint="default"/>
+                <w:vertAlign w:val="baseline"/>
+                <w:lang w:val="en-US" w:eastAsia="zh-CN"/>
+              </w:rPr>
+            </w:pPr>
+          </w:p>
+        </w:tc>
+        <w:tc>
+          <w:tcPr>
+            <w:tcW w:w="1012" w:type="dxa"/>
+          </w:tcPr>
+          <w:p>
+            <w:pPr>
+              <w:rPr>
+                <w:rFonts w:hint="default"/>
+                <w:vertAlign w:val="baseline"/>
+                <w:lang w:val="en-US" w:eastAsia="zh-CN"/>
+              </w:rPr>
+            </w:pPr>
+          </w:p>
+        </w:tc>
+        <w:tc>
+          <w:tcPr>
+            <w:tcW w:w="1012" w:type="dxa"/>
+          </w:tcPr>
+          <w:p>
+            <w:pPr>
+              <w:rPr>
+                <w:vertAlign w:val="baseline"/>
+              </w:rPr>
+            </w:pPr>
+          </w:p>
+        </w:tc>
+        <w:tc>
+          <w:tcPr>
+            <w:tcW w:w="1012" w:type="dxa"/>
+          </w:tcPr>
+          <w:p>
+            <w:pPr>
+              <w:rPr>
+                <w:rFonts w:hint="default"/>
+                <w:vertAlign w:val="baseline"/>
+                <w:lang w:val="en-US" w:eastAsia="zh-CN"/>
+              </w:rPr>
+            </w:pPr>
+          </w:p>
+        </w:tc>
+        <w:tc>
+          <w:tcPr>
+            <w:tcW w:w="1012" w:type="dxa"/>
+          </w:tcPr>
+          <w:p>
+            <w:pPr>
+              <w:rPr>
+                <w:rFonts w:hint="default"/>
+                <w:vertAlign w:val="baseline"/>
+                <w:lang w:val="en-US" w:eastAsia="zh-CN"/>
+              </w:rPr>
+            </w:pPr>
+          </w:p>
+        </w:tc>
+        <w:tc>
+          <w:tcPr>
+            <w:tcW w:w="1012" w:type="dxa"/>
+          </w:tcPr>
           <w:p>
             <w:pPr>
               <w:rPr>
@@ -7962,37 +4601,12 @@
                 <w:lang w:val="en-US"/>
               </w:rPr>
             </w:pPr>
-            <w:r>
-              <w:rPr>
-                <w:rFonts w:hint="eastAsia"/>
-                <w:vertAlign w:val="baseline"/>
-                <w:lang w:val="en-US" w:eastAsia="zh-CN"/>
-              </w:rPr>
-              <w:t>★0.7028</w:t>
-            </w:r>
-          </w:p>
-        </w:tc>
-        <w:tc>
-          <w:tcPr>
-            <w:tcW w:w="1012" w:type="dxa"/>
-          </w:tcPr>
-          <w:p>
-            <w:pPr>
-              <w:rPr>
-                <w:rFonts w:hint="default"/>
-                <w:vertAlign w:val="baseline"/>
-                <w:lang w:val="en-US" w:eastAsia="zh-CN"/>
-              </w:rPr>
-            </w:pPr>
-            <w:r>
-              <w:rPr>
-                <w:rFonts w:hint="eastAsia"/>
-                <w:vertAlign w:val="baseline"/>
-                <w:lang w:val="en-US" w:eastAsia="zh-CN"/>
-              </w:rPr>
-              <w:t>▲0.7301</w:t>
-            </w:r>
-          </w:p>
+          </w:p>
+        </w:tc>
+        <w:tc>
+          <w:tcPr>
+            <w:tcW w:w="1012" w:type="dxa"/>
+          </w:tcPr>
           <w:p>
             <w:pPr>
               <w:rPr>
@@ -8001,14 +4615,6 @@
                 <w:lang w:val="en-US" w:eastAsia="zh-CN"/>
               </w:rPr>
             </w:pPr>
-            <w:r>
-              <w:rPr>
-                <w:rFonts w:hint="eastAsia"/>
-                <w:vertAlign w:val="baseline"/>
-                <w:lang w:val="en-US" w:eastAsia="zh-CN"/>
-              </w:rPr>
-              <w:t>★0.7723</w:t>
-            </w:r>
           </w:p>
         </w:tc>
         <w:tc>
@@ -8227,122 +4833,40 @@
                 <w:lang w:val="en-US" w:eastAsia="zh-CN"/>
               </w:rPr>
             </w:pPr>
-            <w:r>
-              <w:rPr>
-                <w:rFonts w:hint="eastAsia"/>
-                <w:vertAlign w:val="baseline"/>
-                <w:lang w:val="en-US" w:eastAsia="zh-CN"/>
-              </w:rPr>
-              <w:t>▲0.9727</w:t>
-            </w:r>
-          </w:p>
-          <w:p>
-            <w:pPr>
-              <w:rPr>
-                <w:rFonts w:hint="default"/>
-                <w:vertAlign w:val="baseline"/>
-                <w:lang w:val="en-US" w:eastAsia="zh-CN"/>
-              </w:rPr>
-            </w:pPr>
-            <w:r>
-              <w:rPr>
-                <w:rFonts w:hint="eastAsia"/>
-                <w:vertAlign w:val="baseline"/>
-                <w:lang w:val="en-US" w:eastAsia="zh-CN"/>
-              </w:rPr>
-              <w:t>★0.9784</w:t>
-            </w:r>
-          </w:p>
-        </w:tc>
-        <w:tc>
-          <w:tcPr>
-            <w:tcW w:w="1012" w:type="dxa"/>
-          </w:tcPr>
-          <w:p>
-            <w:pPr>
-              <w:rPr>
-                <w:rFonts w:hint="default"/>
-                <w:vertAlign w:val="baseline"/>
-                <w:lang w:val="en-US" w:eastAsia="zh-CN"/>
-              </w:rPr>
-            </w:pPr>
-            <w:r>
-              <w:rPr>
-                <w:rFonts w:hint="eastAsia"/>
-                <w:vertAlign w:val="baseline"/>
-                <w:lang w:val="en-US" w:eastAsia="zh-CN"/>
-              </w:rPr>
-              <w:t>▲0.8789</w:t>
-            </w:r>
-          </w:p>
-          <w:p>
-            <w:pPr>
-              <w:rPr>
-                <w:rFonts w:hint="default"/>
-                <w:vertAlign w:val="baseline"/>
-                <w:lang w:val="en-US" w:eastAsia="zh-CN"/>
-              </w:rPr>
-            </w:pPr>
-            <w:r>
-              <w:rPr>
-                <w:rFonts w:hint="eastAsia"/>
-                <w:vertAlign w:val="baseline"/>
-                <w:lang w:val="en-US" w:eastAsia="zh-CN"/>
-              </w:rPr>
-              <w:t>★0.8423</w:t>
-            </w:r>
-          </w:p>
-        </w:tc>
-        <w:tc>
-          <w:tcPr>
-            <w:tcW w:w="1012" w:type="dxa"/>
-          </w:tcPr>
-          <w:p>
-            <w:pPr>
-              <w:rPr>
-                <w:rFonts w:hint="default"/>
-                <w:vertAlign w:val="baseline"/>
-                <w:lang w:val="en-US" w:eastAsia="zh-CN"/>
-              </w:rPr>
-            </w:pPr>
-            <w:r>
-              <w:rPr>
-                <w:rFonts w:hint="eastAsia"/>
-                <w:vertAlign w:val="baseline"/>
-                <w:lang w:val="en-US" w:eastAsia="zh-CN"/>
-              </w:rPr>
-              <w:t>▲0.8037</w:t>
-            </w:r>
-          </w:p>
-          <w:p>
-            <w:pPr>
-              <w:rPr>
-                <w:rFonts w:hint="default"/>
-                <w:vertAlign w:val="baseline"/>
-                <w:lang w:val="en-US" w:eastAsia="zh-CN"/>
-              </w:rPr>
-            </w:pPr>
-            <w:r>
-              <w:rPr>
-                <w:rFonts w:hint="eastAsia"/>
-                <w:vertAlign w:val="baseline"/>
-                <w:lang w:val="en-US" w:eastAsia="zh-CN"/>
-              </w:rPr>
-              <w:t>★0.8454</w:t>
-            </w:r>
-          </w:p>
-        </w:tc>
-        <w:tc>
-          <w:tcPr>
-            <w:tcW w:w="1012" w:type="dxa"/>
-          </w:tcPr>
-          <w:p>
-            <w:pPr>
-              <w:rPr>
-                <w:vertAlign w:val="baseline"/>
-              </w:rPr>
-            </w:pPr>
-          </w:p>
+          </w:p>
+        </w:tc>
+        <w:tc>
+          <w:tcPr>
+            <w:tcW w:w="1012" w:type="dxa"/>
+          </w:tcPr>
+          <w:p>
+            <w:pPr>
+              <w:rPr>
+                <w:rFonts w:hint="default"/>
+                <w:vertAlign w:val="baseline"/>
+                <w:lang w:val="en-US" w:eastAsia="zh-CN"/>
+              </w:rPr>
+            </w:pPr>
+          </w:p>
+        </w:tc>
+        <w:tc>
+          <w:tcPr>
+            <w:tcW w:w="1012" w:type="dxa"/>
+          </w:tcPr>
+          <w:p>
+            <w:pPr>
+              <w:rPr>
+                <w:rFonts w:hint="default"/>
+                <w:vertAlign w:val="baseline"/>
+                <w:lang w:val="en-US" w:eastAsia="zh-CN"/>
+              </w:rPr>
+            </w:pPr>
+          </w:p>
+        </w:tc>
+        <w:tc>
+          <w:tcPr>
+            <w:tcW w:w="1012" w:type="dxa"/>
+          </w:tcPr>
           <w:p>
             <w:pPr>
               <w:rPr>
@@ -8351,127 +4875,52 @@
                 <w:lang w:val="en-US"/>
               </w:rPr>
             </w:pPr>
-            <w:r>
-              <w:rPr>
-                <w:rFonts w:hint="eastAsia"/>
-                <w:vertAlign w:val="baseline"/>
-                <w:lang w:val="en-US" w:eastAsia="zh-CN"/>
-              </w:rPr>
-              <w:t>★0.6069</w:t>
-            </w:r>
-          </w:p>
-        </w:tc>
-        <w:tc>
-          <w:tcPr>
-            <w:tcW w:w="1012" w:type="dxa"/>
-          </w:tcPr>
-          <w:p>
-            <w:pPr>
-              <w:rPr>
-                <w:rFonts w:hint="default"/>
-                <w:vertAlign w:val="baseline"/>
-                <w:lang w:val="en-US" w:eastAsia="zh-CN"/>
-              </w:rPr>
-            </w:pPr>
-            <w:r>
-              <w:rPr>
-                <w:rFonts w:hint="eastAsia"/>
-                <w:vertAlign w:val="baseline"/>
-                <w:lang w:val="en-US" w:eastAsia="zh-CN"/>
-              </w:rPr>
-              <w:t>▲0.9753</w:t>
-            </w:r>
-          </w:p>
-          <w:p>
-            <w:pPr>
-              <w:rPr>
-                <w:rFonts w:hint="default"/>
-                <w:vertAlign w:val="baseline"/>
-                <w:lang w:val="en-US" w:eastAsia="zh-CN"/>
-              </w:rPr>
-            </w:pPr>
-            <w:r>
-              <w:rPr>
-                <w:rFonts w:hint="eastAsia"/>
-                <w:vertAlign w:val="baseline"/>
-                <w:lang w:val="en-US" w:eastAsia="zh-CN"/>
-              </w:rPr>
-              <w:t>★0.9763</w:t>
-            </w:r>
-          </w:p>
-        </w:tc>
-        <w:tc>
-          <w:tcPr>
-            <w:tcW w:w="1012" w:type="dxa"/>
-          </w:tcPr>
-          <w:p>
-            <w:pPr>
-              <w:rPr>
-                <w:rFonts w:hint="default"/>
-                <w:vertAlign w:val="baseline"/>
-                <w:lang w:val="en-US" w:eastAsia="zh-CN"/>
-              </w:rPr>
-            </w:pPr>
-            <w:r>
-              <w:rPr>
-                <w:rFonts w:hint="eastAsia"/>
-                <w:vertAlign w:val="baseline"/>
-                <w:lang w:val="en-US" w:eastAsia="zh-CN"/>
-              </w:rPr>
-              <w:t>▲0.7974</w:t>
-            </w:r>
-          </w:p>
-          <w:p>
-            <w:pPr>
-              <w:rPr>
-                <w:rFonts w:hint="default"/>
-                <w:vertAlign w:val="baseline"/>
-                <w:lang w:val="en-US" w:eastAsia="zh-CN"/>
-              </w:rPr>
-            </w:pPr>
-            <w:r>
-              <w:rPr>
-                <w:rFonts w:hint="eastAsia"/>
-                <w:vertAlign w:val="baseline"/>
-                <w:lang w:val="en-US" w:eastAsia="zh-CN"/>
-              </w:rPr>
-              <w:t>★0.8240</w:t>
-            </w:r>
-          </w:p>
-        </w:tc>
-        <w:tc>
-          <w:tcPr>
-            <w:tcW w:w="1012" w:type="dxa"/>
-          </w:tcPr>
-          <w:p>
-            <w:pPr>
-              <w:rPr>
-                <w:vertAlign w:val="baseline"/>
-              </w:rPr>
-            </w:pPr>
-          </w:p>
-        </w:tc>
-        <w:tc>
-          <w:tcPr>
-            <w:tcW w:w="1012" w:type="dxa"/>
-          </w:tcPr>
-          <w:p>
-            <w:pPr>
-              <w:rPr>
-                <w:rFonts w:hint="default"/>
-                <w:vertAlign w:val="baseline"/>
-                <w:lang w:val="en-US" w:eastAsia="zh-CN"/>
-              </w:rPr>
-            </w:pPr>
-            <w:r>
-              <w:rPr>
-                <w:rFonts w:hint="eastAsia"/>
-                <w:vertAlign w:val="baseline"/>
-                <w:lang w:val="en-US" w:eastAsia="zh-CN"/>
-              </w:rPr>
-              <w:t>▲0.5415</w:t>
-            </w:r>
-          </w:p>
+          </w:p>
+        </w:tc>
+        <w:tc>
+          <w:tcPr>
+            <w:tcW w:w="1012" w:type="dxa"/>
+          </w:tcPr>
+          <w:p>
+            <w:pPr>
+              <w:rPr>
+                <w:rFonts w:hint="default"/>
+                <w:vertAlign w:val="baseline"/>
+                <w:lang w:val="en-US" w:eastAsia="zh-CN"/>
+              </w:rPr>
+            </w:pPr>
+          </w:p>
+        </w:tc>
+        <w:tc>
+          <w:tcPr>
+            <w:tcW w:w="1012" w:type="dxa"/>
+          </w:tcPr>
+          <w:p>
+            <w:pPr>
+              <w:rPr>
+                <w:rFonts w:hint="default"/>
+                <w:vertAlign w:val="baseline"/>
+                <w:lang w:val="en-US" w:eastAsia="zh-CN"/>
+              </w:rPr>
+            </w:pPr>
+          </w:p>
+        </w:tc>
+        <w:tc>
+          <w:tcPr>
+            <w:tcW w:w="1012" w:type="dxa"/>
+          </w:tcPr>
+          <w:p>
+            <w:pPr>
+              <w:rPr>
+                <w:vertAlign w:val="baseline"/>
+              </w:rPr>
+            </w:pPr>
+          </w:p>
+        </w:tc>
+        <w:tc>
+          <w:tcPr>
+            <w:tcW w:w="1012" w:type="dxa"/>
+          </w:tcPr>
           <w:p>
             <w:pPr>
               <w:rPr>
@@ -8480,14 +4929,6 @@
                 <w:lang w:val="en-US" w:eastAsia="zh-CN"/>
               </w:rPr>
             </w:pPr>
-            <w:r>
-              <w:rPr>
-                <w:rFonts w:hint="eastAsia"/>
-                <w:vertAlign w:val="baseline"/>
-                <w:lang w:val="en-US" w:eastAsia="zh-CN"/>
-              </w:rPr>
-              <w:t>★0.5310</w:t>
-            </w:r>
           </w:p>
         </w:tc>
         <w:tc>
@@ -8758,132 +5199,40 @@
                 <w:lang w:val="en-US" w:eastAsia="zh-CN"/>
               </w:rPr>
             </w:pPr>
-            <w:r>
-              <w:rPr>
-                <w:rFonts w:hint="eastAsia"/>
-                <w:vertAlign w:val="baseline"/>
-                <w:lang w:val="en-US" w:eastAsia="zh-CN"/>
-              </w:rPr>
-              <w:t>▲0.9532</w:t>
-            </w:r>
-          </w:p>
-          <w:p>
-            <w:pPr>
-              <w:rPr>
-                <w:rFonts w:hint="default"/>
-                <w:vertAlign w:val="baseline"/>
-                <w:lang w:val="en-US" w:eastAsia="zh-CN"/>
-              </w:rPr>
-            </w:pPr>
-            <w:r>
-              <w:rPr>
-                <w:rFonts w:hint="eastAsia"/>
-                <w:vertAlign w:val="baseline"/>
-                <w:lang w:val="en-US" w:eastAsia="zh-CN"/>
-              </w:rPr>
-              <w:t>★0.9650</w:t>
-            </w:r>
-          </w:p>
-        </w:tc>
-        <w:tc>
-          <w:tcPr>
-            <w:tcW w:w="1012" w:type="dxa"/>
-          </w:tcPr>
-          <w:p>
-            <w:pPr>
-              <w:rPr>
-                <w:rFonts w:hint="default"/>
-                <w:vertAlign w:val="baseline"/>
-                <w:lang w:val="en-US" w:eastAsia="zh-CN"/>
-              </w:rPr>
-            </w:pPr>
-            <w:r>
-              <w:rPr>
-                <w:rFonts w:hint="eastAsia"/>
-                <w:vertAlign w:val="baseline"/>
-                <w:lang w:val="en-US" w:eastAsia="zh-CN"/>
-              </w:rPr>
-              <w:t>▲0.9483</w:t>
-            </w:r>
-          </w:p>
-          <w:p>
-            <w:pPr>
-              <w:rPr>
-                <w:rFonts w:hint="default"/>
-                <w:vertAlign w:val="baseline"/>
-                <w:lang w:val="en-US" w:eastAsia="zh-CN"/>
-              </w:rPr>
-            </w:pPr>
-            <w:r>
-              <w:rPr>
-                <w:rFonts w:hint="eastAsia"/>
-                <w:vertAlign w:val="baseline"/>
-                <w:lang w:val="en-US" w:eastAsia="zh-CN"/>
-              </w:rPr>
-              <w:t>★0.9797</w:t>
-            </w:r>
-          </w:p>
-        </w:tc>
-        <w:tc>
-          <w:tcPr>
-            <w:tcW w:w="1012" w:type="dxa"/>
-          </w:tcPr>
-          <w:p>
-            <w:pPr>
-              <w:rPr>
-                <w:rFonts w:hint="default"/>
-                <w:vertAlign w:val="baseline"/>
-                <w:lang w:val="en-US" w:eastAsia="zh-CN"/>
-              </w:rPr>
-            </w:pPr>
-            <w:r>
-              <w:rPr>
-                <w:rFonts w:hint="eastAsia"/>
-                <w:vertAlign w:val="baseline"/>
-                <w:lang w:val="en-US" w:eastAsia="zh-CN"/>
-              </w:rPr>
-              <w:t>▲0.8938</w:t>
-            </w:r>
-          </w:p>
-          <w:p>
-            <w:pPr>
-              <w:rPr>
-                <w:rFonts w:hint="default"/>
-                <w:vertAlign w:val="baseline"/>
-                <w:lang w:val="en-US" w:eastAsia="zh-CN"/>
-              </w:rPr>
-            </w:pPr>
-            <w:r>
-              <w:rPr>
-                <w:rFonts w:hint="eastAsia"/>
-                <w:vertAlign w:val="baseline"/>
-                <w:lang w:val="en-US" w:eastAsia="zh-CN"/>
-              </w:rPr>
-              <w:t>★0.9153</w:t>
-            </w:r>
-          </w:p>
-        </w:tc>
-        <w:tc>
-          <w:tcPr>
-            <w:tcW w:w="1012" w:type="dxa"/>
-          </w:tcPr>
-          <w:p>
-            <w:pPr>
-              <w:rPr>
-                <w:rFonts w:hint="default"/>
-                <w:vertAlign w:val="baseline"/>
-                <w:lang w:val="en-US" w:eastAsia="zh-CN"/>
-              </w:rPr>
-            </w:pPr>
-            <w:r>
-              <w:rPr>
-                <w:rFonts w:hint="eastAsia"/>
-                <w:vertAlign w:val="baseline"/>
-                <w:lang w:val="en-US" w:eastAsia="zh-CN"/>
-              </w:rPr>
-              <w:t>▲0.5980</w:t>
-            </w:r>
-          </w:p>
+          </w:p>
+        </w:tc>
+        <w:tc>
+          <w:tcPr>
+            <w:tcW w:w="1012" w:type="dxa"/>
+          </w:tcPr>
+          <w:p>
+            <w:pPr>
+              <w:rPr>
+                <w:rFonts w:hint="default"/>
+                <w:vertAlign w:val="baseline"/>
+                <w:lang w:val="en-US" w:eastAsia="zh-CN"/>
+              </w:rPr>
+            </w:pPr>
+          </w:p>
+        </w:tc>
+        <w:tc>
+          <w:tcPr>
+            <w:tcW w:w="1012" w:type="dxa"/>
+          </w:tcPr>
+          <w:p>
+            <w:pPr>
+              <w:rPr>
+                <w:rFonts w:hint="default"/>
+                <w:vertAlign w:val="baseline"/>
+                <w:lang w:val="en-US" w:eastAsia="zh-CN"/>
+              </w:rPr>
+            </w:pPr>
+          </w:p>
+        </w:tc>
+        <w:tc>
+          <w:tcPr>
+            <w:tcW w:w="1012" w:type="dxa"/>
+          </w:tcPr>
           <w:p>
             <w:pPr>
               <w:rPr>
@@ -8892,105 +5241,40 @@
                 <w:lang w:val="en-US"/>
               </w:rPr>
             </w:pPr>
-            <w:r>
-              <w:rPr>
-                <w:rFonts w:hint="eastAsia"/>
-                <w:vertAlign w:val="baseline"/>
-                <w:lang w:val="en-US" w:eastAsia="zh-CN"/>
-              </w:rPr>
-              <w:t>★0.7259</w:t>
-            </w:r>
-          </w:p>
-        </w:tc>
-        <w:tc>
-          <w:tcPr>
-            <w:tcW w:w="1012" w:type="dxa"/>
-          </w:tcPr>
-          <w:p>
-            <w:pPr>
-              <w:rPr>
-                <w:rFonts w:hint="default"/>
-                <w:vertAlign w:val="baseline"/>
-                <w:lang w:val="en-US" w:eastAsia="zh-CN"/>
-              </w:rPr>
-            </w:pPr>
-            <w:r>
-              <w:rPr>
-                <w:rFonts w:hint="eastAsia"/>
-                <w:vertAlign w:val="baseline"/>
-                <w:lang w:val="en-US" w:eastAsia="zh-CN"/>
-              </w:rPr>
-              <w:t>▲0.8859</w:t>
-            </w:r>
-          </w:p>
-          <w:p>
-            <w:pPr>
-              <w:rPr>
-                <w:rFonts w:hint="default"/>
-                <w:vertAlign w:val="baseline"/>
-                <w:lang w:val="en-US" w:eastAsia="zh-CN"/>
-              </w:rPr>
-            </w:pPr>
-            <w:r>
-              <w:rPr>
-                <w:rFonts w:hint="eastAsia"/>
-                <w:vertAlign w:val="baseline"/>
-                <w:lang w:val="en-US" w:eastAsia="zh-CN"/>
-              </w:rPr>
-              <w:t>★0.9159</w:t>
-            </w:r>
-          </w:p>
-        </w:tc>
-        <w:tc>
-          <w:tcPr>
-            <w:tcW w:w="1012" w:type="dxa"/>
-          </w:tcPr>
-          <w:p>
-            <w:pPr>
-              <w:rPr>
-                <w:rFonts w:hint="default"/>
-                <w:vertAlign w:val="baseline"/>
-                <w:lang w:val="en-US" w:eastAsia="zh-CN"/>
-              </w:rPr>
-            </w:pPr>
-            <w:r>
-              <w:rPr>
-                <w:rFonts w:hint="eastAsia"/>
-                <w:vertAlign w:val="baseline"/>
-                <w:lang w:val="en-US" w:eastAsia="zh-CN"/>
-              </w:rPr>
-              <w:t>▲0.7768</w:t>
-            </w:r>
-          </w:p>
-          <w:p>
-            <w:pPr>
-              <w:rPr>
-                <w:rFonts w:hint="default"/>
-                <w:vertAlign w:val="baseline"/>
-                <w:lang w:val="en-US" w:eastAsia="zh-CN"/>
-              </w:rPr>
-            </w:pPr>
-            <w:r>
-              <w:rPr>
-                <w:rFonts w:hint="eastAsia"/>
-                <w:vertAlign w:val="baseline"/>
-                <w:lang w:val="en-US" w:eastAsia="zh-CN"/>
-              </w:rPr>
-              <w:t>★0.7866</w:t>
-            </w:r>
-          </w:p>
-        </w:tc>
-        <w:tc>
-          <w:tcPr>
-            <w:tcW w:w="1012" w:type="dxa"/>
-          </w:tcPr>
-          <w:p>
-            <w:pPr>
-              <w:rPr>
-                <w:vertAlign w:val="baseline"/>
-              </w:rPr>
-            </w:pPr>
-          </w:p>
+          </w:p>
+        </w:tc>
+        <w:tc>
+          <w:tcPr>
+            <w:tcW w:w="1012" w:type="dxa"/>
+          </w:tcPr>
+          <w:p>
+            <w:pPr>
+              <w:rPr>
+                <w:rFonts w:hint="default"/>
+                <w:vertAlign w:val="baseline"/>
+                <w:lang w:val="en-US" w:eastAsia="zh-CN"/>
+              </w:rPr>
+            </w:pPr>
+          </w:p>
+        </w:tc>
+        <w:tc>
+          <w:tcPr>
+            <w:tcW w:w="1012" w:type="dxa"/>
+          </w:tcPr>
+          <w:p>
+            <w:pPr>
+              <w:rPr>
+                <w:rFonts w:hint="default"/>
+                <w:vertAlign w:val="baseline"/>
+                <w:lang w:val="en-US" w:eastAsia="zh-CN"/>
+              </w:rPr>
+            </w:pPr>
+          </w:p>
+        </w:tc>
+        <w:tc>
+          <w:tcPr>
+            <w:tcW w:w="1012" w:type="dxa"/>
+          </w:tcPr>
           <w:p>
             <w:pPr>
               <w:rPr>
@@ -8999,37 +5283,12 @@
                 <w:lang w:val="en-US"/>
               </w:rPr>
             </w:pPr>
-            <w:r>
-              <w:rPr>
-                <w:rFonts w:hint="eastAsia"/>
-                <w:vertAlign w:val="baseline"/>
-                <w:lang w:val="en-US" w:eastAsia="zh-CN"/>
-              </w:rPr>
-              <w:t>★0.7848</w:t>
-            </w:r>
-          </w:p>
-        </w:tc>
-        <w:tc>
-          <w:tcPr>
-            <w:tcW w:w="1012" w:type="dxa"/>
-          </w:tcPr>
-          <w:p>
-            <w:pPr>
-              <w:rPr>
-                <w:rFonts w:hint="default"/>
-                <w:vertAlign w:val="baseline"/>
-                <w:lang w:val="en-US" w:eastAsia="zh-CN"/>
-              </w:rPr>
-            </w:pPr>
-            <w:r>
-              <w:rPr>
-                <w:rFonts w:hint="eastAsia"/>
-                <w:vertAlign w:val="baseline"/>
-                <w:lang w:val="en-US" w:eastAsia="zh-CN"/>
-              </w:rPr>
-              <w:t>▲0.7380</w:t>
-            </w:r>
-          </w:p>
+          </w:p>
+        </w:tc>
+        <w:tc>
+          <w:tcPr>
+            <w:tcW w:w="1012" w:type="dxa"/>
+          </w:tcPr>
           <w:p>
             <w:pPr>
               <w:rPr>
@@ -9038,14 +5297,6 @@
                 <w:lang w:val="en-US"/>
               </w:rPr>
             </w:pPr>
-            <w:r>
-              <w:rPr>
-                <w:rFonts w:hint="eastAsia"/>
-                <w:vertAlign w:val="baseline"/>
-                <w:lang w:val="en-US" w:eastAsia="zh-CN"/>
-              </w:rPr>
-              <w:t>★0.7708</w:t>
-            </w:r>
           </w:p>
         </w:tc>
         <w:tc>
@@ -9793,132 +6044,40 @@
                 <w:lang w:val="en-US" w:eastAsia="zh-CN"/>
               </w:rPr>
             </w:pPr>
-            <w:r>
-              <w:rPr>
-                <w:rFonts w:hint="eastAsia"/>
-                <w:vertAlign w:val="baseline"/>
-                <w:lang w:val="en-US" w:eastAsia="zh-CN"/>
-              </w:rPr>
-              <w:t>▲0.9367</w:t>
-            </w:r>
-          </w:p>
-          <w:p>
-            <w:pPr>
-              <w:rPr>
-                <w:rFonts w:hint="default"/>
-                <w:vertAlign w:val="baseline"/>
-                <w:lang w:val="en-US" w:eastAsia="zh-CN"/>
-              </w:rPr>
-            </w:pPr>
-            <w:r>
-              <w:rPr>
-                <w:rFonts w:hint="eastAsia"/>
-                <w:vertAlign w:val="baseline"/>
-                <w:lang w:val="en-US" w:eastAsia="zh-CN"/>
-              </w:rPr>
-              <w:t>★0.9633</w:t>
-            </w:r>
-          </w:p>
-        </w:tc>
-        <w:tc>
-          <w:tcPr>
-            <w:tcW w:w="1012" w:type="dxa"/>
-          </w:tcPr>
-          <w:p>
-            <w:pPr>
-              <w:rPr>
-                <w:rFonts w:hint="default"/>
-                <w:vertAlign w:val="baseline"/>
-                <w:lang w:val="en-US" w:eastAsia="zh-CN"/>
-              </w:rPr>
-            </w:pPr>
-            <w:r>
-              <w:rPr>
-                <w:rFonts w:hint="eastAsia"/>
-                <w:vertAlign w:val="baseline"/>
-                <w:lang w:val="en-US" w:eastAsia="zh-CN"/>
-              </w:rPr>
-              <w:t>▲0.9578</w:t>
-            </w:r>
-          </w:p>
-          <w:p>
-            <w:pPr>
-              <w:rPr>
-                <w:rFonts w:hint="default"/>
-                <w:vertAlign w:val="baseline"/>
-                <w:lang w:val="en-US" w:eastAsia="zh-CN"/>
-              </w:rPr>
-            </w:pPr>
-            <w:r>
-              <w:rPr>
-                <w:rFonts w:hint="eastAsia"/>
-                <w:vertAlign w:val="baseline"/>
-                <w:lang w:val="en-US" w:eastAsia="zh-CN"/>
-              </w:rPr>
-              <w:t>★0.9782</w:t>
-            </w:r>
-          </w:p>
-        </w:tc>
-        <w:tc>
-          <w:tcPr>
-            <w:tcW w:w="1012" w:type="dxa"/>
-          </w:tcPr>
-          <w:p>
-            <w:pPr>
-              <w:rPr>
-                <w:rFonts w:hint="default"/>
-                <w:vertAlign w:val="baseline"/>
-                <w:lang w:val="en-US" w:eastAsia="zh-CN"/>
-              </w:rPr>
-            </w:pPr>
-            <w:r>
-              <w:rPr>
-                <w:rFonts w:hint="eastAsia"/>
-                <w:vertAlign w:val="baseline"/>
-                <w:lang w:val="en-US" w:eastAsia="zh-CN"/>
-              </w:rPr>
-              <w:t>▲0.8591</w:t>
-            </w:r>
-          </w:p>
-          <w:p>
-            <w:pPr>
-              <w:rPr>
-                <w:rFonts w:hint="default"/>
-                <w:vertAlign w:val="baseline"/>
-                <w:lang w:val="en-US" w:eastAsia="zh-CN"/>
-              </w:rPr>
-            </w:pPr>
-            <w:r>
-              <w:rPr>
-                <w:rFonts w:hint="eastAsia"/>
-                <w:vertAlign w:val="baseline"/>
-                <w:lang w:val="en-US" w:eastAsia="zh-CN"/>
-              </w:rPr>
-              <w:t>★0.9250</w:t>
-            </w:r>
-          </w:p>
-        </w:tc>
-        <w:tc>
-          <w:tcPr>
-            <w:tcW w:w="1012" w:type="dxa"/>
-          </w:tcPr>
-          <w:p>
-            <w:pPr>
-              <w:rPr>
-                <w:rFonts w:hint="default"/>
-                <w:vertAlign w:val="baseline"/>
-                <w:lang w:val="en-US" w:eastAsia="zh-CN"/>
-              </w:rPr>
-            </w:pPr>
-            <w:r>
-              <w:rPr>
-                <w:rFonts w:hint="eastAsia"/>
-                <w:vertAlign w:val="baseline"/>
-                <w:lang w:val="en-US" w:eastAsia="zh-CN"/>
-              </w:rPr>
-              <w:t>▲0.7742</w:t>
-            </w:r>
-          </w:p>
+          </w:p>
+        </w:tc>
+        <w:tc>
+          <w:tcPr>
+            <w:tcW w:w="1012" w:type="dxa"/>
+          </w:tcPr>
+          <w:p>
+            <w:pPr>
+              <w:rPr>
+                <w:rFonts w:hint="default"/>
+                <w:vertAlign w:val="baseline"/>
+                <w:lang w:val="en-US" w:eastAsia="zh-CN"/>
+              </w:rPr>
+            </w:pPr>
+          </w:p>
+        </w:tc>
+        <w:tc>
+          <w:tcPr>
+            <w:tcW w:w="1012" w:type="dxa"/>
+          </w:tcPr>
+          <w:p>
+            <w:pPr>
+              <w:rPr>
+                <w:rFonts w:hint="default"/>
+                <w:vertAlign w:val="baseline"/>
+                <w:lang w:val="en-US" w:eastAsia="zh-CN"/>
+              </w:rPr>
+            </w:pPr>
+          </w:p>
+        </w:tc>
+        <w:tc>
+          <w:tcPr>
+            <w:tcW w:w="1012" w:type="dxa"/>
+          </w:tcPr>
           <w:p>
             <w:pPr>
               <w:rPr>
@@ -9927,105 +6086,40 @@
                 <w:lang w:val="en-US"/>
               </w:rPr>
             </w:pPr>
-            <w:r>
-              <w:rPr>
-                <w:rFonts w:hint="eastAsia"/>
-                <w:vertAlign w:val="baseline"/>
-                <w:lang w:val="en-US" w:eastAsia="zh-CN"/>
-              </w:rPr>
-              <w:t>★0.7936</w:t>
-            </w:r>
-          </w:p>
-        </w:tc>
-        <w:tc>
-          <w:tcPr>
-            <w:tcW w:w="1012" w:type="dxa"/>
-          </w:tcPr>
-          <w:p>
-            <w:pPr>
-              <w:rPr>
-                <w:rFonts w:hint="default"/>
-                <w:vertAlign w:val="baseline"/>
-                <w:lang w:val="en-US" w:eastAsia="zh-CN"/>
-              </w:rPr>
-            </w:pPr>
-            <w:r>
-              <w:rPr>
-                <w:rFonts w:hint="eastAsia"/>
-                <w:vertAlign w:val="baseline"/>
-                <w:lang w:val="en-US" w:eastAsia="zh-CN"/>
-              </w:rPr>
-              <w:t>▲0.9415</w:t>
-            </w:r>
-          </w:p>
-          <w:p>
-            <w:pPr>
-              <w:rPr>
-                <w:rFonts w:hint="default"/>
-                <w:vertAlign w:val="baseline"/>
-                <w:lang w:val="en-US" w:eastAsia="zh-CN"/>
-              </w:rPr>
-            </w:pPr>
-            <w:r>
-              <w:rPr>
-                <w:rFonts w:hint="eastAsia"/>
-                <w:vertAlign w:val="baseline"/>
-                <w:lang w:val="en-US" w:eastAsia="zh-CN"/>
-              </w:rPr>
-              <w:t>★0.9641</w:t>
-            </w:r>
-          </w:p>
-        </w:tc>
-        <w:tc>
-          <w:tcPr>
-            <w:tcW w:w="1012" w:type="dxa"/>
-          </w:tcPr>
-          <w:p>
-            <w:pPr>
-              <w:rPr>
-                <w:rFonts w:hint="default"/>
-                <w:vertAlign w:val="baseline"/>
-                <w:lang w:val="en-US" w:eastAsia="zh-CN"/>
-              </w:rPr>
-            </w:pPr>
-            <w:r>
-              <w:rPr>
-                <w:rFonts w:hint="eastAsia"/>
-                <w:vertAlign w:val="baseline"/>
-                <w:lang w:val="en-US" w:eastAsia="zh-CN"/>
-              </w:rPr>
-              <w:t>▲0.7615</w:t>
-            </w:r>
-          </w:p>
-          <w:p>
-            <w:pPr>
-              <w:rPr>
-                <w:rFonts w:hint="default"/>
-                <w:vertAlign w:val="baseline"/>
-                <w:lang w:val="en-US" w:eastAsia="zh-CN"/>
-              </w:rPr>
-            </w:pPr>
-            <w:r>
-              <w:rPr>
-                <w:rFonts w:hint="eastAsia"/>
-                <w:vertAlign w:val="baseline"/>
-                <w:lang w:val="en-US" w:eastAsia="zh-CN"/>
-              </w:rPr>
-              <w:t>★0.7917</w:t>
-            </w:r>
-          </w:p>
-        </w:tc>
-        <w:tc>
-          <w:tcPr>
-            <w:tcW w:w="1012" w:type="dxa"/>
-          </w:tcPr>
-          <w:p>
-            <w:pPr>
-              <w:rPr>
-                <w:vertAlign w:val="baseline"/>
-              </w:rPr>
-            </w:pPr>
-          </w:p>
+          </w:p>
+        </w:tc>
+        <w:tc>
+          <w:tcPr>
+            <w:tcW w:w="1012" w:type="dxa"/>
+          </w:tcPr>
+          <w:p>
+            <w:pPr>
+              <w:rPr>
+                <w:rFonts w:hint="default"/>
+                <w:vertAlign w:val="baseline"/>
+                <w:lang w:val="en-US" w:eastAsia="zh-CN"/>
+              </w:rPr>
+            </w:pPr>
+          </w:p>
+        </w:tc>
+        <w:tc>
+          <w:tcPr>
+            <w:tcW w:w="1012" w:type="dxa"/>
+          </w:tcPr>
+          <w:p>
+            <w:pPr>
+              <w:rPr>
+                <w:rFonts w:hint="default"/>
+                <w:vertAlign w:val="baseline"/>
+                <w:lang w:val="en-US" w:eastAsia="zh-CN"/>
+              </w:rPr>
+            </w:pPr>
+          </w:p>
+        </w:tc>
+        <w:tc>
+          <w:tcPr>
+            <w:tcW w:w="1012" w:type="dxa"/>
+          </w:tcPr>
           <w:p>
             <w:pPr>
               <w:rPr>
@@ -10034,37 +6128,12 @@
                 <w:lang w:val="en-US"/>
               </w:rPr>
             </w:pPr>
-            <w:r>
-              <w:rPr>
-                <w:rFonts w:hint="eastAsia"/>
-                <w:vertAlign w:val="baseline"/>
-                <w:lang w:val="en-US" w:eastAsia="zh-CN"/>
-              </w:rPr>
-              <w:t>★0.7142</w:t>
-            </w:r>
-          </w:p>
-        </w:tc>
-        <w:tc>
-          <w:tcPr>
-            <w:tcW w:w="1012" w:type="dxa"/>
-          </w:tcPr>
-          <w:p>
-            <w:pPr>
-              <w:rPr>
-                <w:rFonts w:hint="default"/>
-                <w:vertAlign w:val="baseline"/>
-                <w:lang w:val="en-US" w:eastAsia="zh-CN"/>
-              </w:rPr>
-            </w:pPr>
-            <w:r>
-              <w:rPr>
-                <w:rFonts w:hint="eastAsia"/>
-                <w:vertAlign w:val="baseline"/>
-                <w:lang w:val="en-US" w:eastAsia="zh-CN"/>
-              </w:rPr>
-              <w:t>▲0.7294</w:t>
-            </w:r>
-          </w:p>
+          </w:p>
+        </w:tc>
+        <w:tc>
+          <w:tcPr>
+            <w:tcW w:w="1012" w:type="dxa"/>
+          </w:tcPr>
           <w:p>
             <w:pPr>
               <w:rPr>
@@ -10073,14 +6142,6 @@
                 <w:lang w:val="en-US" w:eastAsia="zh-CN"/>
               </w:rPr>
             </w:pPr>
-            <w:r>
-              <w:rPr>
-                <w:rFonts w:hint="eastAsia"/>
-                <w:vertAlign w:val="baseline"/>
-                <w:lang w:val="en-US" w:eastAsia="zh-CN"/>
-              </w:rPr>
-              <w:t>★0.7556</w:t>
-            </w:r>
           </w:p>
         </w:tc>
         <w:tc>
@@ -10163,13 +6224,6 @@
           <w:tcPr>
             <w:tcW w:w="939" w:type="dxa"/>
           </w:tcPr>
-          <w:p>
-            <w:pPr>
-              <w:rPr>
-                <w:vertAlign w:val="baseline"/>
-              </w:rPr>
-            </w:pPr>
-          </w:p>
           <w:p>
             <w:pPr>
               <w:rPr>
@@ -10344,213 +6398,80 @@
                 <w:lang w:val="en-US" w:eastAsia="zh-CN"/>
               </w:rPr>
             </w:pPr>
-            <w:r>
-              <w:rPr>
-                <w:rFonts w:hint="eastAsia"/>
-                <w:vertAlign w:val="baseline"/>
-                <w:lang w:val="en-US" w:eastAsia="zh-CN"/>
-              </w:rPr>
-              <w:t>▲0.9625</w:t>
-            </w:r>
-          </w:p>
-          <w:p>
-            <w:pPr>
-              <w:rPr>
-                <w:rFonts w:hint="default"/>
-                <w:vertAlign w:val="baseline"/>
-                <w:lang w:val="en-US" w:eastAsia="zh-CN"/>
-              </w:rPr>
-            </w:pPr>
-            <w:r>
-              <w:rPr>
-                <w:rFonts w:hint="eastAsia"/>
-                <w:vertAlign w:val="baseline"/>
-                <w:lang w:val="en-US" w:eastAsia="zh-CN"/>
-              </w:rPr>
-              <w:t>★0.9803</w:t>
-            </w:r>
-          </w:p>
-        </w:tc>
-        <w:tc>
-          <w:tcPr>
-            <w:tcW w:w="1012" w:type="dxa"/>
-          </w:tcPr>
-          <w:p>
-            <w:pPr>
-              <w:rPr>
-                <w:rFonts w:hint="eastAsia"/>
-                <w:vertAlign w:val="baseline"/>
-                <w:lang w:val="en-US" w:eastAsia="zh-CN"/>
-              </w:rPr>
-            </w:pPr>
-          </w:p>
-          <w:p>
-            <w:pPr>
-              <w:rPr>
-                <w:rFonts w:hint="default"/>
-                <w:vertAlign w:val="baseline"/>
-                <w:lang w:val="en-US" w:eastAsia="zh-CN"/>
-              </w:rPr>
-            </w:pPr>
-            <w:r>
-              <w:rPr>
-                <w:rFonts w:hint="eastAsia"/>
-                <w:vertAlign w:val="baseline"/>
-                <w:lang w:val="en-US" w:eastAsia="zh-CN"/>
-              </w:rPr>
-              <w:t>★0.6907</w:t>
-            </w:r>
-          </w:p>
-        </w:tc>
-        <w:tc>
-          <w:tcPr>
-            <w:tcW w:w="1012" w:type="dxa"/>
-          </w:tcPr>
-          <w:p>
-            <w:pPr>
-              <w:rPr>
-                <w:rFonts w:hint="default"/>
-                <w:vertAlign w:val="baseline"/>
-                <w:lang w:val="en-US" w:eastAsia="zh-CN"/>
-              </w:rPr>
-            </w:pPr>
-            <w:r>
-              <w:rPr>
-                <w:rFonts w:hint="eastAsia"/>
-                <w:vertAlign w:val="baseline"/>
-                <w:lang w:val="en-US" w:eastAsia="zh-CN"/>
-              </w:rPr>
-              <w:t>▲0.9858</w:t>
-            </w:r>
-          </w:p>
-          <w:p>
-            <w:pPr>
-              <w:rPr>
-                <w:rFonts w:hint="default"/>
-                <w:vertAlign w:val="baseline"/>
-                <w:lang w:val="en-US" w:eastAsia="zh-CN"/>
-              </w:rPr>
-            </w:pPr>
-            <w:r>
-              <w:rPr>
-                <w:rFonts w:hint="eastAsia"/>
-                <w:vertAlign w:val="baseline"/>
-                <w:lang w:val="en-US" w:eastAsia="zh-CN"/>
-              </w:rPr>
-              <w:t>★0.7282</w:t>
-            </w:r>
-          </w:p>
-        </w:tc>
-        <w:tc>
-          <w:tcPr>
-            <w:tcW w:w="1012" w:type="dxa"/>
-          </w:tcPr>
-          <w:p>
-            <w:pPr>
-              <w:rPr>
-                <w:rFonts w:hint="eastAsia"/>
-                <w:vertAlign w:val="baseline"/>
-                <w:lang w:val="en-US" w:eastAsia="zh-CN"/>
-              </w:rPr>
-            </w:pPr>
-          </w:p>
-          <w:p>
-            <w:pPr>
-              <w:rPr>
-                <w:vertAlign w:val="baseline"/>
-              </w:rPr>
-            </w:pPr>
-          </w:p>
-        </w:tc>
-        <w:tc>
-          <w:tcPr>
-            <w:tcW w:w="1012" w:type="dxa"/>
-          </w:tcPr>
-          <w:p>
-            <w:pPr>
-              <w:rPr>
-                <w:rFonts w:hint="default"/>
-                <w:vertAlign w:val="baseline"/>
-                <w:lang w:val="en-US" w:eastAsia="zh-CN"/>
-              </w:rPr>
-            </w:pPr>
-            <w:r>
-              <w:rPr>
-                <w:rFonts w:hint="eastAsia"/>
-                <w:vertAlign w:val="baseline"/>
-                <w:lang w:val="en-US" w:eastAsia="zh-CN"/>
-              </w:rPr>
-              <w:t>▲0.9332</w:t>
-            </w:r>
-          </w:p>
-          <w:p>
-            <w:pPr>
-              <w:rPr>
-                <w:rFonts w:hint="default"/>
-                <w:vertAlign w:val="baseline"/>
-                <w:lang w:val="en-US" w:eastAsia="zh-CN"/>
-              </w:rPr>
-            </w:pPr>
-            <w:r>
-              <w:rPr>
-                <w:rFonts w:hint="eastAsia"/>
-                <w:vertAlign w:val="baseline"/>
-                <w:lang w:val="en-US" w:eastAsia="zh-CN"/>
-              </w:rPr>
-              <w:t>★0.9842</w:t>
-            </w:r>
-          </w:p>
-        </w:tc>
-        <w:tc>
-          <w:tcPr>
-            <w:tcW w:w="1012" w:type="dxa"/>
-          </w:tcPr>
-          <w:p>
-            <w:pPr>
-              <w:rPr>
-                <w:rFonts w:hint="default"/>
-                <w:vertAlign w:val="baseline"/>
-                <w:lang w:val="en-US" w:eastAsia="zh-CN"/>
-              </w:rPr>
-            </w:pPr>
-            <w:r>
-              <w:rPr>
-                <w:rFonts w:hint="eastAsia"/>
-                <w:vertAlign w:val="baseline"/>
-                <w:lang w:val="en-US" w:eastAsia="zh-CN"/>
-              </w:rPr>
-              <w:t>▲0.7257</w:t>
-            </w:r>
-          </w:p>
-          <w:p>
-            <w:pPr>
-              <w:rPr>
-                <w:rFonts w:hint="default"/>
-                <w:vertAlign w:val="baseline"/>
-                <w:lang w:val="en-US" w:eastAsia="zh-CN"/>
-              </w:rPr>
-            </w:pPr>
-            <w:r>
-              <w:rPr>
-                <w:rFonts w:hint="eastAsia"/>
-                <w:vertAlign w:val="baseline"/>
-                <w:lang w:val="en-US" w:eastAsia="zh-CN"/>
-              </w:rPr>
-              <w:t>★0.2551</w:t>
-            </w:r>
-          </w:p>
-        </w:tc>
-        <w:tc>
-          <w:tcPr>
-            <w:tcW w:w="1012" w:type="dxa"/>
-          </w:tcPr>
-          <w:p>
-            <w:pPr>
-              <w:rPr>
-                <w:vertAlign w:val="baseline"/>
-              </w:rPr>
-            </w:pPr>
-          </w:p>
+          </w:p>
+        </w:tc>
+        <w:tc>
+          <w:tcPr>
+            <w:tcW w:w="1012" w:type="dxa"/>
+          </w:tcPr>
+          <w:p>
+            <w:pPr>
+              <w:rPr>
+                <w:rFonts w:hint="default"/>
+                <w:vertAlign w:val="baseline"/>
+                <w:lang w:val="en-US" w:eastAsia="zh-CN"/>
+              </w:rPr>
+            </w:pPr>
+          </w:p>
+        </w:tc>
+        <w:tc>
+          <w:tcPr>
+            <w:tcW w:w="1012" w:type="dxa"/>
+          </w:tcPr>
+          <w:p>
+            <w:pPr>
+              <w:rPr>
+                <w:rFonts w:hint="default"/>
+                <w:vertAlign w:val="baseline"/>
+                <w:lang w:val="en-US" w:eastAsia="zh-CN"/>
+              </w:rPr>
+            </w:pPr>
+          </w:p>
+        </w:tc>
+        <w:tc>
+          <w:tcPr>
+            <w:tcW w:w="1012" w:type="dxa"/>
+          </w:tcPr>
+          <w:p>
+            <w:pPr>
+              <w:rPr>
+                <w:vertAlign w:val="baseline"/>
+              </w:rPr>
+            </w:pPr>
+          </w:p>
+        </w:tc>
+        <w:tc>
+          <w:tcPr>
+            <w:tcW w:w="1012" w:type="dxa"/>
+          </w:tcPr>
+          <w:p>
+            <w:pPr>
+              <w:rPr>
+                <w:rFonts w:hint="default"/>
+                <w:vertAlign w:val="baseline"/>
+                <w:lang w:val="en-US" w:eastAsia="zh-CN"/>
+              </w:rPr>
+            </w:pPr>
+          </w:p>
+        </w:tc>
+        <w:tc>
+          <w:tcPr>
+            <w:tcW w:w="1012" w:type="dxa"/>
+          </w:tcPr>
+          <w:p>
+            <w:pPr>
+              <w:rPr>
+                <w:rFonts w:hint="default"/>
+                <w:vertAlign w:val="baseline"/>
+                <w:lang w:val="en-US" w:eastAsia="zh-CN"/>
+              </w:rPr>
+            </w:pPr>
+          </w:p>
+        </w:tc>
+        <w:tc>
+          <w:tcPr>
+            <w:tcW w:w="1012" w:type="dxa"/>
+          </w:tcPr>
           <w:p>
             <w:pPr>
               <w:rPr>
@@ -10559,37 +6480,12 @@
                 <w:lang w:val="en-US"/>
               </w:rPr>
             </w:pPr>
-            <w:r>
-              <w:rPr>
-                <w:rFonts w:hint="eastAsia"/>
-                <w:vertAlign w:val="baseline"/>
-                <w:lang w:val="en-US" w:eastAsia="zh-CN"/>
-              </w:rPr>
-              <w:t>★0.5180</w:t>
-            </w:r>
-          </w:p>
-        </w:tc>
-        <w:tc>
-          <w:tcPr>
-            <w:tcW w:w="1012" w:type="dxa"/>
-          </w:tcPr>
-          <w:p>
-            <w:pPr>
-              <w:rPr>
-                <w:rFonts w:hint="default"/>
-                <w:vertAlign w:val="baseline"/>
-                <w:lang w:val="en-US" w:eastAsia="zh-CN"/>
-              </w:rPr>
-            </w:pPr>
-            <w:r>
-              <w:rPr>
-                <w:rFonts w:hint="eastAsia"/>
-                <w:vertAlign w:val="baseline"/>
-                <w:lang w:val="en-US" w:eastAsia="zh-CN"/>
-              </w:rPr>
-              <w:t>▲0.3206</w:t>
-            </w:r>
-          </w:p>
+          </w:p>
+        </w:tc>
+        <w:tc>
+          <w:tcPr>
+            <w:tcW w:w="1012" w:type="dxa"/>
+          </w:tcPr>
           <w:p>
             <w:pPr>
               <w:rPr>
@@ -10598,14 +6494,6 @@
                 <w:lang w:val="en-US"/>
               </w:rPr>
             </w:pPr>
-            <w:r>
-              <w:rPr>
-                <w:rFonts w:hint="eastAsia"/>
-                <w:vertAlign w:val="baseline"/>
-                <w:lang w:val="en-US" w:eastAsia="zh-CN"/>
-              </w:rPr>
-              <w:t>★0.2110</w:t>
-            </w:r>
           </w:p>
         </w:tc>
         <w:tc>
@@ -10822,187 +6710,80 @@
                 <w:lang w:val="en-US" w:eastAsia="zh-CN"/>
               </w:rPr>
             </w:pPr>
-            <w:r>
-              <w:rPr>
-                <w:rFonts w:hint="eastAsia"/>
-                <w:vertAlign w:val="baseline"/>
-                <w:lang w:val="en-US" w:eastAsia="zh-CN"/>
-              </w:rPr>
-              <w:t>▲0.9393</w:t>
-            </w:r>
-          </w:p>
-          <w:p>
-            <w:pPr>
-              <w:rPr>
-                <w:rFonts w:hint="default"/>
-                <w:vertAlign w:val="baseline"/>
-                <w:lang w:val="en-US" w:eastAsia="zh-CN"/>
-              </w:rPr>
-            </w:pPr>
-            <w:r>
-              <w:rPr>
-                <w:rFonts w:hint="eastAsia"/>
-                <w:vertAlign w:val="baseline"/>
-                <w:lang w:val="en-US" w:eastAsia="zh-CN"/>
-              </w:rPr>
-              <w:t>★0.9806</w:t>
-            </w:r>
-          </w:p>
-        </w:tc>
-        <w:tc>
-          <w:tcPr>
-            <w:tcW w:w="1012" w:type="dxa"/>
-          </w:tcPr>
-          <w:p>
-            <w:pPr>
-              <w:rPr>
-                <w:rFonts w:hint="default"/>
-                <w:vertAlign w:val="baseline"/>
-                <w:lang w:val="en-US" w:eastAsia="zh-CN"/>
-              </w:rPr>
-            </w:pPr>
-            <w:r>
-              <w:rPr>
-                <w:rFonts w:hint="eastAsia"/>
-                <w:vertAlign w:val="baseline"/>
-                <w:lang w:val="en-US" w:eastAsia="zh-CN"/>
-              </w:rPr>
-              <w:t>▲0.9937</w:t>
-            </w:r>
-          </w:p>
-          <w:p>
-            <w:pPr>
-              <w:rPr>
-                <w:rFonts w:hint="eastAsia"/>
-                <w:vertAlign w:val="baseline"/>
-                <w:lang w:val="en-US" w:eastAsia="zh-CN"/>
-              </w:rPr>
-            </w:pPr>
-            <w:r>
-              <w:rPr>
-                <w:rFonts w:hint="eastAsia"/>
-                <w:vertAlign w:val="baseline"/>
-                <w:lang w:val="en-US" w:eastAsia="zh-CN"/>
-              </w:rPr>
-              <w:t>★</w:t>
-            </w:r>
-          </w:p>
-        </w:tc>
-        <w:tc>
-          <w:tcPr>
-            <w:tcW w:w="1012" w:type="dxa"/>
-          </w:tcPr>
-          <w:p>
-            <w:pPr>
-              <w:rPr>
-                <w:rFonts w:hint="eastAsia"/>
-                <w:vertAlign w:val="baseline"/>
-                <w:lang w:val="en-US" w:eastAsia="zh-CN"/>
-              </w:rPr>
-            </w:pPr>
-          </w:p>
-        </w:tc>
-        <w:tc>
-          <w:tcPr>
-            <w:tcW w:w="1012" w:type="dxa"/>
-          </w:tcPr>
-          <w:p>
-            <w:pPr>
-              <w:rPr>
-                <w:vertAlign w:val="baseline"/>
-              </w:rPr>
-            </w:pPr>
-          </w:p>
-        </w:tc>
-        <w:tc>
-          <w:tcPr>
-            <w:tcW w:w="1012" w:type="dxa"/>
-          </w:tcPr>
-          <w:p>
-            <w:pPr>
-              <w:rPr>
-                <w:rFonts w:hint="default"/>
-                <w:vertAlign w:val="baseline"/>
-                <w:lang w:val="en-US" w:eastAsia="zh-CN"/>
-              </w:rPr>
-            </w:pPr>
-            <w:r>
-              <w:rPr>
-                <w:rFonts w:hint="eastAsia"/>
-                <w:vertAlign w:val="baseline"/>
-                <w:lang w:val="en-US" w:eastAsia="zh-CN"/>
-              </w:rPr>
-              <w:t>▲0.8561</w:t>
-            </w:r>
-          </w:p>
-          <w:p>
-            <w:pPr>
-              <w:rPr>
-                <w:rFonts w:hint="default"/>
-                <w:vertAlign w:val="baseline"/>
-                <w:lang w:val="en-US" w:eastAsia="zh-CN"/>
-              </w:rPr>
-            </w:pPr>
-            <w:r>
-              <w:rPr>
-                <w:rFonts w:hint="eastAsia"/>
-                <w:vertAlign w:val="baseline"/>
-                <w:lang w:val="en-US" w:eastAsia="zh-CN"/>
-              </w:rPr>
-              <w:t>★0.9087</w:t>
-            </w:r>
-          </w:p>
-        </w:tc>
-        <w:tc>
-          <w:tcPr>
-            <w:tcW w:w="1012" w:type="dxa"/>
-          </w:tcPr>
-          <w:p>
-            <w:pPr>
-              <w:rPr>
-                <w:rFonts w:hint="default"/>
-                <w:vertAlign w:val="baseline"/>
-                <w:lang w:val="en-US" w:eastAsia="zh-CN"/>
-              </w:rPr>
-            </w:pPr>
-            <w:r>
-              <w:rPr>
-                <w:rFonts w:hint="eastAsia"/>
-                <w:vertAlign w:val="baseline"/>
-                <w:lang w:val="en-US" w:eastAsia="zh-CN"/>
-              </w:rPr>
-              <w:t>▲0.7050</w:t>
-            </w:r>
-          </w:p>
-          <w:p>
-            <w:pPr>
-              <w:rPr>
-                <w:rFonts w:hint="default"/>
-                <w:vertAlign w:val="baseline"/>
-                <w:lang w:val="en-US" w:eastAsia="zh-CN"/>
-              </w:rPr>
-            </w:pPr>
-            <w:r>
-              <w:rPr>
-                <w:rFonts w:hint="eastAsia"/>
-                <w:vertAlign w:val="baseline"/>
-                <w:lang w:val="en-US" w:eastAsia="zh-CN"/>
-              </w:rPr>
-              <w:t>★0.3286</w:t>
-            </w:r>
-          </w:p>
-        </w:tc>
-        <w:tc>
-          <w:tcPr>
-            <w:tcW w:w="1012" w:type="dxa"/>
-          </w:tcPr>
-          <w:p>
-            <w:pPr>
-              <w:rPr>
-                <w:vertAlign w:val="baseline"/>
-              </w:rPr>
-            </w:pPr>
-          </w:p>
+          </w:p>
+        </w:tc>
+        <w:tc>
+          <w:tcPr>
+            <w:tcW w:w="1012" w:type="dxa"/>
+          </w:tcPr>
+          <w:p>
+            <w:pPr>
+              <w:rPr>
+                <w:rFonts w:hint="eastAsia"/>
+                <w:vertAlign w:val="baseline"/>
+                <w:lang w:val="en-US" w:eastAsia="zh-CN"/>
+              </w:rPr>
+            </w:pPr>
+          </w:p>
+        </w:tc>
+        <w:tc>
+          <w:tcPr>
+            <w:tcW w:w="1012" w:type="dxa"/>
+          </w:tcPr>
+          <w:p>
+            <w:pPr>
+              <w:rPr>
+                <w:rFonts w:hint="eastAsia"/>
+                <w:vertAlign w:val="baseline"/>
+                <w:lang w:val="en-US" w:eastAsia="zh-CN"/>
+              </w:rPr>
+            </w:pPr>
+          </w:p>
+        </w:tc>
+        <w:tc>
+          <w:tcPr>
+            <w:tcW w:w="1012" w:type="dxa"/>
+          </w:tcPr>
+          <w:p>
+            <w:pPr>
+              <w:rPr>
+                <w:vertAlign w:val="baseline"/>
+              </w:rPr>
+            </w:pPr>
+          </w:p>
+        </w:tc>
+        <w:tc>
+          <w:tcPr>
+            <w:tcW w:w="1012" w:type="dxa"/>
+          </w:tcPr>
+          <w:p>
+            <w:pPr>
+              <w:rPr>
+                <w:rFonts w:hint="default"/>
+                <w:vertAlign w:val="baseline"/>
+                <w:lang w:val="en-US" w:eastAsia="zh-CN"/>
+              </w:rPr>
+            </w:pPr>
+          </w:p>
+        </w:tc>
+        <w:tc>
+          <w:tcPr>
+            <w:tcW w:w="1012" w:type="dxa"/>
+          </w:tcPr>
+          <w:p>
+            <w:pPr>
+              <w:rPr>
+                <w:rFonts w:hint="default"/>
+                <w:vertAlign w:val="baseline"/>
+                <w:lang w:val="en-US" w:eastAsia="zh-CN"/>
+              </w:rPr>
+            </w:pPr>
+          </w:p>
+        </w:tc>
+        <w:tc>
+          <w:tcPr>
+            <w:tcW w:w="1012" w:type="dxa"/>
+          </w:tcPr>
           <w:p>
             <w:pPr>
               <w:rPr>
@@ -11011,14 +6792,6 @@
                 <w:lang w:val="en-US"/>
               </w:rPr>
             </w:pPr>
-            <w:r>
-              <w:rPr>
-                <w:rFonts w:hint="eastAsia"/>
-                <w:vertAlign w:val="baseline"/>
-                <w:lang w:val="en-US" w:eastAsia="zh-CN"/>
-              </w:rPr>
-              <w:t>★0.3331</w:t>
-            </w:r>
           </w:p>
         </w:tc>
         <w:tc>
@@ -11034,61 +6807,19 @@
               </w:rPr>
             </w:pPr>
           </w:p>
-          <w:p>
-            <w:pPr>
-              <w:rPr>
-                <w:rFonts w:hint="default" w:eastAsiaTheme="minorEastAsia"/>
-                <w:vertAlign w:val="baseline"/>
-                <w:lang w:val="en-US" w:eastAsia="zh-CN"/>
-              </w:rPr>
-            </w:pPr>
-            <w:r>
-              <w:rPr>
-                <w:rFonts w:hint="eastAsia"/>
-                <w:vertAlign w:val="baseline"/>
-                <w:lang w:val="en-US" w:eastAsia="zh-CN"/>
-              </w:rPr>
-              <w:t>★0.7763</w:t>
-            </w:r>
-          </w:p>
-        </w:tc>
-        <w:tc>
-          <w:tcPr>
-            <w:tcW w:w="1012" w:type="dxa"/>
-          </w:tcPr>
-          <w:p>
-            <w:pPr>
-              <w:rPr>
-                <w:rFonts w:hint="default"/>
-                <w:vertAlign w:val="baseline"/>
-                <w:lang w:val="en-US" w:eastAsia="zh-CN"/>
-              </w:rPr>
-            </w:pPr>
-            <w:r>
-              <w:rPr>
-                <w:rFonts w:hint="eastAsia"/>
-                <w:vertAlign w:val="baseline"/>
-                <w:lang w:val="en-US" w:eastAsia="zh-CN"/>
-              </w:rPr>
-              <w:t>▲0.3307</w:t>
-            </w:r>
-          </w:p>
-          <w:p>
-            <w:pPr>
-              <w:rPr>
-                <w:rFonts w:hint="eastAsia"/>
-                <w:vertAlign w:val="baseline"/>
-                <w:lang w:val="en-US" w:eastAsia="zh-CN"/>
-              </w:rPr>
-            </w:pPr>
-            <w:r>
-              <w:rPr>
-                <w:rFonts w:hint="eastAsia"/>
-                <w:vertAlign w:val="baseline"/>
-                <w:lang w:val="en-US" w:eastAsia="zh-CN"/>
-              </w:rPr>
-              <w:t>★</w:t>
-            </w:r>
+        </w:tc>
+        <w:tc>
+          <w:tcPr>
+            <w:tcW w:w="1012" w:type="dxa"/>
+          </w:tcPr>
+          <w:p>
+            <w:pPr>
+              <w:rPr>
+                <w:rFonts w:hint="eastAsia"/>
+                <w:vertAlign w:val="baseline"/>
+                <w:lang w:val="en-US" w:eastAsia="zh-CN"/>
+              </w:rPr>
+            </w:pPr>
           </w:p>
         </w:tc>
         <w:tc>
@@ -11350,138 +7081,79 @@
               </w:rPr>
             </w:pPr>
           </w:p>
-          <w:p>
-            <w:pPr>
-              <w:rPr>
-                <w:rFonts w:hint="default"/>
-                <w:vertAlign w:val="baseline"/>
-                <w:lang w:val="en-US" w:eastAsia="zh-CN"/>
-              </w:rPr>
-            </w:pPr>
-            <w:r>
-              <w:rPr>
-                <w:rFonts w:hint="eastAsia"/>
-                <w:vertAlign w:val="baseline"/>
-                <w:lang w:val="en-US" w:eastAsia="zh-CN"/>
-              </w:rPr>
-              <w:t>★0.9690</w:t>
-            </w:r>
-          </w:p>
-        </w:tc>
-        <w:tc>
-          <w:tcPr>
-            <w:tcW w:w="1012" w:type="dxa"/>
-          </w:tcPr>
-          <w:p>
-            <w:pPr>
-              <w:rPr>
-                <w:rFonts w:hint="eastAsia"/>
-                <w:vertAlign w:val="baseline"/>
-                <w:lang w:val="en-US" w:eastAsia="zh-CN"/>
-              </w:rPr>
-            </w:pPr>
-          </w:p>
-        </w:tc>
-        <w:tc>
-          <w:tcPr>
-            <w:tcW w:w="1012" w:type="dxa"/>
-          </w:tcPr>
-          <w:p>
-            <w:pPr>
-              <w:rPr>
-                <w:rFonts w:hint="eastAsia"/>
-                <w:vertAlign w:val="baseline"/>
-                <w:lang w:val="en-US" w:eastAsia="zh-CN"/>
-              </w:rPr>
-            </w:pPr>
-          </w:p>
-        </w:tc>
-        <w:tc>
-          <w:tcPr>
-            <w:tcW w:w="1012" w:type="dxa"/>
-          </w:tcPr>
-          <w:p>
-            <w:pPr>
-              <w:rPr>
-                <w:vertAlign w:val="baseline"/>
-              </w:rPr>
-            </w:pPr>
-          </w:p>
-        </w:tc>
-        <w:tc>
-          <w:tcPr>
-            <w:tcW w:w="1012" w:type="dxa"/>
-          </w:tcPr>
-          <w:p>
-            <w:pPr>
-              <w:rPr>
-                <w:rFonts w:hint="eastAsia"/>
-                <w:vertAlign w:val="baseline"/>
-                <w:lang w:val="en-US" w:eastAsia="zh-CN"/>
-              </w:rPr>
-            </w:pPr>
-          </w:p>
-        </w:tc>
-        <w:tc>
-          <w:tcPr>
-            <w:tcW w:w="1012" w:type="dxa"/>
-          </w:tcPr>
-          <w:p>
-            <w:pPr>
-              <w:rPr>
-                <w:rFonts w:hint="default"/>
-                <w:vertAlign w:val="baseline"/>
-                <w:lang w:val="en-US" w:eastAsia="zh-CN"/>
-              </w:rPr>
-            </w:pPr>
-            <w:r>
-              <w:rPr>
-                <w:rFonts w:hint="eastAsia"/>
-                <w:vertAlign w:val="baseline"/>
-                <w:lang w:val="en-US" w:eastAsia="zh-CN"/>
-              </w:rPr>
-              <w:t>▲0.8463</w:t>
-            </w:r>
-          </w:p>
-          <w:p>
-            <w:pPr>
-              <w:rPr>
-                <w:rFonts w:hint="default"/>
-                <w:vertAlign w:val="baseline"/>
-                <w:lang w:val="en-US" w:eastAsia="zh-CN"/>
-              </w:rPr>
-            </w:pPr>
-            <w:r>
-              <w:rPr>
-                <w:rFonts w:hint="eastAsia"/>
-                <w:vertAlign w:val="baseline"/>
-                <w:lang w:val="en-US" w:eastAsia="zh-CN"/>
-              </w:rPr>
-              <w:t>★0.8019</w:t>
-            </w:r>
-          </w:p>
-        </w:tc>
-        <w:tc>
-          <w:tcPr>
-            <w:tcW w:w="1012" w:type="dxa"/>
-          </w:tcPr>
-          <w:p>
-            <w:pPr>
-              <w:rPr>
-                <w:rFonts w:hint="default"/>
-                <w:vertAlign w:val="baseline"/>
-                <w:lang w:val="en-US" w:eastAsia="zh-CN"/>
-              </w:rPr>
-            </w:pPr>
-            <w:r>
-              <w:rPr>
-                <w:rFonts w:hint="eastAsia"/>
-                <w:vertAlign w:val="baseline"/>
-                <w:lang w:val="en-US" w:eastAsia="zh-CN"/>
-              </w:rPr>
-              <w:t>▲0.9570</w:t>
-            </w:r>
-          </w:p>
+        </w:tc>
+        <w:tc>
+          <w:tcPr>
+            <w:tcW w:w="1012" w:type="dxa"/>
+          </w:tcPr>
+          <w:p>
+            <w:pPr>
+              <w:rPr>
+                <w:rFonts w:hint="eastAsia"/>
+                <w:vertAlign w:val="baseline"/>
+                <w:lang w:val="en-US" w:eastAsia="zh-CN"/>
+              </w:rPr>
+            </w:pPr>
+          </w:p>
+        </w:tc>
+        <w:tc>
+          <w:tcPr>
+            <w:tcW w:w="1012" w:type="dxa"/>
+          </w:tcPr>
+          <w:p>
+            <w:pPr>
+              <w:rPr>
+                <w:rFonts w:hint="eastAsia"/>
+                <w:vertAlign w:val="baseline"/>
+                <w:lang w:val="en-US" w:eastAsia="zh-CN"/>
+              </w:rPr>
+            </w:pPr>
+          </w:p>
+        </w:tc>
+        <w:tc>
+          <w:tcPr>
+            <w:tcW w:w="1012" w:type="dxa"/>
+          </w:tcPr>
+          <w:p>
+            <w:pPr>
+              <w:rPr>
+                <w:vertAlign w:val="baseline"/>
+              </w:rPr>
+            </w:pPr>
+          </w:p>
+        </w:tc>
+        <w:tc>
+          <w:tcPr>
+            <w:tcW w:w="1012" w:type="dxa"/>
+          </w:tcPr>
+          <w:p>
+            <w:pPr>
+              <w:rPr>
+                <w:rFonts w:hint="eastAsia"/>
+                <w:vertAlign w:val="baseline"/>
+                <w:lang w:val="en-US" w:eastAsia="zh-CN"/>
+              </w:rPr>
+            </w:pPr>
+          </w:p>
+        </w:tc>
+        <w:tc>
+          <w:tcPr>
+            <w:tcW w:w="1012" w:type="dxa"/>
+          </w:tcPr>
+          <w:p>
+            <w:pPr>
+              <w:rPr>
+                <w:rFonts w:hint="default"/>
+                <w:vertAlign w:val="baseline"/>
+                <w:lang w:val="en-US" w:eastAsia="zh-CN"/>
+              </w:rPr>
+            </w:pPr>
+          </w:p>
+        </w:tc>
+        <w:tc>
+          <w:tcPr>
+            <w:tcW w:w="1012" w:type="dxa"/>
+          </w:tcPr>
           <w:p>
             <w:pPr>
               <w:rPr>
@@ -11490,27 +7162,12 @@
                 <w:lang w:val="en-US"/>
               </w:rPr>
             </w:pPr>
-            <w:r>
-              <w:rPr>
-                <w:rFonts w:hint="eastAsia"/>
-                <w:vertAlign w:val="baseline"/>
-                <w:lang w:val="en-US" w:eastAsia="zh-CN"/>
-              </w:rPr>
-              <w:t>★0.8377</w:t>
-            </w:r>
-          </w:p>
-        </w:tc>
-        <w:tc>
-          <w:tcPr>
-            <w:tcW w:w="1012" w:type="dxa"/>
-          </w:tcPr>
-          <w:p>
-            <w:pPr>
-              <w:rPr>
-                <w:vertAlign w:val="baseline"/>
-              </w:rPr>
-            </w:pPr>
-          </w:p>
+          </w:p>
+        </w:tc>
+        <w:tc>
+          <w:tcPr>
+            <w:tcW w:w="1012" w:type="dxa"/>
+          </w:tcPr>
           <w:p>
             <w:pPr>
               <w:rPr>
@@ -11519,14 +7176,6 @@
                 <w:lang w:val="en-US"/>
               </w:rPr>
             </w:pPr>
-            <w:r>
-              <w:rPr>
-                <w:rFonts w:hint="eastAsia"/>
-                <w:vertAlign w:val="baseline"/>
-                <w:lang w:val="en-US" w:eastAsia="zh-CN"/>
-              </w:rPr>
-              <w:t>★0.7540</w:t>
-            </w:r>
           </w:p>
         </w:tc>
         <w:tc>
@@ -11585,13 +7234,6 @@
           <w:tcPr>
             <w:tcW w:w="714" w:type="dxa"/>
           </w:tcPr>
-          <w:p>
-            <w:pPr>
-              <w:rPr>
-                <w:vertAlign w:val="baseline"/>
-              </w:rPr>
-            </w:pPr>
-          </w:p>
           <w:p>
             <w:pPr>
               <w:rPr>
@@ -11814,213 +7456,80 @@
                 <w:lang w:val="en-US" w:eastAsia="zh-CN"/>
               </w:rPr>
             </w:pPr>
-            <w:r>
-              <w:rPr>
-                <w:rFonts w:hint="eastAsia"/>
-                <w:vertAlign w:val="baseline"/>
-                <w:lang w:val="en-US" w:eastAsia="zh-CN"/>
-              </w:rPr>
-              <w:t>▲0.9825</w:t>
-            </w:r>
-          </w:p>
-          <w:p>
-            <w:pPr>
-              <w:rPr>
-                <w:rFonts w:hint="default"/>
-                <w:vertAlign w:val="baseline"/>
-                <w:lang w:val="en-US" w:eastAsia="zh-CN"/>
-              </w:rPr>
-            </w:pPr>
-            <w:r>
-              <w:rPr>
-                <w:rFonts w:hint="eastAsia"/>
-                <w:vertAlign w:val="baseline"/>
-                <w:lang w:val="en-US" w:eastAsia="zh-CN"/>
-              </w:rPr>
-              <w:t>★0.9729</w:t>
-            </w:r>
-          </w:p>
-        </w:tc>
-        <w:tc>
-          <w:tcPr>
-            <w:tcW w:w="1012" w:type="dxa"/>
-          </w:tcPr>
-          <w:p>
-            <w:pPr>
-              <w:rPr>
-                <w:rFonts w:hint="eastAsia"/>
-                <w:vertAlign w:val="baseline"/>
-                <w:lang w:val="en-US" w:eastAsia="zh-CN"/>
-              </w:rPr>
-            </w:pPr>
-          </w:p>
-          <w:p>
-            <w:pPr>
-              <w:rPr>
-                <w:rFonts w:hint="default"/>
-                <w:vertAlign w:val="baseline"/>
-                <w:lang w:val="en-US" w:eastAsia="zh-CN"/>
-              </w:rPr>
-            </w:pPr>
-            <w:r>
-              <w:rPr>
-                <w:rFonts w:hint="eastAsia"/>
-                <w:vertAlign w:val="baseline"/>
-                <w:lang w:val="en-US" w:eastAsia="zh-CN"/>
-              </w:rPr>
-              <w:t>★0.5548</w:t>
-            </w:r>
-          </w:p>
-        </w:tc>
-        <w:tc>
-          <w:tcPr>
-            <w:tcW w:w="1012" w:type="dxa"/>
-          </w:tcPr>
-          <w:p>
-            <w:pPr>
-              <w:rPr>
-                <w:rFonts w:hint="default"/>
-                <w:vertAlign w:val="baseline"/>
-                <w:lang w:val="en-US" w:eastAsia="zh-CN"/>
-              </w:rPr>
-            </w:pPr>
-          </w:p>
-          <w:p>
-            <w:pPr>
-              <w:rPr>
-                <w:rFonts w:hint="default"/>
-                <w:vertAlign w:val="baseline"/>
-                <w:lang w:val="en-US" w:eastAsia="zh-CN"/>
-              </w:rPr>
-            </w:pPr>
-          </w:p>
-        </w:tc>
-        <w:tc>
-          <w:tcPr>
-            <w:tcW w:w="1012" w:type="dxa"/>
-          </w:tcPr>
-          <w:p>
-            <w:pPr>
-              <w:rPr>
-                <w:rFonts w:hint="default"/>
-                <w:vertAlign w:val="baseline"/>
-                <w:lang w:val="en-US" w:eastAsia="zh-CN"/>
-              </w:rPr>
-            </w:pPr>
-            <w:r>
-              <w:rPr>
-                <w:rFonts w:hint="eastAsia"/>
-                <w:vertAlign w:val="baseline"/>
-                <w:lang w:val="en-US" w:eastAsia="zh-CN"/>
-              </w:rPr>
-              <w:t>▲0.8995</w:t>
-            </w:r>
-          </w:p>
-          <w:p>
-            <w:pPr>
-              <w:rPr>
-                <w:vertAlign w:val="baseline"/>
-              </w:rPr>
-            </w:pPr>
-            <w:r>
-              <w:rPr>
-                <w:rFonts w:hint="eastAsia"/>
-                <w:vertAlign w:val="baseline"/>
-                <w:lang w:val="en-US" w:eastAsia="zh-CN"/>
-              </w:rPr>
-              <w:t>★</w:t>
-            </w:r>
-          </w:p>
-        </w:tc>
-        <w:tc>
-          <w:tcPr>
-            <w:tcW w:w="1012" w:type="dxa"/>
-          </w:tcPr>
-          <w:p>
-            <w:pPr>
-              <w:rPr>
-                <w:rFonts w:hint="default"/>
-                <w:vertAlign w:val="baseline"/>
-                <w:lang w:val="en-US" w:eastAsia="zh-CN"/>
-              </w:rPr>
-            </w:pPr>
-            <w:r>
-              <w:rPr>
-                <w:rFonts w:hint="eastAsia"/>
-                <w:vertAlign w:val="baseline"/>
-                <w:lang w:val="en-US" w:eastAsia="zh-CN"/>
-              </w:rPr>
-              <w:t>▲0.9354</w:t>
-            </w:r>
-          </w:p>
-          <w:p>
-            <w:pPr>
-              <w:rPr>
-                <w:rFonts w:hint="default"/>
-                <w:vertAlign w:val="baseline"/>
-                <w:lang w:val="en-US" w:eastAsia="zh-CN"/>
-              </w:rPr>
-            </w:pPr>
-            <w:r>
-              <w:rPr>
-                <w:rFonts w:hint="eastAsia"/>
-                <w:vertAlign w:val="baseline"/>
-                <w:lang w:val="en-US" w:eastAsia="zh-CN"/>
-              </w:rPr>
-              <w:t>★0.9366</w:t>
-            </w:r>
-          </w:p>
-        </w:tc>
-        <w:tc>
-          <w:tcPr>
-            <w:tcW w:w="1012" w:type="dxa"/>
-          </w:tcPr>
-          <w:p>
-            <w:pPr>
-              <w:rPr>
-                <w:rFonts w:hint="default"/>
-                <w:vertAlign w:val="baseline"/>
-                <w:lang w:val="en-US" w:eastAsia="zh-CN"/>
-              </w:rPr>
-            </w:pPr>
-            <w:r>
-              <w:rPr>
-                <w:rFonts w:hint="eastAsia"/>
-                <w:vertAlign w:val="baseline"/>
-                <w:lang w:val="en-US" w:eastAsia="zh-CN"/>
-              </w:rPr>
-              <w:t>▲0.6464</w:t>
-            </w:r>
-          </w:p>
-          <w:p>
-            <w:pPr>
-              <w:rPr>
-                <w:rFonts w:hint="default"/>
-                <w:vertAlign w:val="baseline"/>
-                <w:lang w:val="en-US" w:eastAsia="zh-CN"/>
-              </w:rPr>
-            </w:pPr>
-            <w:r>
-              <w:rPr>
-                <w:rFonts w:hint="eastAsia"/>
-                <w:vertAlign w:val="baseline"/>
-                <w:lang w:val="en-US" w:eastAsia="zh-CN"/>
-              </w:rPr>
-              <w:t>★0.6291</w:t>
-            </w:r>
-          </w:p>
-        </w:tc>
-        <w:tc>
-          <w:tcPr>
-            <w:tcW w:w="1012" w:type="dxa"/>
-          </w:tcPr>
-          <w:p>
-            <w:pPr>
-              <w:rPr>
-                <w:vertAlign w:val="baseline"/>
-              </w:rPr>
-            </w:pPr>
-          </w:p>
+          </w:p>
+        </w:tc>
+        <w:tc>
+          <w:tcPr>
+            <w:tcW w:w="1012" w:type="dxa"/>
+          </w:tcPr>
+          <w:p>
+            <w:pPr>
+              <w:rPr>
+                <w:rFonts w:hint="default"/>
+                <w:vertAlign w:val="baseline"/>
+                <w:lang w:val="en-US" w:eastAsia="zh-CN"/>
+              </w:rPr>
+            </w:pPr>
+          </w:p>
+        </w:tc>
+        <w:tc>
+          <w:tcPr>
+            <w:tcW w:w="1012" w:type="dxa"/>
+          </w:tcPr>
+          <w:p>
+            <w:pPr>
+              <w:rPr>
+                <w:rFonts w:hint="default"/>
+                <w:vertAlign w:val="baseline"/>
+                <w:lang w:val="en-US" w:eastAsia="zh-CN"/>
+              </w:rPr>
+            </w:pPr>
+          </w:p>
+        </w:tc>
+        <w:tc>
+          <w:tcPr>
+            <w:tcW w:w="1012" w:type="dxa"/>
+          </w:tcPr>
+          <w:p>
+            <w:pPr>
+              <w:rPr>
+                <w:vertAlign w:val="baseline"/>
+              </w:rPr>
+            </w:pPr>
+          </w:p>
+        </w:tc>
+        <w:tc>
+          <w:tcPr>
+            <w:tcW w:w="1012" w:type="dxa"/>
+          </w:tcPr>
+          <w:p>
+            <w:pPr>
+              <w:rPr>
+                <w:rFonts w:hint="default"/>
+                <w:vertAlign w:val="baseline"/>
+                <w:lang w:val="en-US" w:eastAsia="zh-CN"/>
+              </w:rPr>
+            </w:pPr>
+          </w:p>
+        </w:tc>
+        <w:tc>
+          <w:tcPr>
+            <w:tcW w:w="1012" w:type="dxa"/>
+          </w:tcPr>
+          <w:p>
+            <w:pPr>
+              <w:rPr>
+                <w:rFonts w:hint="default"/>
+                <w:vertAlign w:val="baseline"/>
+                <w:lang w:val="en-US" w:eastAsia="zh-CN"/>
+              </w:rPr>
+            </w:pPr>
+          </w:p>
+        </w:tc>
+        <w:tc>
+          <w:tcPr>
+            <w:tcW w:w="1012" w:type="dxa"/>
+          </w:tcPr>
           <w:p>
             <w:pPr>
               <w:rPr>
@@ -12029,14 +7538,6 @@
                 <w:lang w:val="en-US"/>
               </w:rPr>
             </w:pPr>
-            <w:r>
-              <w:rPr>
-                <w:rFonts w:hint="eastAsia"/>
-                <w:vertAlign w:val="baseline"/>
-                <w:lang w:val="en-US" w:eastAsia="zh-CN"/>
-              </w:rPr>
-              <w:t>★0.2575</w:t>
-            </w:r>
           </w:p>
         </w:tc>
         <w:tc>
@@ -12052,61 +7553,19 @@
               </w:rPr>
             </w:pPr>
           </w:p>
-          <w:p>
-            <w:pPr>
-              <w:rPr>
-                <w:rFonts w:hint="default" w:eastAsiaTheme="minorEastAsia"/>
-                <w:vertAlign w:val="baseline"/>
-                <w:lang w:val="en-US" w:eastAsia="zh-CN"/>
-              </w:rPr>
-            </w:pPr>
-            <w:r>
-              <w:rPr>
-                <w:rFonts w:hint="eastAsia"/>
-                <w:vertAlign w:val="baseline"/>
-                <w:lang w:val="en-US" w:eastAsia="zh-CN"/>
-              </w:rPr>
-              <w:t>★0.7799</w:t>
-            </w:r>
-          </w:p>
-        </w:tc>
-        <w:tc>
-          <w:tcPr>
-            <w:tcW w:w="1012" w:type="dxa"/>
-          </w:tcPr>
-          <w:p>
-            <w:pPr>
-              <w:rPr>
-                <w:rFonts w:hint="default"/>
-                <w:vertAlign w:val="baseline"/>
-                <w:lang w:val="en-US" w:eastAsia="zh-CN"/>
-              </w:rPr>
-            </w:pPr>
-            <w:r>
-              <w:rPr>
-                <w:rFonts w:hint="eastAsia"/>
-                <w:vertAlign w:val="baseline"/>
-                <w:lang w:val="en-US" w:eastAsia="zh-CN"/>
-              </w:rPr>
-              <w:t>▲0.3415</w:t>
-            </w:r>
-          </w:p>
-          <w:p>
-            <w:pPr>
-              <w:rPr>
-                <w:rFonts w:hint="default"/>
-                <w:vertAlign w:val="baseline"/>
-                <w:lang w:val="en-US" w:eastAsia="zh-CN"/>
-              </w:rPr>
-            </w:pPr>
-            <w:r>
-              <w:rPr>
-                <w:rFonts w:hint="eastAsia"/>
-                <w:vertAlign w:val="baseline"/>
-                <w:lang w:val="en-US" w:eastAsia="zh-CN"/>
-              </w:rPr>
-              <w:t>★0.2396</w:t>
-            </w:r>
+        </w:tc>
+        <w:tc>
+          <w:tcPr>
+            <w:tcW w:w="1012" w:type="dxa"/>
+          </w:tcPr>
+          <w:p>
+            <w:pPr>
+              <w:rPr>
+                <w:rFonts w:hint="default"/>
+                <w:vertAlign w:val="baseline"/>
+                <w:lang w:val="en-US" w:eastAsia="zh-CN"/>
+              </w:rPr>
+            </w:pPr>
           </w:p>
         </w:tc>
         <w:tc>
@@ -12860,204 +8319,80 @@
                 <w:lang w:val="en-US" w:eastAsia="zh-CN"/>
               </w:rPr>
             </w:pPr>
-            <w:r>
-              <w:rPr>
-                <w:rFonts w:hint="eastAsia"/>
-                <w:vertAlign w:val="baseline"/>
-                <w:lang w:val="en-US" w:eastAsia="zh-CN"/>
-              </w:rPr>
-              <w:t>▲0.9705</w:t>
-            </w:r>
-          </w:p>
-          <w:p>
-            <w:pPr>
-              <w:rPr>
-                <w:rFonts w:hint="default"/>
-                <w:vertAlign w:val="baseline"/>
-                <w:lang w:val="en-US" w:eastAsia="zh-CN"/>
-              </w:rPr>
-            </w:pPr>
-            <w:r>
-              <w:rPr>
-                <w:rFonts w:hint="eastAsia"/>
-                <w:vertAlign w:val="baseline"/>
-                <w:lang w:val="en-US" w:eastAsia="zh-CN"/>
-              </w:rPr>
-              <w:t>★0.9851</w:t>
-            </w:r>
-          </w:p>
-        </w:tc>
-        <w:tc>
-          <w:tcPr>
-            <w:tcW w:w="1012" w:type="dxa"/>
-          </w:tcPr>
-          <w:p>
-            <w:pPr>
-              <w:rPr>
-                <w:rFonts w:hint="default"/>
-                <w:vertAlign w:val="baseline"/>
-                <w:lang w:val="en-US" w:eastAsia="zh-CN"/>
-              </w:rPr>
-            </w:pPr>
-            <w:r>
-              <w:rPr>
-                <w:rFonts w:hint="eastAsia"/>
-                <w:vertAlign w:val="baseline"/>
-                <w:lang w:val="en-US" w:eastAsia="zh-CN"/>
-              </w:rPr>
-              <w:t>▲0.9591</w:t>
-            </w:r>
-          </w:p>
-          <w:p>
-            <w:pPr>
-              <w:rPr>
-                <w:rFonts w:hint="default"/>
-                <w:vertAlign w:val="baseline"/>
-                <w:lang w:val="en-US" w:eastAsia="zh-CN"/>
-              </w:rPr>
-            </w:pPr>
-            <w:r>
-              <w:rPr>
-                <w:rFonts w:hint="eastAsia"/>
-                <w:vertAlign w:val="baseline"/>
-                <w:lang w:val="en-US" w:eastAsia="zh-CN"/>
-              </w:rPr>
-              <w:t>★0.9690</w:t>
-            </w:r>
-          </w:p>
-        </w:tc>
-        <w:tc>
-          <w:tcPr>
-            <w:tcW w:w="1012" w:type="dxa"/>
-          </w:tcPr>
-          <w:p>
-            <w:pPr>
-              <w:rPr>
-                <w:rFonts w:hint="default"/>
-                <w:vertAlign w:val="baseline"/>
-                <w:lang w:val="en-US" w:eastAsia="zh-CN"/>
-              </w:rPr>
-            </w:pPr>
-            <w:r>
-              <w:rPr>
-                <w:rFonts w:hint="eastAsia"/>
-                <w:vertAlign w:val="baseline"/>
-                <w:lang w:val="en-US" w:eastAsia="zh-CN"/>
-              </w:rPr>
-              <w:t>▲0.7363</w:t>
-            </w:r>
-          </w:p>
-          <w:p>
-            <w:pPr>
-              <w:rPr>
-                <w:rFonts w:hint="default"/>
-                <w:vertAlign w:val="baseline"/>
-                <w:lang w:val="en-US" w:eastAsia="zh-CN"/>
-              </w:rPr>
-            </w:pPr>
-            <w:r>
-              <w:rPr>
-                <w:rFonts w:hint="eastAsia"/>
-                <w:vertAlign w:val="baseline"/>
-                <w:lang w:val="en-US" w:eastAsia="zh-CN"/>
-              </w:rPr>
-              <w:t>★0.9765</w:t>
-            </w:r>
-          </w:p>
-        </w:tc>
-        <w:tc>
-          <w:tcPr>
-            <w:tcW w:w="1012" w:type="dxa"/>
-          </w:tcPr>
-          <w:p>
-            <w:pPr>
-              <w:rPr>
-                <w:vertAlign w:val="baseline"/>
-              </w:rPr>
-            </w:pPr>
-          </w:p>
-          <w:p>
-            <w:pPr>
-              <w:rPr>
-                <w:vertAlign w:val="baseline"/>
-              </w:rPr>
-            </w:pPr>
-          </w:p>
-        </w:tc>
-        <w:tc>
-          <w:tcPr>
-            <w:tcW w:w="1012" w:type="dxa"/>
-          </w:tcPr>
-          <w:p>
-            <w:pPr>
-              <w:rPr>
-                <w:rFonts w:hint="default"/>
-                <w:vertAlign w:val="baseline"/>
-                <w:lang w:val="en-US" w:eastAsia="zh-CN"/>
-              </w:rPr>
-            </w:pPr>
-            <w:r>
-              <w:rPr>
-                <w:rFonts w:hint="eastAsia"/>
-                <w:vertAlign w:val="baseline"/>
-                <w:lang w:val="en-US" w:eastAsia="zh-CN"/>
-              </w:rPr>
-              <w:t>▲0.4737</w:t>
-            </w:r>
-          </w:p>
-          <w:p>
-            <w:pPr>
-              <w:rPr>
-                <w:rFonts w:hint="eastAsia"/>
-                <w:vertAlign w:val="baseline"/>
-                <w:lang w:val="en-US" w:eastAsia="zh-CN"/>
-              </w:rPr>
-            </w:pPr>
-            <w:r>
-              <w:rPr>
-                <w:rFonts w:hint="eastAsia"/>
-                <w:vertAlign w:val="baseline"/>
-                <w:lang w:val="en-US" w:eastAsia="zh-CN"/>
-              </w:rPr>
-              <w:t>★</w:t>
-            </w:r>
-          </w:p>
-        </w:tc>
-        <w:tc>
-          <w:tcPr>
-            <w:tcW w:w="1012" w:type="dxa"/>
-          </w:tcPr>
-          <w:p>
-            <w:pPr>
-              <w:rPr>
-                <w:rFonts w:hint="default"/>
-                <w:vertAlign w:val="baseline"/>
-                <w:lang w:val="en-US" w:eastAsia="zh-CN"/>
-              </w:rPr>
-            </w:pPr>
-          </w:p>
-        </w:tc>
-        <w:tc>
-          <w:tcPr>
-            <w:tcW w:w="1012" w:type="dxa"/>
-          </w:tcPr>
-          <w:p>
-            <w:pPr>
-              <w:rPr>
-                <w:rFonts w:hint="default"/>
-                <w:vertAlign w:val="baseline"/>
-                <w:lang w:val="en-US" w:eastAsia="zh-CN"/>
-              </w:rPr>
-            </w:pPr>
-            <w:r>
-              <w:rPr>
-                <w:rFonts w:hint="eastAsia"/>
-                <w:vertAlign w:val="baseline"/>
-                <w:lang w:val="en-US" w:eastAsia="zh-CN"/>
-              </w:rPr>
-              <w:t>▲0.7832</w:t>
-            </w:r>
-          </w:p>
+          </w:p>
+        </w:tc>
+        <w:tc>
+          <w:tcPr>
+            <w:tcW w:w="1012" w:type="dxa"/>
+          </w:tcPr>
+          <w:p>
+            <w:pPr>
+              <w:rPr>
+                <w:rFonts w:hint="default"/>
+                <w:vertAlign w:val="baseline"/>
+                <w:lang w:val="en-US" w:eastAsia="zh-CN"/>
+              </w:rPr>
+            </w:pPr>
+          </w:p>
+        </w:tc>
+        <w:tc>
+          <w:tcPr>
+            <w:tcW w:w="1012" w:type="dxa"/>
+          </w:tcPr>
+          <w:p>
+            <w:pPr>
+              <w:rPr>
+                <w:rFonts w:hint="default"/>
+                <w:vertAlign w:val="baseline"/>
+                <w:lang w:val="en-US" w:eastAsia="zh-CN"/>
+              </w:rPr>
+            </w:pPr>
+          </w:p>
+        </w:tc>
+        <w:tc>
+          <w:tcPr>
+            <w:tcW w:w="1012" w:type="dxa"/>
+          </w:tcPr>
+          <w:p>
+            <w:pPr>
+              <w:rPr>
+                <w:vertAlign w:val="baseline"/>
+              </w:rPr>
+            </w:pPr>
+          </w:p>
+        </w:tc>
+        <w:tc>
+          <w:tcPr>
+            <w:tcW w:w="1012" w:type="dxa"/>
+          </w:tcPr>
+          <w:p>
+            <w:pPr>
+              <w:rPr>
+                <w:rFonts w:hint="eastAsia"/>
+                <w:vertAlign w:val="baseline"/>
+                <w:lang w:val="en-US" w:eastAsia="zh-CN"/>
+              </w:rPr>
+            </w:pPr>
+          </w:p>
+        </w:tc>
+        <w:tc>
+          <w:tcPr>
+            <w:tcW w:w="1012" w:type="dxa"/>
+          </w:tcPr>
+          <w:p>
+            <w:pPr>
+              <w:rPr>
+                <w:rFonts w:hint="default"/>
+                <w:vertAlign w:val="baseline"/>
+                <w:lang w:val="en-US" w:eastAsia="zh-CN"/>
+              </w:rPr>
+            </w:pPr>
+          </w:p>
+        </w:tc>
+        <w:tc>
+          <w:tcPr>
+            <w:tcW w:w="1012" w:type="dxa"/>
+          </w:tcPr>
           <w:p>
             <w:pPr>
               <w:rPr>
@@ -13066,45 +8401,20 @@
                 <w:lang w:val="en-US"/>
               </w:rPr>
             </w:pPr>
-            <w:r>
-              <w:rPr>
-                <w:rFonts w:hint="eastAsia"/>
-                <w:vertAlign w:val="baseline"/>
-                <w:lang w:val="en-US" w:eastAsia="zh-CN"/>
-              </w:rPr>
-              <w:t>★0.8580</w:t>
-            </w:r>
-          </w:p>
-        </w:tc>
-        <w:tc>
-          <w:tcPr>
-            <w:tcW w:w="1012" w:type="dxa"/>
-          </w:tcPr>
-          <w:p>
-            <w:pPr>
-              <w:rPr>
-                <w:rFonts w:hint="eastAsia"/>
-                <w:vertAlign w:val="baseline"/>
-                <w:lang w:val="en-US" w:eastAsia="zh-CN"/>
-              </w:rPr>
-            </w:pPr>
-          </w:p>
-          <w:p>
-            <w:pPr>
-              <w:rPr>
-                <w:rFonts w:hint="default"/>
-                <w:vertAlign w:val="baseline"/>
-                <w:lang w:val="en-US" w:eastAsia="zh-CN"/>
-              </w:rPr>
-            </w:pPr>
-            <w:r>
-              <w:rPr>
-                <w:rFonts w:hint="eastAsia"/>
-                <w:vertAlign w:val="baseline"/>
-                <w:lang w:val="en-US" w:eastAsia="zh-CN"/>
-              </w:rPr>
-              <w:t>★0.1013</w:t>
-            </w:r>
+          </w:p>
+        </w:tc>
+        <w:tc>
+          <w:tcPr>
+            <w:tcW w:w="1012" w:type="dxa"/>
+          </w:tcPr>
+          <w:p>
+            <w:pPr>
+              <w:rPr>
+                <w:rFonts w:hint="default"/>
+                <w:vertAlign w:val="baseline"/>
+                <w:lang w:val="en-US" w:eastAsia="zh-CN"/>
+              </w:rPr>
+            </w:pPr>
           </w:p>
         </w:tc>
         <w:tc>
@@ -13385,169 +8695,80 @@
                 <w:lang w:val="en-US" w:eastAsia="zh-CN"/>
               </w:rPr>
             </w:pPr>
-            <w:r>
-              <w:rPr>
-                <w:rFonts w:hint="eastAsia"/>
-                <w:vertAlign w:val="baseline"/>
-                <w:lang w:val="en-US" w:eastAsia="zh-CN"/>
-              </w:rPr>
-              <w:t>▲0.9632</w:t>
-            </w:r>
-          </w:p>
-          <w:p>
-            <w:pPr>
-              <w:rPr>
-                <w:rFonts w:hint="default"/>
-                <w:vertAlign w:val="baseline"/>
-                <w:lang w:val="en-US" w:eastAsia="zh-CN"/>
-              </w:rPr>
-            </w:pPr>
-            <w:r>
-              <w:rPr>
-                <w:rFonts w:hint="eastAsia"/>
-                <w:vertAlign w:val="baseline"/>
-                <w:lang w:val="en-US" w:eastAsia="zh-CN"/>
-              </w:rPr>
-              <w:t>★0.9850</w:t>
-            </w:r>
-          </w:p>
-        </w:tc>
-        <w:tc>
-          <w:tcPr>
-            <w:tcW w:w="1012" w:type="dxa"/>
-          </w:tcPr>
-          <w:p>
-            <w:pPr>
-              <w:rPr>
-                <w:rFonts w:hint="default"/>
-                <w:vertAlign w:val="baseline"/>
-                <w:lang w:val="en-US" w:eastAsia="zh-CN"/>
-              </w:rPr>
-            </w:pPr>
-            <w:r>
-              <w:rPr>
-                <w:rFonts w:hint="eastAsia"/>
-                <w:vertAlign w:val="baseline"/>
-                <w:lang w:val="en-US" w:eastAsia="zh-CN"/>
-              </w:rPr>
-              <w:t>▲0.9403</w:t>
-            </w:r>
-          </w:p>
-          <w:p>
-            <w:pPr>
-              <w:rPr>
-                <w:rFonts w:hint="default"/>
-                <w:vertAlign w:val="baseline"/>
-                <w:lang w:val="en-US" w:eastAsia="zh-CN"/>
-              </w:rPr>
-            </w:pPr>
-            <w:r>
-              <w:rPr>
-                <w:rFonts w:hint="eastAsia"/>
-                <w:vertAlign w:val="baseline"/>
-                <w:lang w:val="en-US" w:eastAsia="zh-CN"/>
-              </w:rPr>
-              <w:t>★0.9658</w:t>
-            </w:r>
-          </w:p>
-        </w:tc>
-        <w:tc>
-          <w:tcPr>
-            <w:tcW w:w="1012" w:type="dxa"/>
-          </w:tcPr>
-          <w:p>
-            <w:pPr>
-              <w:rPr>
-                <w:rFonts w:hint="default"/>
-                <w:vertAlign w:val="baseline"/>
-                <w:lang w:val="en-US" w:eastAsia="zh-CN"/>
-              </w:rPr>
-            </w:pPr>
-            <w:r>
-              <w:rPr>
-                <w:rFonts w:hint="eastAsia"/>
-                <w:vertAlign w:val="baseline"/>
-                <w:lang w:val="en-US" w:eastAsia="zh-CN"/>
-              </w:rPr>
-              <w:t>▲0.8501</w:t>
-            </w:r>
-          </w:p>
-          <w:p>
-            <w:pPr>
-              <w:rPr>
-                <w:rFonts w:hint="default"/>
-                <w:vertAlign w:val="baseline"/>
-                <w:lang w:val="en-US" w:eastAsia="zh-CN"/>
-              </w:rPr>
-            </w:pPr>
-            <w:r>
-              <w:rPr>
-                <w:rFonts w:hint="eastAsia"/>
-                <w:vertAlign w:val="baseline"/>
-                <w:lang w:val="en-US" w:eastAsia="zh-CN"/>
-              </w:rPr>
-              <w:t>★0.9706</w:t>
-            </w:r>
-          </w:p>
-        </w:tc>
-        <w:tc>
-          <w:tcPr>
-            <w:tcW w:w="1012" w:type="dxa"/>
-          </w:tcPr>
-          <w:p>
-            <w:pPr>
-              <w:rPr>
-                <w:vertAlign w:val="baseline"/>
-              </w:rPr>
-            </w:pPr>
-          </w:p>
-          <w:p>
-            <w:pPr>
-              <w:rPr>
-                <w:vertAlign w:val="baseline"/>
-              </w:rPr>
-            </w:pPr>
-          </w:p>
-        </w:tc>
-        <w:tc>
-          <w:tcPr>
-            <w:tcW w:w="1012" w:type="dxa"/>
-          </w:tcPr>
-          <w:p>
-            <w:pPr>
-              <w:rPr>
-                <w:rFonts w:hint="eastAsia"/>
-                <w:vertAlign w:val="baseline"/>
-                <w:lang w:val="en-US" w:eastAsia="zh-CN"/>
-              </w:rPr>
-            </w:pPr>
-          </w:p>
-        </w:tc>
-        <w:tc>
-          <w:tcPr>
-            <w:tcW w:w="1012" w:type="dxa"/>
-          </w:tcPr>
-          <w:p>
-            <w:pPr>
-              <w:rPr>
-                <w:rFonts w:hint="default"/>
-                <w:vertAlign w:val="baseline"/>
-                <w:lang w:val="en-US" w:eastAsia="zh-CN"/>
-              </w:rPr>
-            </w:pPr>
-          </w:p>
-        </w:tc>
-        <w:tc>
-          <w:tcPr>
-            <w:tcW w:w="1012" w:type="dxa"/>
-          </w:tcPr>
-          <w:p>
-            <w:pPr>
-              <w:rPr>
-                <w:vertAlign w:val="baseline"/>
-              </w:rPr>
-            </w:pPr>
-          </w:p>
+          </w:p>
+        </w:tc>
+        <w:tc>
+          <w:tcPr>
+            <w:tcW w:w="1012" w:type="dxa"/>
+          </w:tcPr>
+          <w:p>
+            <w:pPr>
+              <w:rPr>
+                <w:rFonts w:hint="default"/>
+                <w:vertAlign w:val="baseline"/>
+                <w:lang w:val="en-US" w:eastAsia="zh-CN"/>
+              </w:rPr>
+            </w:pPr>
+          </w:p>
+        </w:tc>
+        <w:tc>
+          <w:tcPr>
+            <w:tcW w:w="1012" w:type="dxa"/>
+          </w:tcPr>
+          <w:p>
+            <w:pPr>
+              <w:rPr>
+                <w:rFonts w:hint="default"/>
+                <w:vertAlign w:val="baseline"/>
+                <w:lang w:val="en-US" w:eastAsia="zh-CN"/>
+              </w:rPr>
+            </w:pPr>
+          </w:p>
+        </w:tc>
+        <w:tc>
+          <w:tcPr>
+            <w:tcW w:w="1012" w:type="dxa"/>
+          </w:tcPr>
+          <w:p>
+            <w:pPr>
+              <w:rPr>
+                <w:vertAlign w:val="baseline"/>
+              </w:rPr>
+            </w:pPr>
+          </w:p>
+        </w:tc>
+        <w:tc>
+          <w:tcPr>
+            <w:tcW w:w="1012" w:type="dxa"/>
+          </w:tcPr>
+          <w:p>
+            <w:pPr>
+              <w:rPr>
+                <w:rFonts w:hint="eastAsia"/>
+                <w:vertAlign w:val="baseline"/>
+                <w:lang w:val="en-US" w:eastAsia="zh-CN"/>
+              </w:rPr>
+            </w:pPr>
+          </w:p>
+        </w:tc>
+        <w:tc>
+          <w:tcPr>
+            <w:tcW w:w="1012" w:type="dxa"/>
+          </w:tcPr>
+          <w:p>
+            <w:pPr>
+              <w:rPr>
+                <w:rFonts w:hint="default"/>
+                <w:vertAlign w:val="baseline"/>
+                <w:lang w:val="en-US" w:eastAsia="zh-CN"/>
+              </w:rPr>
+            </w:pPr>
+          </w:p>
+        </w:tc>
+        <w:tc>
+          <w:tcPr>
+            <w:tcW w:w="1012" w:type="dxa"/>
+          </w:tcPr>
           <w:p>
             <w:pPr>
               <w:rPr>
@@ -13556,45 +8777,20 @@
                 <w:lang w:val="en-US"/>
               </w:rPr>
             </w:pPr>
-            <w:r>
-              <w:rPr>
-                <w:rFonts w:hint="eastAsia"/>
-                <w:vertAlign w:val="baseline"/>
-                <w:lang w:val="en-US" w:eastAsia="zh-CN"/>
-              </w:rPr>
-              <w:t>★0.8645</w:t>
-            </w:r>
-          </w:p>
-        </w:tc>
-        <w:tc>
-          <w:tcPr>
-            <w:tcW w:w="1012" w:type="dxa"/>
-          </w:tcPr>
-          <w:p>
-            <w:pPr>
-              <w:rPr>
-                <w:rFonts w:hint="eastAsia"/>
-                <w:vertAlign w:val="baseline"/>
-                <w:lang w:val="en-US" w:eastAsia="zh-CN"/>
-              </w:rPr>
-            </w:pPr>
-          </w:p>
-          <w:p>
-            <w:pPr>
-              <w:rPr>
-                <w:rFonts w:hint="default"/>
-                <w:vertAlign w:val="baseline"/>
-                <w:lang w:val="en-US" w:eastAsia="zh-CN"/>
-              </w:rPr>
-            </w:pPr>
-            <w:r>
-              <w:rPr>
-                <w:rFonts w:hint="eastAsia"/>
-                <w:vertAlign w:val="baseline"/>
-                <w:lang w:val="en-US" w:eastAsia="zh-CN"/>
-              </w:rPr>
-              <w:t>★0.0554</w:t>
-            </w:r>
+          </w:p>
+        </w:tc>
+        <w:tc>
+          <w:tcPr>
+            <w:tcW w:w="1012" w:type="dxa"/>
+          </w:tcPr>
+          <w:p>
+            <w:pPr>
+              <w:rPr>
+                <w:rFonts w:hint="default"/>
+                <w:vertAlign w:val="baseline"/>
+                <w:lang w:val="en-US" w:eastAsia="zh-CN"/>
+              </w:rPr>
+            </w:pPr>
           </w:p>
         </w:tc>
         <w:tc>
@@ -13799,250 +8995,100 @@
                 <w:lang w:val="en-US" w:eastAsia="zh-CN"/>
               </w:rPr>
             </w:pPr>
-            <w:r>
-              <w:rPr>
-                <w:rFonts w:hint="eastAsia"/>
-                <w:vertAlign w:val="baseline"/>
-                <w:lang w:val="en-US" w:eastAsia="zh-CN"/>
-              </w:rPr>
-              <w:t>▲0.9575</w:t>
-            </w:r>
-          </w:p>
-          <w:p>
-            <w:pPr>
-              <w:rPr>
-                <w:rFonts w:hint="default"/>
-                <w:vertAlign w:val="baseline"/>
-                <w:lang w:val="en-US" w:eastAsia="zh-CN"/>
-              </w:rPr>
-            </w:pPr>
-            <w:r>
-              <w:rPr>
-                <w:rFonts w:hint="eastAsia"/>
-                <w:vertAlign w:val="baseline"/>
-                <w:lang w:val="en-US" w:eastAsia="zh-CN"/>
-              </w:rPr>
-              <w:t>★0.9703</w:t>
-            </w:r>
-          </w:p>
-        </w:tc>
-        <w:tc>
-          <w:tcPr>
-            <w:tcW w:w="1012" w:type="dxa"/>
-          </w:tcPr>
-          <w:p>
-            <w:pPr>
-              <w:rPr>
-                <w:rFonts w:hint="default"/>
-                <w:vertAlign w:val="baseline"/>
-                <w:lang w:val="en-US" w:eastAsia="zh-CN"/>
-              </w:rPr>
-            </w:pPr>
-            <w:r>
-              <w:rPr>
-                <w:rFonts w:hint="eastAsia"/>
-                <w:vertAlign w:val="baseline"/>
-                <w:lang w:val="en-US" w:eastAsia="zh-CN"/>
-              </w:rPr>
-              <w:t>▲0.9516</w:t>
-            </w:r>
-          </w:p>
-          <w:p>
-            <w:pPr>
-              <w:rPr>
-                <w:rFonts w:hint="default"/>
-                <w:vertAlign w:val="baseline"/>
-                <w:lang w:val="en-US" w:eastAsia="zh-CN"/>
-              </w:rPr>
-            </w:pPr>
-            <w:r>
-              <w:rPr>
-                <w:rFonts w:hint="eastAsia"/>
-                <w:vertAlign w:val="baseline"/>
-                <w:lang w:val="en-US" w:eastAsia="zh-CN"/>
-              </w:rPr>
-              <w:t>★0.9794</w:t>
-            </w:r>
-          </w:p>
-        </w:tc>
-        <w:tc>
-          <w:tcPr>
-            <w:tcW w:w="1012" w:type="dxa"/>
-          </w:tcPr>
-          <w:p>
-            <w:pPr>
-              <w:rPr>
-                <w:rFonts w:hint="default"/>
-                <w:vertAlign w:val="baseline"/>
-                <w:lang w:val="en-US" w:eastAsia="zh-CN"/>
-              </w:rPr>
-            </w:pPr>
-            <w:r>
-              <w:rPr>
-                <w:rFonts w:hint="eastAsia"/>
-                <w:vertAlign w:val="baseline"/>
-                <w:lang w:val="en-US" w:eastAsia="zh-CN"/>
-              </w:rPr>
-              <w:t>▲0.9529</w:t>
-            </w:r>
-          </w:p>
-          <w:p>
-            <w:pPr>
-              <w:rPr>
-                <w:rFonts w:hint="default"/>
-                <w:vertAlign w:val="baseline"/>
-                <w:lang w:val="en-US" w:eastAsia="zh-CN"/>
-              </w:rPr>
-            </w:pPr>
-            <w:r>
-              <w:rPr>
-                <w:rFonts w:hint="eastAsia"/>
-                <w:vertAlign w:val="baseline"/>
-                <w:lang w:val="en-US" w:eastAsia="zh-CN"/>
-              </w:rPr>
-              <w:t>★0.9543</w:t>
-            </w:r>
-          </w:p>
-        </w:tc>
-        <w:tc>
-          <w:tcPr>
-            <w:tcW w:w="1012" w:type="dxa"/>
-          </w:tcPr>
-          <w:p>
-            <w:pPr>
-              <w:rPr>
-                <w:vertAlign w:val="baseline"/>
-              </w:rPr>
-            </w:pPr>
-          </w:p>
-        </w:tc>
-        <w:tc>
-          <w:tcPr>
-            <w:tcW w:w="1012" w:type="dxa"/>
-          </w:tcPr>
-          <w:p>
-            <w:pPr>
-              <w:rPr>
-                <w:rFonts w:hint="default"/>
-                <w:vertAlign w:val="baseline"/>
-                <w:lang w:val="en-US" w:eastAsia="zh-CN"/>
-              </w:rPr>
-            </w:pPr>
-            <w:r>
-              <w:rPr>
-                <w:rFonts w:hint="eastAsia"/>
-                <w:vertAlign w:val="baseline"/>
-                <w:lang w:val="en-US" w:eastAsia="zh-CN"/>
-              </w:rPr>
-              <w:t>▲0.9333</w:t>
-            </w:r>
-          </w:p>
-          <w:p>
-            <w:pPr>
-              <w:rPr>
-                <w:rFonts w:hint="default"/>
-                <w:vertAlign w:val="baseline"/>
-                <w:lang w:val="en-US" w:eastAsia="zh-CN"/>
-              </w:rPr>
-            </w:pPr>
-            <w:r>
-              <w:rPr>
-                <w:rFonts w:hint="eastAsia"/>
-                <w:vertAlign w:val="baseline"/>
-                <w:lang w:val="en-US" w:eastAsia="zh-CN"/>
-              </w:rPr>
-              <w:t>★0.9747</w:t>
-            </w:r>
-          </w:p>
-        </w:tc>
-        <w:tc>
-          <w:tcPr>
-            <w:tcW w:w="1012" w:type="dxa"/>
-          </w:tcPr>
-          <w:p>
-            <w:pPr>
-              <w:rPr>
-                <w:rFonts w:hint="default"/>
-                <w:vertAlign w:val="baseline"/>
-                <w:lang w:val="en-US" w:eastAsia="zh-CN"/>
-              </w:rPr>
-            </w:pPr>
-            <w:r>
-              <w:rPr>
-                <w:rFonts w:hint="eastAsia"/>
-                <w:vertAlign w:val="baseline"/>
-                <w:lang w:val="en-US" w:eastAsia="zh-CN"/>
-              </w:rPr>
-              <w:t>▲0.8613</w:t>
-            </w:r>
-          </w:p>
-          <w:p>
-            <w:pPr>
-              <w:rPr>
-                <w:rFonts w:hint="default"/>
-                <w:vertAlign w:val="baseline"/>
-                <w:lang w:val="en-US" w:eastAsia="zh-CN"/>
-              </w:rPr>
-            </w:pPr>
-            <w:r>
-              <w:rPr>
-                <w:rFonts w:hint="eastAsia"/>
-                <w:vertAlign w:val="baseline"/>
-                <w:lang w:val="en-US" w:eastAsia="zh-CN"/>
-              </w:rPr>
-              <w:t>★0.8613</w:t>
-            </w:r>
-          </w:p>
-        </w:tc>
-        <w:tc>
-          <w:tcPr>
-            <w:tcW w:w="1012" w:type="dxa"/>
-          </w:tcPr>
-          <w:p>
-            <w:pPr>
-              <w:rPr>
-                <w:vertAlign w:val="baseline"/>
-              </w:rPr>
-            </w:pPr>
-          </w:p>
-        </w:tc>
-        <w:tc>
-          <w:tcPr>
-            <w:tcW w:w="1012" w:type="dxa"/>
-          </w:tcPr>
-          <w:p>
-            <w:pPr>
-              <w:rPr>
-                <w:rFonts w:hint="default"/>
-                <w:vertAlign w:val="baseline"/>
-                <w:lang w:val="en-US" w:eastAsia="zh-CN"/>
-              </w:rPr>
-            </w:pPr>
-            <w:r>
-              <w:rPr>
-                <w:rFonts w:hint="eastAsia"/>
-                <w:vertAlign w:val="baseline"/>
-                <w:lang w:val="en-US" w:eastAsia="zh-CN"/>
-              </w:rPr>
-              <w:t>▲0.8047</w:t>
-            </w:r>
-          </w:p>
-          <w:p>
-            <w:pPr>
-              <w:rPr>
-                <w:rFonts w:hint="default"/>
-                <w:vertAlign w:val="baseline"/>
-                <w:lang w:val="en-US" w:eastAsia="zh-CN"/>
-              </w:rPr>
-            </w:pPr>
-            <w:r>
-              <w:rPr>
-                <w:rFonts w:hint="eastAsia"/>
-                <w:vertAlign w:val="baseline"/>
-                <w:lang w:val="en-US" w:eastAsia="zh-CN"/>
-              </w:rPr>
-              <w:t>★0.8259</w:t>
-            </w:r>
+          </w:p>
+        </w:tc>
+        <w:tc>
+          <w:tcPr>
+            <w:tcW w:w="1012" w:type="dxa"/>
+          </w:tcPr>
+          <w:p>
+            <w:pPr>
+              <w:rPr>
+                <w:rFonts w:hint="default"/>
+                <w:vertAlign w:val="baseline"/>
+                <w:lang w:val="en-US" w:eastAsia="zh-CN"/>
+              </w:rPr>
+            </w:pPr>
+          </w:p>
+        </w:tc>
+        <w:tc>
+          <w:tcPr>
+            <w:tcW w:w="1012" w:type="dxa"/>
+          </w:tcPr>
+          <w:p>
+            <w:pPr>
+              <w:rPr>
+                <w:rFonts w:hint="default"/>
+                <w:vertAlign w:val="baseline"/>
+                <w:lang w:val="en-US" w:eastAsia="zh-CN"/>
+              </w:rPr>
+            </w:pPr>
+          </w:p>
+        </w:tc>
+        <w:tc>
+          <w:tcPr>
+            <w:tcW w:w="1012" w:type="dxa"/>
+          </w:tcPr>
+          <w:p>
+            <w:pPr>
+              <w:rPr>
+                <w:vertAlign w:val="baseline"/>
+              </w:rPr>
+            </w:pPr>
+          </w:p>
+        </w:tc>
+        <w:tc>
+          <w:tcPr>
+            <w:tcW w:w="1012" w:type="dxa"/>
+          </w:tcPr>
+          <w:p>
+            <w:pPr>
+              <w:rPr>
+                <w:rFonts w:hint="default"/>
+                <w:vertAlign w:val="baseline"/>
+                <w:lang w:val="en-US" w:eastAsia="zh-CN"/>
+              </w:rPr>
+            </w:pPr>
+          </w:p>
+        </w:tc>
+        <w:tc>
+          <w:tcPr>
+            <w:tcW w:w="1012" w:type="dxa"/>
+          </w:tcPr>
+          <w:p>
+            <w:pPr>
+              <w:rPr>
+                <w:rFonts w:hint="default"/>
+                <w:vertAlign w:val="baseline"/>
+                <w:lang w:val="en-US" w:eastAsia="zh-CN"/>
+              </w:rPr>
+            </w:pPr>
+          </w:p>
+        </w:tc>
+        <w:tc>
+          <w:tcPr>
+            <w:tcW w:w="1012" w:type="dxa"/>
+          </w:tcPr>
+          <w:p>
+            <w:pPr>
+              <w:rPr>
+                <w:vertAlign w:val="baseline"/>
+              </w:rPr>
+            </w:pPr>
+          </w:p>
+        </w:tc>
+        <w:tc>
+          <w:tcPr>
+            <w:tcW w:w="1012" w:type="dxa"/>
+          </w:tcPr>
+          <w:p>
+            <w:pPr>
+              <w:rPr>
+                <w:rFonts w:hint="default"/>
+                <w:vertAlign w:val="baseline"/>
+                <w:lang w:val="en-US" w:eastAsia="zh-CN"/>
+              </w:rPr>
+            </w:pPr>
           </w:p>
         </w:tc>
         <w:tc>
@@ -14285,204 +9331,80 @@
                 <w:lang w:val="en-US" w:eastAsia="zh-CN"/>
               </w:rPr>
             </w:pPr>
-            <w:r>
-              <w:rPr>
-                <w:rFonts w:hint="eastAsia"/>
-                <w:vertAlign w:val="baseline"/>
-                <w:lang w:val="en-US" w:eastAsia="zh-CN"/>
-              </w:rPr>
-              <w:t>▲0.9322</w:t>
-            </w:r>
-          </w:p>
-          <w:p>
-            <w:pPr>
-              <w:rPr>
-                <w:rFonts w:hint="default"/>
-                <w:vertAlign w:val="baseline"/>
-                <w:lang w:val="en-US" w:eastAsia="zh-CN"/>
-              </w:rPr>
-            </w:pPr>
-            <w:r>
-              <w:rPr>
-                <w:rFonts w:hint="eastAsia"/>
-                <w:vertAlign w:val="baseline"/>
-                <w:lang w:val="en-US" w:eastAsia="zh-CN"/>
-              </w:rPr>
-              <w:t>★0.9748</w:t>
-            </w:r>
-          </w:p>
-        </w:tc>
-        <w:tc>
-          <w:tcPr>
-            <w:tcW w:w="1012" w:type="dxa"/>
-          </w:tcPr>
-          <w:p>
-            <w:pPr>
-              <w:rPr>
-                <w:rFonts w:hint="default"/>
-                <w:vertAlign w:val="baseline"/>
-                <w:lang w:val="en-US" w:eastAsia="zh-CN"/>
-              </w:rPr>
-            </w:pPr>
-          </w:p>
-        </w:tc>
-        <w:tc>
-          <w:tcPr>
-            <w:tcW w:w="1012" w:type="dxa"/>
-          </w:tcPr>
-          <w:p>
-            <w:pPr>
-              <w:rPr>
-                <w:rFonts w:hint="eastAsia"/>
-                <w:vertAlign w:val="baseline"/>
-                <w:lang w:val="en-US" w:eastAsia="zh-CN"/>
-              </w:rPr>
-            </w:pPr>
-          </w:p>
-        </w:tc>
-        <w:tc>
-          <w:tcPr>
-            <w:tcW w:w="1012" w:type="dxa"/>
-          </w:tcPr>
-          <w:p>
-            <w:pPr>
-              <w:rPr>
-                <w:rFonts w:hint="default"/>
-                <w:vertAlign w:val="baseline"/>
-                <w:lang w:val="en-US" w:eastAsia="zh-CN"/>
-              </w:rPr>
-            </w:pPr>
-            <w:r>
-              <w:rPr>
-                <w:rFonts w:hint="eastAsia"/>
-                <w:vertAlign w:val="baseline"/>
-                <w:lang w:val="en-US" w:eastAsia="zh-CN"/>
-              </w:rPr>
-              <w:t>▲0.9575</w:t>
-            </w:r>
-          </w:p>
-          <w:p>
-            <w:pPr>
-              <w:rPr>
-                <w:vertAlign w:val="baseline"/>
-              </w:rPr>
-            </w:pPr>
-            <w:r>
-              <w:rPr>
-                <w:rFonts w:hint="eastAsia"/>
-                <w:vertAlign w:val="baseline"/>
-                <w:lang w:val="en-US" w:eastAsia="zh-CN"/>
-              </w:rPr>
-              <w:t>★</w:t>
-            </w:r>
-          </w:p>
-          <w:p>
-            <w:pPr>
-              <w:rPr>
-                <w:vertAlign w:val="baseline"/>
-              </w:rPr>
-            </w:pPr>
-          </w:p>
-        </w:tc>
-        <w:tc>
-          <w:tcPr>
-            <w:tcW w:w="1012" w:type="dxa"/>
-          </w:tcPr>
-          <w:p>
-            <w:pPr>
-              <w:rPr>
-                <w:rFonts w:hint="default"/>
-                <w:vertAlign w:val="baseline"/>
-                <w:lang w:val="en-US" w:eastAsia="zh-CN"/>
-              </w:rPr>
-            </w:pPr>
-            <w:r>
-              <w:rPr>
-                <w:rFonts w:hint="eastAsia"/>
-                <w:vertAlign w:val="baseline"/>
-                <w:lang w:val="en-US" w:eastAsia="zh-CN"/>
-              </w:rPr>
-              <w:t>▲0.9788</w:t>
-            </w:r>
-          </w:p>
-          <w:p>
-            <w:pPr>
-              <w:rPr>
-                <w:rFonts w:hint="eastAsia"/>
-                <w:vertAlign w:val="baseline"/>
-                <w:lang w:val="en-US" w:eastAsia="zh-CN"/>
-              </w:rPr>
-            </w:pPr>
-            <w:r>
-              <w:rPr>
-                <w:rFonts w:hint="eastAsia"/>
-                <w:vertAlign w:val="baseline"/>
-                <w:lang w:val="en-US" w:eastAsia="zh-CN"/>
-              </w:rPr>
-              <w:t>★</w:t>
-            </w:r>
-          </w:p>
-        </w:tc>
-        <w:tc>
-          <w:tcPr>
-            <w:tcW w:w="1012" w:type="dxa"/>
-          </w:tcPr>
-          <w:p>
-            <w:pPr>
-              <w:rPr>
-                <w:rFonts w:hint="default"/>
-                <w:vertAlign w:val="baseline"/>
-                <w:lang w:val="en-US" w:eastAsia="zh-CN"/>
-              </w:rPr>
-            </w:pPr>
-            <w:r>
-              <w:rPr>
-                <w:rFonts w:hint="eastAsia"/>
-                <w:vertAlign w:val="baseline"/>
-                <w:lang w:val="en-US" w:eastAsia="zh-CN"/>
-              </w:rPr>
-              <w:t>▲0.6238</w:t>
-            </w:r>
-          </w:p>
-          <w:p>
-            <w:pPr>
-              <w:rPr>
-                <w:rFonts w:hint="default"/>
-                <w:vertAlign w:val="baseline"/>
-                <w:lang w:val="en-US" w:eastAsia="zh-CN"/>
-              </w:rPr>
-            </w:pPr>
-            <w:r>
-              <w:rPr>
-                <w:rFonts w:hint="eastAsia"/>
-                <w:vertAlign w:val="baseline"/>
-                <w:lang w:val="en-US" w:eastAsia="zh-CN"/>
-              </w:rPr>
-              <w:t>★0.3062</w:t>
-            </w:r>
-          </w:p>
-        </w:tc>
-        <w:tc>
-          <w:tcPr>
-            <w:tcW w:w="1012" w:type="dxa"/>
-          </w:tcPr>
-          <w:p>
-            <w:pPr>
-              <w:rPr>
-                <w:rFonts w:hint="default"/>
-                <w:vertAlign w:val="baseline"/>
-                <w:lang w:val="en-US" w:eastAsia="zh-CN"/>
-              </w:rPr>
-            </w:pPr>
-            <w:r>
-              <w:rPr>
-                <w:rFonts w:hint="eastAsia"/>
-                <w:vertAlign w:val="baseline"/>
-                <w:lang w:val="en-US" w:eastAsia="zh-CN"/>
-              </w:rPr>
-              <w:t>▲0.8847</w:t>
-            </w:r>
-          </w:p>
+          </w:p>
+        </w:tc>
+        <w:tc>
+          <w:tcPr>
+            <w:tcW w:w="1012" w:type="dxa"/>
+          </w:tcPr>
+          <w:p>
+            <w:pPr>
+              <w:rPr>
+                <w:rFonts w:hint="default"/>
+                <w:vertAlign w:val="baseline"/>
+                <w:lang w:val="en-US" w:eastAsia="zh-CN"/>
+              </w:rPr>
+            </w:pPr>
+          </w:p>
+        </w:tc>
+        <w:tc>
+          <w:tcPr>
+            <w:tcW w:w="1012" w:type="dxa"/>
+          </w:tcPr>
+          <w:p>
+            <w:pPr>
+              <w:rPr>
+                <w:rFonts w:hint="eastAsia"/>
+                <w:vertAlign w:val="baseline"/>
+                <w:lang w:val="en-US" w:eastAsia="zh-CN"/>
+              </w:rPr>
+            </w:pPr>
+          </w:p>
+        </w:tc>
+        <w:tc>
+          <w:tcPr>
+            <w:tcW w:w="1012" w:type="dxa"/>
+          </w:tcPr>
+          <w:p>
+            <w:pPr>
+              <w:rPr>
+                <w:vertAlign w:val="baseline"/>
+              </w:rPr>
+            </w:pPr>
+          </w:p>
+        </w:tc>
+        <w:tc>
+          <w:tcPr>
+            <w:tcW w:w="1012" w:type="dxa"/>
+          </w:tcPr>
+          <w:p>
+            <w:pPr>
+              <w:rPr>
+                <w:rFonts w:hint="eastAsia"/>
+                <w:vertAlign w:val="baseline"/>
+                <w:lang w:val="en-US" w:eastAsia="zh-CN"/>
+              </w:rPr>
+            </w:pPr>
+          </w:p>
+        </w:tc>
+        <w:tc>
+          <w:tcPr>
+            <w:tcW w:w="1012" w:type="dxa"/>
+          </w:tcPr>
+          <w:p>
+            <w:pPr>
+              <w:rPr>
+                <w:rFonts w:hint="default"/>
+                <w:vertAlign w:val="baseline"/>
+                <w:lang w:val="en-US" w:eastAsia="zh-CN"/>
+              </w:rPr>
+            </w:pPr>
+          </w:p>
+        </w:tc>
+        <w:tc>
+          <w:tcPr>
+            <w:tcW w:w="1012" w:type="dxa"/>
+          </w:tcPr>
           <w:p>
             <w:pPr>
               <w:rPr>
@@ -14491,67 +9413,34 @@
                 <w:lang w:val="en-US" w:eastAsia="zh-CN"/>
               </w:rPr>
             </w:pPr>
-            <w:r>
-              <w:rPr>
-                <w:rFonts w:hint="eastAsia"/>
-                <w:vertAlign w:val="baseline"/>
-                <w:lang w:val="en-US" w:eastAsia="zh-CN"/>
-              </w:rPr>
-              <w:t>★</w:t>
-            </w:r>
-          </w:p>
-        </w:tc>
-        <w:tc>
-          <w:tcPr>
-            <w:tcW w:w="1012" w:type="dxa"/>
-          </w:tcPr>
-          <w:p>
-            <w:pPr>
-              <w:rPr>
-                <w:rFonts w:hint="default"/>
-                <w:vertAlign w:val="baseline"/>
-                <w:lang w:val="en-US" w:eastAsia="zh-CN"/>
-              </w:rPr>
-            </w:pPr>
-          </w:p>
-        </w:tc>
-        <w:tc>
-          <w:tcPr>
-            <w:tcW w:w="1012" w:type="dxa"/>
-          </w:tcPr>
-          <w:p>
-            <w:pPr>
-              <w:rPr>
-                <w:rFonts w:hint="default"/>
-                <w:vertAlign w:val="baseline"/>
-                <w:lang w:val="en-US" w:eastAsia="zh-CN"/>
-              </w:rPr>
-            </w:pPr>
-            <w:r>
-              <w:rPr>
-                <w:rFonts w:hint="eastAsia"/>
-                <w:vertAlign w:val="baseline"/>
-                <w:lang w:val="en-US" w:eastAsia="zh-CN"/>
-              </w:rPr>
-              <w:t>▲0.3184</w:t>
-            </w:r>
-          </w:p>
-          <w:p>
-            <w:pPr>
-              <w:rPr>
-                <w:rFonts w:hint="default"/>
-                <w:vertAlign w:val="baseline"/>
-                <w:lang w:val="en-US" w:eastAsia="zh-CN"/>
-              </w:rPr>
-            </w:pPr>
-            <w:r>
-              <w:rPr>
-                <w:rFonts w:hint="eastAsia"/>
-                <w:vertAlign w:val="baseline"/>
-                <w:lang w:val="en-US" w:eastAsia="zh-CN"/>
-              </w:rPr>
-              <w:t>★0.1504</w:t>
-            </w:r>
+          </w:p>
+        </w:tc>
+        <w:tc>
+          <w:tcPr>
+            <w:tcW w:w="1012" w:type="dxa"/>
+          </w:tcPr>
+          <w:p>
+            <w:pPr>
+              <w:rPr>
+                <w:rFonts w:hint="default"/>
+                <w:vertAlign w:val="baseline"/>
+                <w:lang w:val="en-US" w:eastAsia="zh-CN"/>
+              </w:rPr>
+            </w:pPr>
+          </w:p>
+        </w:tc>
+        <w:tc>
+          <w:tcPr>
+            <w:tcW w:w="1012" w:type="dxa"/>
+          </w:tcPr>
+          <w:p>
+            <w:pPr>
+              <w:rPr>
+                <w:rFonts w:hint="default"/>
+                <w:vertAlign w:val="baseline"/>
+                <w:lang w:val="en-US" w:eastAsia="zh-CN"/>
+              </w:rPr>
+            </w:pPr>
           </w:p>
         </w:tc>
         <w:tc>
